--- a/docs/docs/DiplomatervSablon_v4.2_hu.docx
+++ b/docs/docs/DiplomatervSablon_v4.2_hu.docx
@@ -1769,6 +1769,9 @@
       </w:r>
       <w:r>
         <w:t>, miközben az egyes résztvevők viselkedése kölcsönösen befolyásolhatja egymást. E komplex összefüggések modellezése olyan megoldást kíván, mely képes a strukturális kapcsolatok és az időbeli mintázatok együttes feldolgozására.</w:t>
+      </w:r>
+      <w:r>
+        <w:t xml:space="preserve"> A modern motorsportban a versenyek elemzése egyre inkább az adatok ilyen mértékű részleges feldolgozására és a különböző információk együttes értelmezésére épül.</w:t>
       </w:r>
     </w:p>
     <w:p>
@@ -6540,6 +6543,7 @@
   <w:style w:type="character" w:default="1" w:styleId="Bekezdsalapbettpusa">
     <w:name w:val="Default Paragraph Font"/>
     <w:uiPriority w:val="1"/>
+    <w:semiHidden/>
     <w:unhideWhenUsed/>
   </w:style>
   <w:style w:type="table" w:default="1" w:styleId="Normltblzat">

--- a/docs/docs/DiplomatervSablon_v4.2_hu.docx
+++ b/docs/docs/DiplomatervSablon_v4.2_hu.docx
@@ -1760,18 +1760,40 @@
         <w:t>A Forma 1 a motorsport egyik legösszetettebb technológiai és versenysportbeli területe, ahol a nyers teljesítmény mellett a stratégiai döntések és a valós idejű adatok elemzése meghatározó szerepet játszik.</w:t>
       </w:r>
       <w:r>
-        <w:t xml:space="preserve"> A versenyek során keletkező nagy mennyiségű adat lehetőséget teremt arra, hogy a versenyzők és a járművek viselkedését, a versenyhelyzetek alakulását, valamint az ezek mögött meghúzódó összefüggéseket gépi tanulási módszerekkel vizsgáljuk.</w:t>
-      </w:r>
-    </w:p>
-    <w:p>
-      <w:r>
-        <w:t>Egy futam nem csupán egymást követő, egymástól független állapotok sorozata. A versenyzők helyzete, a közöttük fennálló kapcsolatok és a stratégiai események időben folyamatosan, akár a másodperc tört része alatt változnak</w:t>
-      </w:r>
-      <w:r>
-        <w:t>, miközben az egyes résztvevők viselkedése kölcsönösen befolyásolhatja egymást. E komplex összefüggések modellezése olyan megoldást kíván, mely képes a strukturális kapcsolatok és az időbeli mintázatok együttes feldolgozására.</w:t>
-      </w:r>
-      <w:r>
-        <w:t xml:space="preserve"> A modern motorsportban a versenyek elemzése egyre inkább az adatok ilyen mértékű részleges feldolgozására és a különböző információk együttes értelmezésére épül.</w:t>
+        <w:t xml:space="preserve"> A versenyek során keletkező nagy mennyiségű </w:t>
+      </w:r>
+      <w:r>
+        <w:t>információ keletkezik a járművek mozgásáról, a járművek egymáshoz viszonyított helyzetéről és a futamok során bekövetkező eseményekről. Ezen adatok elemzése lehetőséget teremt</w:t>
+      </w:r>
+      <w:r>
+        <w:t xml:space="preserve"> a versenyhelyzetek alakulásának és az azok mögött meghúzódó összefüggéseknek a gépi tanulás eszközeivel történő vizsgálatára.</w:t>
+      </w:r>
+    </w:p>
+    <w:p>
+      <w:r>
+        <w:t>A versenyállapotok modellezése azonban több szempontból is összetett feladat. Egyrészt a versenyhelyzetek folyamatosan változnak, ezért egy adott időpillanat adatai önmagukban nem feltétlenül elegendőek a folyamatok értelmezéséhez. Másrészt a résztvevők közötti kapcsolatok is meghatározók, egy előzés, boxkiállás, vagy egy rendkívüli pályaesemény több versenyző helyzetét és a futam további alakulását is befolyásolhatja. A versenyadatok hatékony feldolgozásához ezért olyan megközelítésre van szükség, amely a pillanatnyi állapotok mellett a résztvevők közötti strukturális kapcsolatokat és az időbeli változásokat is figyelembe veszi.</w:t>
+      </w:r>
+    </w:p>
+    <w:p>
+      <w:r>
+        <w:t>A szakdolgozat célja egy olyan, gráfreprezentációra és időbeli mélytanulási modellezésre épülő rendszer megvalósítása, mely alkalmas a Forma 1-es versenyadatokból származó összetett állapotok reprezentációjának megtanulására. A megközelítés a versenyállapotokat gráfalapú megközelítéssel írja le, majd az ezekből előállított vektoros reprezentációkat időbeli szekvenciák részeként dolgozza fel. A cél annak megvalósítása, hogy a modell ne csupán egy adott állapot jellemzőit tanulja meg, hanem az állapotok sorrendjében és a köztük fennálló kapcsolatok viszonyában rejlő információt is képes legyen megtanulni.</w:t>
+      </w:r>
+    </w:p>
+    <w:p>
+      <w:r>
+        <w:t>A fejlesztés további szempontja a különböző időbeli léptékek kezelése. A rövid időtartamú és a hosszú, több körös</w:t>
+      </w:r>
+      <w:r>
+        <w:t xml:space="preserve"> távot felölelő szekvenciák eltérő időbeli kontextust biztosítanak a modell számára. Ezek együttes feldolgozásának kialakítása lehetőséget </w:t>
+      </w:r>
+      <w:r>
+        <w:lastRenderedPageBreak/>
+        <w:t>teremt annak vizsgálatára, hogy a rendszer miként képes különböző hosszúságú versenyfolyamatok reprezentációinak megtanulására, illetve milyen különböző mélységet igénylő következtetéseket képes levonni belőlük.</w:t>
+      </w:r>
+    </w:p>
+    <w:p>
+      <w:r>
+        <w:t>A dolgozat először bemutatja a feladat megértéséhez szükséges elméleti hátteret és a felhasznált adatok feldolgozását. Ezt követi a gráfreprezentáció előállításának, a gráfneurális hálózati komponensnek és az időbeli Transformer-encodernek az ismertetése. A további fejezetek kitérnek az előtanítási feladat és a tanítási folyamat kialakítására, majd bemutatják a megvalósítás tapasztalatait és a rendelkezésre álló eredményeket. Végül a dolgozat összegzi az elért eredményeket, valamint a rendszer további fejlesztési és felhasználási lehetőségeit.</w:t>
       </w:r>
     </w:p>
     <w:p>
@@ -6543,7 +6565,6 @@
   <w:style w:type="character" w:default="1" w:styleId="Bekezdsalapbettpusa">
     <w:name w:val="Default Paragraph Font"/>
     <w:uiPriority w:val="1"/>
-    <w:semiHidden/>
     <w:unhideWhenUsed/>
   </w:style>
   <w:style w:type="table" w:default="1" w:styleId="Normltblzat">

--- a/docs/docs/DiplomatervSablon_v4.2_hu.docx
+++ b/docs/docs/DiplomatervSablon_v4.2_hu.docx
@@ -208,7 +208,15 @@
         <w:ind w:left="714" w:hanging="357"/>
       </w:pPr>
       <w:r>
-        <w:t>Függelék(ek)</w:t>
+        <w:t>Függelék(</w:t>
+      </w:r>
+      <w:proofErr w:type="spellStart"/>
+      <w:r>
+        <w:t>ek</w:t>
+      </w:r>
+      <w:proofErr w:type="spellEnd"/>
+      <w:r>
+        <w:t>)</w:t>
       </w:r>
     </w:p>
     <w:p>
@@ -292,7 +300,15 @@
         <w:pStyle w:val="tmutat"/>
       </w:pPr>
       <w:r>
-        <w:t>Az irodalomjegyzék szövegközi hivatkozása történhet a Harvard-rendszerben (a szerző és az évszám megadásával) vagy sorszámozva. A teljes lista névsor szerinti sorrendben a szöveg végén szerepeljen (sorszámozott irodalmi hivatkozások esetén hivatkozási sorrendben). A szakirodalmi források címeit azonban mindig az eredeti nyelven kell megadni, esetleg zárójelben a fordítással. A listában szereplő valamennyi publikációra hivatkozni kell a szövegben. Minden publikáció a szerzők után a következő adatok szerepelnek: folyóirat cikkeknél a pontos cím, a folyóirat címe, évfolyam, szám, oldalszám tól-ig. A folyóirat címeket csak akkor rövidítsük, ha azok nagyon közismertek vagy nagyon hosszúak. Internet hivatkozások megadásakor fontos, hogy az elérési út előtt megadjuk az oldal tulajdonosát és tartalmát (mivel a link egy idő után akár elérhetetlenné is válhat), valamint az elérés időpontját.</w:t>
+        <w:t xml:space="preserve">Az irodalomjegyzék szövegközi hivatkozása történhet a Harvard-rendszerben (a szerző és az évszám megadásával) vagy </w:t>
+      </w:r>
+      <w:proofErr w:type="spellStart"/>
+      <w:r>
+        <w:t>sorszámozva</w:t>
+      </w:r>
+      <w:proofErr w:type="spellEnd"/>
+      <w:r>
+        <w:t>. A teljes lista névsor szerinti sorrendben a szöveg végén szerepeljen (sorszámozott irodalmi hivatkozások esetén hivatkozási sorrendben). A szakirodalmi források címeit azonban mindig az eredeti nyelven kell megadni, esetleg zárójelben a fordítással. A listában szereplő valamennyi publikációra hivatkozni kell a szövegben. Minden publikáció a szerzők után a következő adatok szerepelnek: folyóirat cikkeknél a pontos cím, a folyóirat címe, évfolyam, szám, oldalszám tól-ig. A folyóirat címeket csak akkor rövidítsük, ha azok nagyon közismertek vagy nagyon hosszúak. Internet hivatkozások megadásakor fontos, hogy az elérési út előtt megadjuk az oldal tulajdonosát és tartalmát (mivel a link egy idő után akár elérhetetlenné is válhat), valamint az elérés időpontját.</w:t>
       </w:r>
     </w:p>
     <w:p>
@@ -626,7 +642,7 @@
       <w:r>
         <w:fldChar w:fldCharType="separate"/>
       </w:r>
-      <w:hyperlink w:anchor="_Toc216158945" w:history="1">
+      <w:hyperlink w:anchor="_Toc243393414" w:history="1">
         <w:r>
           <w:rPr>
             <w:rStyle w:val="Hiperhivatkozs"/>
@@ -653,7 +669,7 @@
             <w:noProof/>
             <w:webHidden/>
           </w:rPr>
-          <w:instrText xml:space="preserve"> PAGEREF _Toc216158945 \h </w:instrText>
+          <w:instrText xml:space="preserve"> PAGEREF _Toc243393414 \h </w:instrText>
         </w:r>
         <w:r>
           <w:rPr>
@@ -696,7 +712,7 @@
           <w14:ligatures w14:val="standardContextual"/>
         </w:rPr>
       </w:pPr>
-      <w:hyperlink w:anchor="_Toc216158946" w:history="1">
+      <w:hyperlink w:anchor="_Toc243393415" w:history="1">
         <w:r>
           <w:rPr>
             <w:rStyle w:val="Hiperhivatkozs"/>
@@ -723,7 +739,7 @@
             <w:noProof/>
             <w:webHidden/>
           </w:rPr>
-          <w:instrText xml:space="preserve"> PAGEREF _Toc216158946 \h </w:instrText>
+          <w:instrText xml:space="preserve"> PAGEREF _Toc243393415 \h </w:instrText>
         </w:r>
         <w:r>
           <w:rPr>
@@ -766,7 +782,7 @@
           <w14:ligatures w14:val="standardContextual"/>
         </w:rPr>
       </w:pPr>
-      <w:hyperlink w:anchor="_Toc216158947" w:history="1">
+      <w:hyperlink w:anchor="_Toc243393416" w:history="1">
         <w:r>
           <w:rPr>
             <w:rStyle w:val="Hiperhivatkozs"/>
@@ -793,7 +809,7 @@
             <w:noProof/>
             <w:webHidden/>
           </w:rPr>
-          <w:instrText xml:space="preserve"> PAGEREF _Toc216158947 \h </w:instrText>
+          <w:instrText xml:space="preserve"> PAGEREF _Toc243393416 \h </w:instrText>
         </w:r>
         <w:r>
           <w:rPr>
@@ -838,13 +854,13 @@
           <w14:ligatures w14:val="standardContextual"/>
         </w:rPr>
       </w:pPr>
-      <w:hyperlink w:anchor="_Toc216158948" w:history="1">
+      <w:hyperlink w:anchor="_Toc243393417" w:history="1">
         <w:r>
           <w:rPr>
             <w:rStyle w:val="Hiperhivatkozs"/>
             <w:noProof/>
           </w:rPr>
-          <w:t>Formázási tudnivalók</w:t>
+          <w:t>Motiváció és előzmények</w:t>
         </w:r>
         <w:r>
           <w:rPr>
@@ -865,7 +881,7 @@
             <w:noProof/>
             <w:webHidden/>
           </w:rPr>
-          <w:instrText xml:space="preserve"> PAGEREF _Toc216158948 \h </w:instrText>
+          <w:instrText xml:space="preserve"> PAGEREF _Toc243393417 \h </w:instrText>
         </w:r>
         <w:r>
           <w:rPr>
@@ -898,25 +914,23 @@
     </w:p>
     <w:p>
       <w:pPr>
-        <w:pStyle w:val="TJ3"/>
-        <w:tabs>
-          <w:tab w:val="right" w:leader="dot" w:pos="8494"/>
-        </w:tabs>
+        <w:pStyle w:val="TJ1"/>
         <w:rPr>
           <w:rFonts w:asciiTheme="minorHAnsi" w:eastAsiaTheme="minorEastAsia" w:hAnsiTheme="minorHAnsi" w:cstheme="minorBidi"/>
+          <w:b w:val="0"/>
           <w:noProof/>
           <w:kern w:val="2"/>
           <w:lang w:eastAsia="hu-HU"/>
           <w14:ligatures w14:val="standardContextual"/>
         </w:rPr>
       </w:pPr>
-      <w:hyperlink w:anchor="_Toc216158949" w:history="1">
+      <w:hyperlink w:anchor="_Toc243393418" w:history="1">
         <w:r>
           <w:rPr>
             <w:rStyle w:val="Hiperhivatkozs"/>
             <w:noProof/>
           </w:rPr>
-          <w:t>1.1.1 Címsorok</w:t>
+          <w:t>A feladatkírás pontosítása és értelmezése</w:t>
         </w:r>
         <w:r>
           <w:rPr>
@@ -937,223 +951,7 @@
             <w:noProof/>
             <w:webHidden/>
           </w:rPr>
-          <w:instrText xml:space="preserve"> PAGEREF _Toc216158949 \h </w:instrText>
-        </w:r>
-        <w:r>
-          <w:rPr>
-            <w:noProof/>
-            <w:webHidden/>
-          </w:rPr>
-        </w:r>
-        <w:r>
-          <w:rPr>
-            <w:noProof/>
-            <w:webHidden/>
-          </w:rPr>
-          <w:fldChar w:fldCharType="separate"/>
-        </w:r>
-        <w:r>
-          <w:rPr>
-            <w:noProof/>
-            <w:webHidden/>
-          </w:rPr>
-          <w:t>8</w:t>
-        </w:r>
-        <w:r>
-          <w:rPr>
-            <w:noProof/>
-            <w:webHidden/>
-          </w:rPr>
-          <w:fldChar w:fldCharType="end"/>
-        </w:r>
-      </w:hyperlink>
-    </w:p>
-    <w:p>
-      <w:pPr>
-        <w:pStyle w:val="TJ3"/>
-        <w:tabs>
-          <w:tab w:val="right" w:leader="dot" w:pos="8494"/>
-        </w:tabs>
-        <w:rPr>
-          <w:rFonts w:asciiTheme="minorHAnsi" w:eastAsiaTheme="minorEastAsia" w:hAnsiTheme="minorHAnsi" w:cstheme="minorBidi"/>
-          <w:noProof/>
-          <w:kern w:val="2"/>
-          <w:lang w:eastAsia="hu-HU"/>
-          <w14:ligatures w14:val="standardContextual"/>
-        </w:rPr>
-      </w:pPr>
-      <w:hyperlink w:anchor="_Toc216158950" w:history="1">
-        <w:r>
-          <w:rPr>
-            <w:rStyle w:val="Hiperhivatkozs"/>
-            <w:noProof/>
-          </w:rPr>
-          <w:t>1.1.2 Képek</w:t>
-        </w:r>
-        <w:r>
-          <w:rPr>
-            <w:noProof/>
-            <w:webHidden/>
-          </w:rPr>
-          <w:tab/>
-        </w:r>
-        <w:r>
-          <w:rPr>
-            <w:noProof/>
-            <w:webHidden/>
-          </w:rPr>
-          <w:fldChar w:fldCharType="begin"/>
-        </w:r>
-        <w:r>
-          <w:rPr>
-            <w:noProof/>
-            <w:webHidden/>
-          </w:rPr>
-          <w:instrText xml:space="preserve"> PAGEREF _Toc216158950 \h </w:instrText>
-        </w:r>
-        <w:r>
-          <w:rPr>
-            <w:noProof/>
-            <w:webHidden/>
-          </w:rPr>
-        </w:r>
-        <w:r>
-          <w:rPr>
-            <w:noProof/>
-            <w:webHidden/>
-          </w:rPr>
-          <w:fldChar w:fldCharType="separate"/>
-        </w:r>
-        <w:r>
-          <w:rPr>
-            <w:noProof/>
-            <w:webHidden/>
-          </w:rPr>
-          <w:t>8</w:t>
-        </w:r>
-        <w:r>
-          <w:rPr>
-            <w:noProof/>
-            <w:webHidden/>
-          </w:rPr>
-          <w:fldChar w:fldCharType="end"/>
-        </w:r>
-      </w:hyperlink>
-    </w:p>
-    <w:p>
-      <w:pPr>
-        <w:pStyle w:val="TJ3"/>
-        <w:tabs>
-          <w:tab w:val="right" w:leader="dot" w:pos="8494"/>
-        </w:tabs>
-        <w:rPr>
-          <w:rFonts w:asciiTheme="minorHAnsi" w:eastAsiaTheme="minorEastAsia" w:hAnsiTheme="minorHAnsi" w:cstheme="minorBidi"/>
-          <w:noProof/>
-          <w:kern w:val="2"/>
-          <w:lang w:eastAsia="hu-HU"/>
-          <w14:ligatures w14:val="standardContextual"/>
-        </w:rPr>
-      </w:pPr>
-      <w:hyperlink w:anchor="_Toc216158951" w:history="1">
-        <w:r>
-          <w:rPr>
-            <w:rStyle w:val="Hiperhivatkozs"/>
-            <w:noProof/>
-          </w:rPr>
-          <w:t>1.1.3 Kódrészletek</w:t>
-        </w:r>
-        <w:r>
-          <w:rPr>
-            <w:noProof/>
-            <w:webHidden/>
-          </w:rPr>
-          <w:tab/>
-        </w:r>
-        <w:r>
-          <w:rPr>
-            <w:noProof/>
-            <w:webHidden/>
-          </w:rPr>
-          <w:fldChar w:fldCharType="begin"/>
-        </w:r>
-        <w:r>
-          <w:rPr>
-            <w:noProof/>
-            <w:webHidden/>
-          </w:rPr>
-          <w:instrText xml:space="preserve"> PAGEREF _Toc216158951 \h </w:instrText>
-        </w:r>
-        <w:r>
-          <w:rPr>
-            <w:noProof/>
-            <w:webHidden/>
-          </w:rPr>
-        </w:r>
-        <w:r>
-          <w:rPr>
-            <w:noProof/>
-            <w:webHidden/>
-          </w:rPr>
-          <w:fldChar w:fldCharType="separate"/>
-        </w:r>
-        <w:r>
-          <w:rPr>
-            <w:noProof/>
-            <w:webHidden/>
-          </w:rPr>
-          <w:t>8</w:t>
-        </w:r>
-        <w:r>
-          <w:rPr>
-            <w:noProof/>
-            <w:webHidden/>
-          </w:rPr>
-          <w:fldChar w:fldCharType="end"/>
-        </w:r>
-      </w:hyperlink>
-    </w:p>
-    <w:p>
-      <w:pPr>
-        <w:pStyle w:val="TJ3"/>
-        <w:tabs>
-          <w:tab w:val="right" w:leader="dot" w:pos="8494"/>
-        </w:tabs>
-        <w:rPr>
-          <w:rFonts w:asciiTheme="minorHAnsi" w:eastAsiaTheme="minorEastAsia" w:hAnsiTheme="minorHAnsi" w:cstheme="minorBidi"/>
-          <w:noProof/>
-          <w:kern w:val="2"/>
-          <w:lang w:eastAsia="hu-HU"/>
-          <w14:ligatures w14:val="standardContextual"/>
-        </w:rPr>
-      </w:pPr>
-      <w:hyperlink w:anchor="_Toc216158952" w:history="1">
-        <w:r>
-          <w:rPr>
-            <w:rStyle w:val="Hiperhivatkozs"/>
-            <w:noProof/>
-          </w:rPr>
-          <w:t>1.1.4 Irodalomjegyzék</w:t>
-        </w:r>
-        <w:r>
-          <w:rPr>
-            <w:noProof/>
-            <w:webHidden/>
-          </w:rPr>
-          <w:tab/>
-        </w:r>
-        <w:r>
-          <w:rPr>
-            <w:noProof/>
-            <w:webHidden/>
-          </w:rPr>
-          <w:fldChar w:fldCharType="begin"/>
-        </w:r>
-        <w:r>
-          <w:rPr>
-            <w:noProof/>
-            <w:webHidden/>
-          </w:rPr>
-          <w:instrText xml:space="preserve"> PAGEREF _Toc216158952 \h </w:instrText>
+          <w:instrText xml:space="preserve"> PAGEREF _Toc243393418 \h </w:instrText>
         </w:r>
         <w:r>
           <w:rPr>
@@ -1196,7 +994,7 @@
           <w14:ligatures w14:val="standardContextual"/>
         </w:rPr>
       </w:pPr>
-      <w:hyperlink w:anchor="_Toc216158953" w:history="1">
+      <w:hyperlink w:anchor="_Toc243393419" w:history="1">
         <w:r>
           <w:rPr>
             <w:rStyle w:val="Hiperhivatkozs"/>
@@ -1223,7 +1021,7 @@
             <w:noProof/>
             <w:webHidden/>
           </w:rPr>
-          <w:instrText xml:space="preserve"> PAGEREF _Toc216158953 \h </w:instrText>
+          <w:instrText xml:space="preserve"> PAGEREF _Toc243393419 \h </w:instrText>
         </w:r>
         <w:r>
           <w:rPr>
@@ -1266,7 +1064,7 @@
           <w14:ligatures w14:val="standardContextual"/>
         </w:rPr>
       </w:pPr>
-      <w:hyperlink w:anchor="_Toc216158954" w:history="1">
+      <w:hyperlink w:anchor="_Toc243393420" w:history="1">
         <w:r>
           <w:rPr>
             <w:rStyle w:val="Hiperhivatkozs"/>
@@ -1293,7 +1091,7 @@
             <w:noProof/>
             <w:webHidden/>
           </w:rPr>
-          <w:instrText xml:space="preserve"> PAGEREF _Toc216158954 \h </w:instrText>
+          <w:instrText xml:space="preserve"> PAGEREF _Toc243393420 \h </w:instrText>
         </w:r>
         <w:r>
           <w:rPr>
@@ -1336,7 +1134,7 @@
           <w14:ligatures w14:val="standardContextual"/>
         </w:rPr>
       </w:pPr>
-      <w:hyperlink w:anchor="_Toc216158955" w:history="1">
+      <w:hyperlink w:anchor="_Toc243393421" w:history="1">
         <w:r>
           <w:rPr>
             <w:rStyle w:val="Hiperhivatkozs"/>
@@ -1363,7 +1161,7 @@
             <w:noProof/>
             <w:webHidden/>
           </w:rPr>
-          <w:instrText xml:space="preserve"> PAGEREF _Toc216158955 \h </w:instrText>
+          <w:instrText xml:space="preserve"> PAGEREF _Toc243393421 \h </w:instrText>
         </w:r>
         <w:r>
           <w:rPr>
@@ -1409,7 +1207,7 @@
           <w14:ligatures w14:val="standardContextual"/>
         </w:rPr>
       </w:pPr>
-      <w:hyperlink w:anchor="_Toc216158956" w:history="1">
+      <w:hyperlink w:anchor="_Toc243393422" w:history="1">
         <w:r>
           <w:rPr>
             <w:rStyle w:val="Hiperhivatkozs"/>
@@ -1453,7 +1251,7 @@
             <w:noProof/>
             <w:webHidden/>
           </w:rPr>
-          <w:instrText xml:space="preserve"> PAGEREF _Toc216158956 \h </w:instrText>
+          <w:instrText xml:space="preserve"> PAGEREF _Toc243393422 \h </w:instrText>
         </w:r>
         <w:r>
           <w:rPr>
@@ -1557,7 +1355,15 @@
         <w:pStyle w:val="Nyilatkozatszveg"/>
       </w:pPr>
       <w:r>
-        <w:t>Hozzájárulok, hogy a jelen munkám alapadatait (szerző(k), cím, angol és magyar nyelvű tartalmi kivonat, készítés éve, konzulens(ek) neve) a BME VIK az interneten nyilvánosan hozzáférhetővé tegye, a munka teljes szövege pedig a BME Címtárban regisztrált személyek számára elérhető legyen.</w:t>
+        <w:t>Hozzájárulok, hogy a jelen munkám alapadatait (szerző(k), cím, angol és magyar nyelvű tartalmi kivonat, készítés éve, konzulens(</w:t>
+      </w:r>
+      <w:proofErr w:type="spellStart"/>
+      <w:r>
+        <w:t>ek</w:t>
+      </w:r>
+      <w:proofErr w:type="spellEnd"/>
+      <w:r>
+        <w:t>) neve) a BME VIK az interneten nyilvánosan hozzáférhetővé tegye, a munka teljes szövege pedig a BME Címtárban regisztrált személyek számára elérhető legyen.</w:t>
       </w:r>
       <w:r>
         <w:t xml:space="preserve"> Kijelentem, hogy a benyújtott munka és annak elektronikus verziója megegyezik.</w:t>
@@ -1592,7 +1398,7 @@
         <w:rPr>
           <w:noProof/>
         </w:rPr>
-        <w:t>2026. 10. 19.</w:t>
+        <w:t>2026. 10. 20.</w:t>
       </w:r>
       <w:r>
         <w:fldChar w:fldCharType="end"/>
@@ -1643,9 +1449,9 @@
     </w:p>
     <w:p>
       <w:pPr>
-        <w:pStyle w:val="Fejezetcimszmozsnlkl"/>
-      </w:pPr>
-      <w:bookmarkStart w:id="0" w:name="_Toc216158945"/>
+        <w:pStyle w:val="Cmsor1"/>
+      </w:pPr>
+      <w:bookmarkStart w:id="0" w:name="_Toc243393414"/>
       <w:r>
         <w:lastRenderedPageBreak/>
         <w:t>Összefoglaló</w:t>
@@ -1654,12 +1460,44 @@
     </w:p>
     <w:p>
       <w:r>
-        <w:t>A Formula 1 az elmúlt évszázadban az autóversenyzés csúcsaként meghatározó, folyamatosan bővülő, technikailag mindig megújuló versenysporttá nőtte ki magát. A futamok során keletkező hatalmas mennyiségű telemetriai és stratégiai adat puszta mérete és komplexitása miatt a hagyományos stratégiai módszerek már nem elegendőek a dinamikus versenyszituációk mélyebb megértéséhez.</w:t>
-      </w:r>
-    </w:p>
-    <w:p>
-      <w:r>
-        <w:t>A dolgozat célja egy ilyen versenyadatok feldolgozására képes, gráfreprezentációra és Transformer-alapú időbeli modellezésre épülő gépi tanulási architektúra megtervezése és megvalósítása. A megvalósított rendszer a versenyállapotok gráfalapú reprezentációját időbeli szekvenciamodellezéssel kapcsolja össze. A gráfokból kinyert vektoros reprezentációkat egy olyan transzformer alapú architektúra (BERT model) dolgozza fel, melynek feladata az egymást követő időpillanatok közötti összefüggések megtanulása. A megközelítés lehetővé teszi, hogy a modell ne csak egy adott időpillanat összefüggéseit, hanem az egyes időpillanatok közötti összefüggéseket tanulja.</w:t>
+        <w:t xml:space="preserve">A Formula 1 az elmúlt évszázadban az autóversenyzés csúcsaként meghatározó, folyamatosan bővülő, technikailag mindig megújuló versenysporttá </w:t>
+      </w:r>
+      <w:proofErr w:type="spellStart"/>
+      <w:r>
+        <w:t>nőtte</w:t>
+      </w:r>
+      <w:proofErr w:type="spellEnd"/>
+      <w:r>
+        <w:t xml:space="preserve"> ki magát. A futamok során keletkező hatalmas mennyiségű telemetriai és stratégiai adat puszta mérete és komplexitása miatt a hagyományos stratégiai módszerek már nem elegendőek a dinamikus versenyszituációk mélyebb megértéséhez.</w:t>
+      </w:r>
+    </w:p>
+    <w:p>
+      <w:r>
+        <w:t xml:space="preserve">A dolgozat célja egy ilyen versenyadatok feldolgozására képes, gráfreprezentációra és </w:t>
+      </w:r>
+      <w:proofErr w:type="spellStart"/>
+      <w:r>
+        <w:t>Transformer</w:t>
+      </w:r>
+      <w:proofErr w:type="spellEnd"/>
+      <w:r>
+        <w:t xml:space="preserve">-alapú időbeli modellezésre épülő gépi tanulási architektúra megtervezése és megvalósítása. A megvalósított rendszer a versenyállapotok gráfalapú reprezentációját időbeli szekvenciamodellezéssel kapcsolja össze. A gráfokból kinyert vektoros reprezentációkat egy olyan </w:t>
+      </w:r>
+      <w:proofErr w:type="spellStart"/>
+      <w:r>
+        <w:t>transzformer</w:t>
+      </w:r>
+      <w:proofErr w:type="spellEnd"/>
+      <w:r>
+        <w:t xml:space="preserve"> alapú architektúra (BERT </w:t>
+      </w:r>
+      <w:proofErr w:type="spellStart"/>
+      <w:r>
+        <w:t>model</w:t>
+      </w:r>
+      <w:proofErr w:type="spellEnd"/>
+      <w:r>
+        <w:t>) dolgozza fel, melynek feladata az egymást követő időpillanatok közötti összefüggések megtanulása. A megközelítés lehetővé teszi, hogy a modell ne csak egy adott időpillanat összefüggéseit, hanem az egyes időpillanatok közötti összefüggéseket tanulja.</w:t>
       </w:r>
       <w:r>
         <w:t xml:space="preserve"> Azonban a versenyhelyzetek</w:t>
@@ -1671,59 +1509,1183 @@
         <w:t xml:space="preserve"> alakulása különböző hosszúságú időpillanatokban más-más hatást mutatnak, így különösen fontos volt, hogy az architektúra mind a rövid-, mind pedig a hosszabb távú folyamatokat képes legyen megérteni.</w:t>
       </w:r>
     </w:p>
-    <w:p/>
-    <w:p>
-      <w:pPr>
-        <w:pStyle w:val="Fejezetcimszmozsnlkl"/>
-      </w:pPr>
-      <w:bookmarkStart w:id="1" w:name="_Toc216158946"/>
+    <w:p>
+      <w:pPr>
+        <w:pStyle w:val="Cmsor1"/>
+      </w:pPr>
+      <w:bookmarkStart w:id="1" w:name="_Toc243393415"/>
+      <w:proofErr w:type="spellStart"/>
       <w:r>
         <w:lastRenderedPageBreak/>
         <w:t>Abstract</w:t>
       </w:r>
       <w:bookmarkEnd w:id="1"/>
-    </w:p>
-    <w:p>
-      <w:r>
-        <w:t>Over the past century, Formula 1 has evolved into the pinnacle of motor racing, a dominant, continuously changing, expanding and technologically ever-evolving competitive sport. Due to the sheer volume and complexity of telemetry and strategic data generated during races traditional statistical methods are no longer sufficient for a deeper understanding of dynamic race situations.</w:t>
-      </w:r>
-    </w:p>
-    <w:p>
-      <w:r>
-        <w:t>This thesis presents</w:t>
-      </w:r>
-      <w:r>
-        <w:t xml:space="preserve"> and implements</w:t>
-      </w:r>
-      <w:r>
-        <w:t xml:space="preserve"> </w:t>
-      </w:r>
-      <w:r>
-        <w:t>a machine learning architecture capable of understanding and processing such racing data, based on graph-representation and Transformer based temporal modeling. The implemented system connects the graph-based representations of of race situations with temporal sequence modeling. The vector representations extracted from the graphs are processed by a Transformer-based architecture (BERT), whose task is to learn the correlation between consecutive timestamps. This approach allows the model to learn not only the correlations of a given time step, but also the relationships between them. However different situations</w:t>
-      </w:r>
-      <w:r>
-        <w:t xml:space="preserve"> (such as an overtake, compared to tire degradation)</w:t>
-      </w:r>
-      <w:r>
-        <w:t xml:space="preserve"> have the</w:t>
+      <w:proofErr w:type="spellEnd"/>
+    </w:p>
+    <w:p>
+      <w:r>
+        <w:t xml:space="preserve">Over </w:t>
+      </w:r>
+      <w:proofErr w:type="spellStart"/>
+      <w:r>
+        <w:t>the</w:t>
+      </w:r>
+      <w:proofErr w:type="spellEnd"/>
+      <w:r>
+        <w:t xml:space="preserve"> </w:t>
+      </w:r>
+      <w:proofErr w:type="spellStart"/>
+      <w:r>
+        <w:t>past</w:t>
+      </w:r>
+      <w:proofErr w:type="spellEnd"/>
+      <w:r>
+        <w:t xml:space="preserve"> </w:t>
+      </w:r>
+      <w:proofErr w:type="spellStart"/>
+      <w:r>
+        <w:t>century</w:t>
+      </w:r>
+      <w:proofErr w:type="spellEnd"/>
+      <w:r>
+        <w:t xml:space="preserve">, Formula 1 has </w:t>
+      </w:r>
+      <w:proofErr w:type="spellStart"/>
+      <w:r>
+        <w:t>evolved</w:t>
+      </w:r>
+      <w:proofErr w:type="spellEnd"/>
+      <w:r>
+        <w:t xml:space="preserve"> </w:t>
+      </w:r>
+      <w:proofErr w:type="spellStart"/>
+      <w:r>
+        <w:t>into</w:t>
+      </w:r>
+      <w:proofErr w:type="spellEnd"/>
+      <w:r>
+        <w:t xml:space="preserve"> </w:t>
+      </w:r>
+      <w:proofErr w:type="spellStart"/>
+      <w:r>
+        <w:t>the</w:t>
+      </w:r>
+      <w:proofErr w:type="spellEnd"/>
+      <w:r>
+        <w:t xml:space="preserve"> </w:t>
+      </w:r>
+      <w:proofErr w:type="spellStart"/>
+      <w:r>
+        <w:t>pinnacle</w:t>
+      </w:r>
+      <w:proofErr w:type="spellEnd"/>
+      <w:r>
+        <w:t xml:space="preserve"> of motor </w:t>
+      </w:r>
+      <w:proofErr w:type="spellStart"/>
+      <w:r>
+        <w:t>racing</w:t>
+      </w:r>
+      <w:proofErr w:type="spellEnd"/>
+      <w:r>
+        <w:t xml:space="preserve">, a </w:t>
+      </w:r>
+      <w:proofErr w:type="spellStart"/>
+      <w:r>
+        <w:t>dominant</w:t>
+      </w:r>
+      <w:proofErr w:type="spellEnd"/>
+      <w:r>
+        <w:t xml:space="preserve">, </w:t>
+      </w:r>
+      <w:proofErr w:type="spellStart"/>
+      <w:r>
+        <w:t>continuously</w:t>
+      </w:r>
+      <w:proofErr w:type="spellEnd"/>
+      <w:r>
+        <w:t xml:space="preserve"> </w:t>
+      </w:r>
+      <w:proofErr w:type="spellStart"/>
+      <w:r>
+        <w:t>changing</w:t>
+      </w:r>
+      <w:proofErr w:type="spellEnd"/>
+      <w:r>
+        <w:t xml:space="preserve">, </w:t>
+      </w:r>
+      <w:proofErr w:type="spellStart"/>
+      <w:r>
+        <w:t>expanding</w:t>
+      </w:r>
+      <w:proofErr w:type="spellEnd"/>
+      <w:r>
+        <w:t xml:space="preserve"> and </w:t>
+      </w:r>
+      <w:proofErr w:type="spellStart"/>
+      <w:r>
+        <w:t>technologically</w:t>
+      </w:r>
+      <w:proofErr w:type="spellEnd"/>
+      <w:r>
+        <w:t xml:space="preserve"> </w:t>
+      </w:r>
+      <w:proofErr w:type="spellStart"/>
+      <w:r>
+        <w:t>ever-evolving</w:t>
+      </w:r>
+      <w:proofErr w:type="spellEnd"/>
+      <w:r>
+        <w:t xml:space="preserve"> </w:t>
+      </w:r>
+      <w:proofErr w:type="spellStart"/>
+      <w:r>
+        <w:t>competitive</w:t>
+      </w:r>
+      <w:proofErr w:type="spellEnd"/>
+      <w:r>
+        <w:t xml:space="preserve"> sport. </w:t>
+      </w:r>
+      <w:proofErr w:type="spellStart"/>
+      <w:r>
+        <w:t>Due</w:t>
+      </w:r>
+      <w:proofErr w:type="spellEnd"/>
+      <w:r>
+        <w:t xml:space="preserve"> </w:t>
+      </w:r>
+      <w:proofErr w:type="spellStart"/>
+      <w:r>
+        <w:t>to</w:t>
+      </w:r>
+      <w:proofErr w:type="spellEnd"/>
+      <w:r>
+        <w:t xml:space="preserve"> </w:t>
+      </w:r>
+      <w:proofErr w:type="spellStart"/>
+      <w:r>
+        <w:t>the</w:t>
+      </w:r>
+      <w:proofErr w:type="spellEnd"/>
+      <w:r>
+        <w:t xml:space="preserve"> </w:t>
+      </w:r>
+      <w:proofErr w:type="spellStart"/>
+      <w:r>
+        <w:t>sheer</w:t>
+      </w:r>
+      <w:proofErr w:type="spellEnd"/>
+      <w:r>
+        <w:t xml:space="preserve"> </w:t>
+      </w:r>
+      <w:proofErr w:type="spellStart"/>
+      <w:r>
+        <w:t>volume</w:t>
+      </w:r>
+      <w:proofErr w:type="spellEnd"/>
+      <w:r>
+        <w:t xml:space="preserve"> and </w:t>
+      </w:r>
+      <w:proofErr w:type="spellStart"/>
+      <w:r>
+        <w:t>complexity</w:t>
+      </w:r>
+      <w:proofErr w:type="spellEnd"/>
+      <w:r>
+        <w:t xml:space="preserve"> of </w:t>
+      </w:r>
+      <w:proofErr w:type="spellStart"/>
+      <w:r>
+        <w:t>telemetry</w:t>
+      </w:r>
+      <w:proofErr w:type="spellEnd"/>
+      <w:r>
+        <w:t xml:space="preserve"> and </w:t>
+      </w:r>
+      <w:proofErr w:type="spellStart"/>
+      <w:r>
+        <w:t>strategic</w:t>
+      </w:r>
+      <w:proofErr w:type="spellEnd"/>
+      <w:r>
+        <w:t xml:space="preserve"> </w:t>
+      </w:r>
+      <w:proofErr w:type="spellStart"/>
+      <w:r>
+        <w:t>data</w:t>
+      </w:r>
+      <w:proofErr w:type="spellEnd"/>
+      <w:r>
+        <w:t xml:space="preserve"> </w:t>
+      </w:r>
+      <w:proofErr w:type="spellStart"/>
+      <w:r>
+        <w:t>generated</w:t>
+      </w:r>
+      <w:proofErr w:type="spellEnd"/>
+      <w:r>
+        <w:t xml:space="preserve"> </w:t>
+      </w:r>
+      <w:proofErr w:type="spellStart"/>
+      <w:r>
+        <w:t>during</w:t>
+      </w:r>
+      <w:proofErr w:type="spellEnd"/>
+      <w:r>
+        <w:t xml:space="preserve"> </w:t>
+      </w:r>
+      <w:proofErr w:type="spellStart"/>
+      <w:r>
+        <w:t>races</w:t>
+      </w:r>
+      <w:proofErr w:type="spellEnd"/>
+      <w:r>
+        <w:t xml:space="preserve"> </w:t>
+      </w:r>
+      <w:proofErr w:type="spellStart"/>
+      <w:r>
+        <w:t>traditional</w:t>
+      </w:r>
+      <w:proofErr w:type="spellEnd"/>
+      <w:r>
+        <w:t xml:space="preserve"> </w:t>
+      </w:r>
+      <w:proofErr w:type="spellStart"/>
+      <w:r>
+        <w:t>statistical</w:t>
+      </w:r>
+      <w:proofErr w:type="spellEnd"/>
+      <w:r>
+        <w:t xml:space="preserve"> </w:t>
+      </w:r>
+      <w:proofErr w:type="spellStart"/>
+      <w:r>
+        <w:t>methods</w:t>
+      </w:r>
+      <w:proofErr w:type="spellEnd"/>
+      <w:r>
+        <w:t xml:space="preserve"> </w:t>
+      </w:r>
+      <w:proofErr w:type="spellStart"/>
+      <w:r>
+        <w:t>are</w:t>
+      </w:r>
+      <w:proofErr w:type="spellEnd"/>
+      <w:r>
+        <w:t xml:space="preserve"> no </w:t>
+      </w:r>
+      <w:proofErr w:type="spellStart"/>
+      <w:r>
+        <w:t>longer</w:t>
+      </w:r>
+      <w:proofErr w:type="spellEnd"/>
+      <w:r>
+        <w:t xml:space="preserve"> </w:t>
+      </w:r>
+      <w:proofErr w:type="spellStart"/>
+      <w:r>
+        <w:t>sufficient</w:t>
+      </w:r>
+      <w:proofErr w:type="spellEnd"/>
+      <w:r>
+        <w:t xml:space="preserve"> </w:t>
+      </w:r>
+      <w:proofErr w:type="spellStart"/>
+      <w:r>
+        <w:t>for</w:t>
+      </w:r>
+      <w:proofErr w:type="spellEnd"/>
+      <w:r>
+        <w:t xml:space="preserve"> a </w:t>
+      </w:r>
+      <w:proofErr w:type="spellStart"/>
+      <w:r>
+        <w:t>deeper</w:t>
+      </w:r>
+      <w:proofErr w:type="spellEnd"/>
+      <w:r>
+        <w:t xml:space="preserve"> </w:t>
+      </w:r>
+      <w:proofErr w:type="spellStart"/>
+      <w:r>
+        <w:t>understanding</w:t>
+      </w:r>
+      <w:proofErr w:type="spellEnd"/>
+      <w:r>
+        <w:t xml:space="preserve"> of </w:t>
+      </w:r>
+      <w:proofErr w:type="spellStart"/>
+      <w:r>
+        <w:t>dynamic</w:t>
+      </w:r>
+      <w:proofErr w:type="spellEnd"/>
+      <w:r>
+        <w:t xml:space="preserve"> </w:t>
+      </w:r>
+      <w:proofErr w:type="spellStart"/>
+      <w:r>
+        <w:t>race</w:t>
+      </w:r>
+      <w:proofErr w:type="spellEnd"/>
+      <w:r>
+        <w:t xml:space="preserve"> </w:t>
+      </w:r>
+      <w:proofErr w:type="spellStart"/>
+      <w:r>
+        <w:t>situations</w:t>
+      </w:r>
+      <w:proofErr w:type="spellEnd"/>
+      <w:r>
+        <w:t>.</w:t>
+      </w:r>
+    </w:p>
+    <w:p>
+      <w:proofErr w:type="spellStart"/>
+      <w:r>
+        <w:t>This</w:t>
+      </w:r>
+      <w:proofErr w:type="spellEnd"/>
+      <w:r>
+        <w:t xml:space="preserve"> </w:t>
+      </w:r>
+      <w:proofErr w:type="spellStart"/>
+      <w:r>
+        <w:t>thesis</w:t>
+      </w:r>
+      <w:proofErr w:type="spellEnd"/>
+      <w:r>
+        <w:t xml:space="preserve"> </w:t>
+      </w:r>
+      <w:proofErr w:type="spellStart"/>
+      <w:r>
+        <w:t>presents</w:t>
+      </w:r>
+      <w:proofErr w:type="spellEnd"/>
+      <w:r>
+        <w:t xml:space="preserve"> and </w:t>
+      </w:r>
+      <w:proofErr w:type="spellStart"/>
+      <w:r>
+        <w:t>implements</w:t>
+      </w:r>
+      <w:proofErr w:type="spellEnd"/>
+      <w:r>
+        <w:t xml:space="preserve"> </w:t>
+      </w:r>
+      <w:r>
+        <w:t xml:space="preserve">a </w:t>
+      </w:r>
+      <w:proofErr w:type="spellStart"/>
+      <w:r>
+        <w:t>novel</w:t>
+      </w:r>
+      <w:proofErr w:type="spellEnd"/>
+      <w:r>
+        <w:t xml:space="preserve"> </w:t>
+      </w:r>
+      <w:proofErr w:type="spellStart"/>
+      <w:r>
+        <w:t>machine</w:t>
+      </w:r>
+      <w:proofErr w:type="spellEnd"/>
+      <w:r>
+        <w:t xml:space="preserve"> </w:t>
+      </w:r>
+      <w:proofErr w:type="spellStart"/>
+      <w:r>
+        <w:t>learning</w:t>
+      </w:r>
+      <w:proofErr w:type="spellEnd"/>
+      <w:r>
+        <w:t xml:space="preserve"> </w:t>
+      </w:r>
+      <w:proofErr w:type="spellStart"/>
+      <w:r>
+        <w:t>framework</w:t>
+      </w:r>
+      <w:proofErr w:type="spellEnd"/>
+      <w:r>
+        <w:t xml:space="preserve"> </w:t>
+      </w:r>
+      <w:proofErr w:type="spellStart"/>
+      <w:r>
+        <w:t>capable</w:t>
+      </w:r>
+      <w:proofErr w:type="spellEnd"/>
+      <w:r>
+        <w:t xml:space="preserve"> of </w:t>
+      </w:r>
+      <w:proofErr w:type="spellStart"/>
+      <w:r>
+        <w:t>understanding</w:t>
+      </w:r>
+      <w:proofErr w:type="spellEnd"/>
+      <w:r>
+        <w:t xml:space="preserve"> and </w:t>
+      </w:r>
+      <w:proofErr w:type="spellStart"/>
+      <w:r>
+        <w:t>processing</w:t>
+      </w:r>
+      <w:proofErr w:type="spellEnd"/>
+      <w:r>
+        <w:t xml:space="preserve"> </w:t>
+      </w:r>
+      <w:proofErr w:type="spellStart"/>
+      <w:r>
+        <w:t>such</w:t>
+      </w:r>
+      <w:proofErr w:type="spellEnd"/>
+      <w:r>
+        <w:t xml:space="preserve"> </w:t>
+      </w:r>
+      <w:proofErr w:type="spellStart"/>
+      <w:r>
+        <w:t>racing</w:t>
+      </w:r>
+      <w:proofErr w:type="spellEnd"/>
+      <w:r>
+        <w:t xml:space="preserve"> </w:t>
+      </w:r>
+      <w:proofErr w:type="spellStart"/>
+      <w:r>
+        <w:t>data</w:t>
+      </w:r>
+      <w:proofErr w:type="spellEnd"/>
+      <w:r>
+        <w:t xml:space="preserve">, </w:t>
+      </w:r>
+      <w:proofErr w:type="spellStart"/>
+      <w:r>
+        <w:t>based</w:t>
+      </w:r>
+      <w:proofErr w:type="spellEnd"/>
+      <w:r>
+        <w:t xml:space="preserve"> </w:t>
+      </w:r>
+      <w:proofErr w:type="spellStart"/>
+      <w:r>
+        <w:t>on</w:t>
+      </w:r>
+      <w:proofErr w:type="spellEnd"/>
+      <w:r>
+        <w:t xml:space="preserve"> </w:t>
+      </w:r>
+      <w:proofErr w:type="spellStart"/>
+      <w:r>
+        <w:t>graph-representation</w:t>
+      </w:r>
+      <w:proofErr w:type="spellEnd"/>
+      <w:r>
+        <w:t xml:space="preserve"> and </w:t>
+      </w:r>
+      <w:proofErr w:type="spellStart"/>
+      <w:r>
+        <w:t>Transformer</w:t>
+      </w:r>
+      <w:proofErr w:type="spellEnd"/>
+      <w:r>
+        <w:t xml:space="preserve"> </w:t>
+      </w:r>
+      <w:proofErr w:type="spellStart"/>
+      <w:r>
+        <w:t>based</w:t>
+      </w:r>
+      <w:proofErr w:type="spellEnd"/>
+      <w:r>
+        <w:t xml:space="preserve"> </w:t>
+      </w:r>
+      <w:proofErr w:type="spellStart"/>
+      <w:r>
+        <w:t>temporal</w:t>
+      </w:r>
+      <w:proofErr w:type="spellEnd"/>
+      <w:r>
+        <w:t xml:space="preserve"> </w:t>
+      </w:r>
+      <w:proofErr w:type="spellStart"/>
+      <w:r>
+        <w:t>modeling</w:t>
+      </w:r>
+      <w:proofErr w:type="spellEnd"/>
+      <w:r>
+        <w:t xml:space="preserve">. The </w:t>
+      </w:r>
+      <w:proofErr w:type="spellStart"/>
+      <w:r>
+        <w:t>implemented</w:t>
+      </w:r>
+      <w:proofErr w:type="spellEnd"/>
+      <w:r>
+        <w:t xml:space="preserve"> </w:t>
+      </w:r>
+      <w:proofErr w:type="spellStart"/>
+      <w:r>
+        <w:t>system</w:t>
+      </w:r>
+      <w:proofErr w:type="spellEnd"/>
+      <w:r>
+        <w:t xml:space="preserve"> </w:t>
+      </w:r>
+      <w:proofErr w:type="spellStart"/>
+      <w:r>
+        <w:t>connects</w:t>
+      </w:r>
+      <w:proofErr w:type="spellEnd"/>
+      <w:r>
+        <w:t xml:space="preserve"> </w:t>
+      </w:r>
+      <w:proofErr w:type="spellStart"/>
+      <w:r>
+        <w:t>the</w:t>
+      </w:r>
+      <w:proofErr w:type="spellEnd"/>
+      <w:r>
+        <w:t xml:space="preserve"> </w:t>
+      </w:r>
+      <w:proofErr w:type="spellStart"/>
+      <w:r>
+        <w:t>graph-based</w:t>
+      </w:r>
+      <w:proofErr w:type="spellEnd"/>
+      <w:r>
+        <w:t xml:space="preserve"> </w:t>
+      </w:r>
+      <w:proofErr w:type="spellStart"/>
+      <w:r>
+        <w:t>representations</w:t>
+      </w:r>
+      <w:proofErr w:type="spellEnd"/>
+      <w:r>
+        <w:t xml:space="preserve"> of </w:t>
+      </w:r>
+      <w:proofErr w:type="spellStart"/>
+      <w:r>
+        <w:t>race</w:t>
+      </w:r>
+      <w:proofErr w:type="spellEnd"/>
+      <w:r>
+        <w:t xml:space="preserve"> </w:t>
+      </w:r>
+      <w:proofErr w:type="spellStart"/>
+      <w:r>
+        <w:t>situations</w:t>
+      </w:r>
+      <w:proofErr w:type="spellEnd"/>
+      <w:r>
+        <w:t xml:space="preserve"> </w:t>
+      </w:r>
+      <w:proofErr w:type="spellStart"/>
+      <w:r>
+        <w:t>with</w:t>
+      </w:r>
+      <w:proofErr w:type="spellEnd"/>
+      <w:r>
+        <w:t xml:space="preserve"> </w:t>
+      </w:r>
+      <w:proofErr w:type="spellStart"/>
+      <w:r>
+        <w:t>temporal</w:t>
+      </w:r>
+      <w:proofErr w:type="spellEnd"/>
+      <w:r>
+        <w:t xml:space="preserve"> </w:t>
+      </w:r>
+      <w:proofErr w:type="spellStart"/>
+      <w:r>
+        <w:t>sequence</w:t>
+      </w:r>
+      <w:proofErr w:type="spellEnd"/>
+      <w:r>
+        <w:t xml:space="preserve"> </w:t>
+      </w:r>
+      <w:proofErr w:type="spellStart"/>
+      <w:r>
+        <w:t>modeling</w:t>
+      </w:r>
+      <w:proofErr w:type="spellEnd"/>
+      <w:r>
+        <w:t xml:space="preserve">. The </w:t>
+      </w:r>
+      <w:proofErr w:type="spellStart"/>
+      <w:r>
+        <w:t>vector</w:t>
+      </w:r>
+      <w:proofErr w:type="spellEnd"/>
+      <w:r>
+        <w:t xml:space="preserve"> </w:t>
+      </w:r>
+      <w:proofErr w:type="spellStart"/>
+      <w:r>
+        <w:t>representations</w:t>
+      </w:r>
+      <w:proofErr w:type="spellEnd"/>
+      <w:r>
+        <w:t xml:space="preserve"> </w:t>
+      </w:r>
+      <w:proofErr w:type="spellStart"/>
+      <w:r>
+        <w:t>extracted</w:t>
+      </w:r>
+      <w:proofErr w:type="spellEnd"/>
+      <w:r>
+        <w:t xml:space="preserve"> </w:t>
+      </w:r>
+      <w:proofErr w:type="spellStart"/>
+      <w:r>
+        <w:t>from</w:t>
+      </w:r>
+      <w:proofErr w:type="spellEnd"/>
+      <w:r>
+        <w:t xml:space="preserve"> </w:t>
+      </w:r>
+      <w:proofErr w:type="spellStart"/>
+      <w:r>
+        <w:t>the</w:t>
+      </w:r>
+      <w:proofErr w:type="spellEnd"/>
+      <w:r>
+        <w:t xml:space="preserve"> </w:t>
+      </w:r>
+      <w:proofErr w:type="spellStart"/>
+      <w:r>
+        <w:t>graphs</w:t>
+      </w:r>
+      <w:proofErr w:type="spellEnd"/>
+      <w:r>
+        <w:t xml:space="preserve"> </w:t>
+      </w:r>
+      <w:proofErr w:type="spellStart"/>
+      <w:r>
+        <w:t>are</w:t>
+      </w:r>
+      <w:proofErr w:type="spellEnd"/>
+      <w:r>
+        <w:t xml:space="preserve"> </w:t>
+      </w:r>
+      <w:proofErr w:type="spellStart"/>
+      <w:r>
+        <w:t>processed</w:t>
+      </w:r>
+      <w:proofErr w:type="spellEnd"/>
+      <w:r>
+        <w:t xml:space="preserve"> </w:t>
+      </w:r>
+      <w:proofErr w:type="spellStart"/>
+      <w:r>
+        <w:t>by</w:t>
+      </w:r>
+      <w:proofErr w:type="spellEnd"/>
+      <w:r>
+        <w:t xml:space="preserve"> a </w:t>
+      </w:r>
+      <w:proofErr w:type="spellStart"/>
+      <w:r>
+        <w:t>Transformer-based</w:t>
+      </w:r>
+      <w:proofErr w:type="spellEnd"/>
+      <w:r>
+        <w:t xml:space="preserve"> </w:t>
+      </w:r>
+      <w:proofErr w:type="spellStart"/>
+      <w:r>
+        <w:t>architecture</w:t>
+      </w:r>
+      <w:proofErr w:type="spellEnd"/>
+      <w:r>
+        <w:t xml:space="preserve"> (BERT), </w:t>
+      </w:r>
+      <w:proofErr w:type="spellStart"/>
+      <w:r>
+        <w:t>whose</w:t>
+      </w:r>
+      <w:proofErr w:type="spellEnd"/>
+      <w:r>
+        <w:t xml:space="preserve"> </w:t>
+      </w:r>
+      <w:proofErr w:type="spellStart"/>
+      <w:r>
+        <w:t>task</w:t>
+      </w:r>
+      <w:proofErr w:type="spellEnd"/>
+      <w:r>
+        <w:t xml:space="preserve"> is </w:t>
+      </w:r>
+      <w:proofErr w:type="spellStart"/>
+      <w:r>
+        <w:t>to</w:t>
+      </w:r>
+      <w:proofErr w:type="spellEnd"/>
+      <w:r>
+        <w:t xml:space="preserve"> </w:t>
+      </w:r>
+      <w:proofErr w:type="spellStart"/>
+      <w:r>
+        <w:t>learn</w:t>
+      </w:r>
+      <w:proofErr w:type="spellEnd"/>
+      <w:r>
+        <w:t xml:space="preserve"> </w:t>
+      </w:r>
+      <w:proofErr w:type="spellStart"/>
+      <w:r>
+        <w:t>the</w:t>
+      </w:r>
+      <w:proofErr w:type="spellEnd"/>
+      <w:r>
+        <w:t xml:space="preserve"> </w:t>
+      </w:r>
+      <w:proofErr w:type="spellStart"/>
+      <w:r>
+        <w:t>correlation</w:t>
+      </w:r>
+      <w:proofErr w:type="spellEnd"/>
+      <w:r>
+        <w:t xml:space="preserve"> </w:t>
+      </w:r>
+      <w:proofErr w:type="spellStart"/>
+      <w:r>
+        <w:t>between</w:t>
+      </w:r>
+      <w:proofErr w:type="spellEnd"/>
+      <w:r>
+        <w:t xml:space="preserve"> </w:t>
+      </w:r>
+      <w:proofErr w:type="spellStart"/>
+      <w:r>
+        <w:t>consecutive</w:t>
+      </w:r>
+      <w:proofErr w:type="spellEnd"/>
+      <w:r>
+        <w:t xml:space="preserve"> </w:t>
+      </w:r>
+      <w:proofErr w:type="spellStart"/>
+      <w:r>
+        <w:t>timestamps</w:t>
+      </w:r>
+      <w:proofErr w:type="spellEnd"/>
+      <w:r>
+        <w:t xml:space="preserve">. </w:t>
+      </w:r>
+      <w:proofErr w:type="spellStart"/>
+      <w:r>
+        <w:t>This</w:t>
+      </w:r>
+      <w:proofErr w:type="spellEnd"/>
+      <w:r>
+        <w:t xml:space="preserve"> </w:t>
+      </w:r>
+      <w:proofErr w:type="spellStart"/>
+      <w:r>
+        <w:t>approach</w:t>
+      </w:r>
+      <w:proofErr w:type="spellEnd"/>
+      <w:r>
+        <w:t xml:space="preserve"> </w:t>
+      </w:r>
+      <w:proofErr w:type="spellStart"/>
+      <w:r>
+        <w:t>allows</w:t>
+      </w:r>
+      <w:proofErr w:type="spellEnd"/>
+      <w:r>
+        <w:t xml:space="preserve"> </w:t>
+      </w:r>
+      <w:proofErr w:type="spellStart"/>
+      <w:r>
+        <w:t>the</w:t>
+      </w:r>
+      <w:proofErr w:type="spellEnd"/>
+      <w:r>
+        <w:t xml:space="preserve"> </w:t>
+      </w:r>
+      <w:proofErr w:type="spellStart"/>
+      <w:r>
+        <w:t>model</w:t>
+      </w:r>
+      <w:proofErr w:type="spellEnd"/>
+      <w:r>
+        <w:t xml:space="preserve"> </w:t>
+      </w:r>
+      <w:proofErr w:type="spellStart"/>
+      <w:r>
+        <w:t>to</w:t>
+      </w:r>
+      <w:proofErr w:type="spellEnd"/>
+      <w:r>
+        <w:t xml:space="preserve"> </w:t>
+      </w:r>
+      <w:proofErr w:type="spellStart"/>
+      <w:r>
+        <w:t>learn</w:t>
+      </w:r>
+      <w:proofErr w:type="spellEnd"/>
+      <w:r>
+        <w:t xml:space="preserve"> </w:t>
+      </w:r>
+      <w:proofErr w:type="spellStart"/>
+      <w:r>
+        <w:t>not</w:t>
+      </w:r>
+      <w:proofErr w:type="spellEnd"/>
+      <w:r>
+        <w:t xml:space="preserve"> </w:t>
+      </w:r>
+      <w:proofErr w:type="spellStart"/>
+      <w:r>
+        <w:t>only</w:t>
+      </w:r>
+      <w:proofErr w:type="spellEnd"/>
+      <w:r>
+        <w:t xml:space="preserve"> </w:t>
+      </w:r>
+      <w:proofErr w:type="spellStart"/>
+      <w:r>
+        <w:t>the</w:t>
+      </w:r>
+      <w:proofErr w:type="spellEnd"/>
+      <w:r>
+        <w:t xml:space="preserve"> </w:t>
+      </w:r>
+      <w:proofErr w:type="spellStart"/>
+      <w:r>
+        <w:t>correlations</w:t>
+      </w:r>
+      <w:proofErr w:type="spellEnd"/>
+      <w:r>
+        <w:t xml:space="preserve"> of a </w:t>
+      </w:r>
+      <w:proofErr w:type="spellStart"/>
+      <w:r>
+        <w:t>given</w:t>
+      </w:r>
+      <w:proofErr w:type="spellEnd"/>
+      <w:r>
+        <w:t xml:space="preserve"> </w:t>
+      </w:r>
+      <w:proofErr w:type="spellStart"/>
+      <w:r>
+        <w:t>time</w:t>
+      </w:r>
+      <w:proofErr w:type="spellEnd"/>
+      <w:r>
+        <w:t xml:space="preserve"> </w:t>
+      </w:r>
+      <w:proofErr w:type="spellStart"/>
+      <w:r>
+        <w:t>step</w:t>
+      </w:r>
+      <w:proofErr w:type="spellEnd"/>
+      <w:r>
+        <w:t xml:space="preserve">, </w:t>
+      </w:r>
+      <w:proofErr w:type="spellStart"/>
+      <w:r>
+        <w:t>but</w:t>
+      </w:r>
+      <w:proofErr w:type="spellEnd"/>
+      <w:r>
+        <w:t xml:space="preserve"> </w:t>
+      </w:r>
+      <w:proofErr w:type="spellStart"/>
+      <w:r>
+        <w:t>also</w:t>
+      </w:r>
+      <w:proofErr w:type="spellEnd"/>
+      <w:r>
+        <w:t xml:space="preserve"> </w:t>
+      </w:r>
+      <w:proofErr w:type="spellStart"/>
+      <w:r>
+        <w:t>the</w:t>
+      </w:r>
+      <w:proofErr w:type="spellEnd"/>
+      <w:r>
+        <w:t xml:space="preserve"> </w:t>
+      </w:r>
+      <w:proofErr w:type="spellStart"/>
+      <w:r>
+        <w:t>relationships</w:t>
+      </w:r>
+      <w:proofErr w:type="spellEnd"/>
+      <w:r>
+        <w:t xml:space="preserve"> </w:t>
+      </w:r>
+      <w:proofErr w:type="spellStart"/>
+      <w:r>
+        <w:t>between</w:t>
+      </w:r>
+      <w:proofErr w:type="spellEnd"/>
+      <w:r>
+        <w:t xml:space="preserve"> </w:t>
+      </w:r>
+      <w:proofErr w:type="spellStart"/>
+      <w:r>
+        <w:t>them</w:t>
+      </w:r>
+      <w:proofErr w:type="spellEnd"/>
+      <w:r>
+        <w:t xml:space="preserve">. </w:t>
+      </w:r>
+      <w:proofErr w:type="spellStart"/>
+      <w:r>
+        <w:t>However</w:t>
+      </w:r>
+      <w:proofErr w:type="spellEnd"/>
+      <w:r>
+        <w:t xml:space="preserve"> </w:t>
+      </w:r>
+      <w:proofErr w:type="spellStart"/>
+      <w:r>
+        <w:t>different</w:t>
+      </w:r>
+      <w:proofErr w:type="spellEnd"/>
+      <w:r>
+        <w:t xml:space="preserve"> </w:t>
+      </w:r>
+      <w:proofErr w:type="spellStart"/>
+      <w:r>
+        <w:t>situations</w:t>
+      </w:r>
+      <w:proofErr w:type="spellEnd"/>
+      <w:r>
+        <w:t xml:space="preserve"> (</w:t>
+      </w:r>
+      <w:proofErr w:type="spellStart"/>
+      <w:r>
+        <w:t>such</w:t>
+      </w:r>
+      <w:proofErr w:type="spellEnd"/>
+      <w:r>
+        <w:t xml:space="preserve"> </w:t>
+      </w:r>
+      <w:proofErr w:type="spellStart"/>
+      <w:r>
+        <w:t>as</w:t>
+      </w:r>
+      <w:proofErr w:type="spellEnd"/>
+      <w:r>
+        <w:t xml:space="preserve"> an </w:t>
+      </w:r>
+      <w:proofErr w:type="spellStart"/>
+      <w:r>
+        <w:t>overtake</w:t>
+      </w:r>
+      <w:proofErr w:type="spellEnd"/>
+      <w:r>
+        <w:t xml:space="preserve">, </w:t>
+      </w:r>
+      <w:proofErr w:type="spellStart"/>
+      <w:r>
+        <w:t>compared</w:t>
+      </w:r>
+      <w:proofErr w:type="spellEnd"/>
+      <w:r>
+        <w:t xml:space="preserve"> </w:t>
+      </w:r>
+      <w:proofErr w:type="spellStart"/>
+      <w:r>
+        <w:t>to</w:t>
+      </w:r>
+      <w:proofErr w:type="spellEnd"/>
+      <w:r>
+        <w:t xml:space="preserve"> </w:t>
+      </w:r>
+      <w:proofErr w:type="spellStart"/>
+      <w:r>
+        <w:t>tire</w:t>
+      </w:r>
+      <w:proofErr w:type="spellEnd"/>
+      <w:r>
+        <w:t xml:space="preserve"> </w:t>
+      </w:r>
+      <w:proofErr w:type="spellStart"/>
+      <w:r>
+        <w:t>degradation</w:t>
+      </w:r>
+      <w:proofErr w:type="spellEnd"/>
+      <w:r>
+        <w:t>)</w:t>
+      </w:r>
+      <w:r>
+        <w:t xml:space="preserve"> </w:t>
+      </w:r>
+      <w:proofErr w:type="spellStart"/>
+      <w:r>
+        <w:t>have</w:t>
+      </w:r>
+      <w:proofErr w:type="spellEnd"/>
+      <w:r>
+        <w:t xml:space="preserve"> </w:t>
+      </w:r>
+      <w:proofErr w:type="spellStart"/>
+      <w:r>
+        <w:t>the</w:t>
       </w:r>
       <w:r>
         <w:t>ir</w:t>
       </w:r>
-      <w:r>
-        <w:t xml:space="preserve"> effects over varying time lengths</w:t>
-      </w:r>
-      <w:r>
-        <w:t>, making it particularly important for the architecture to be capable of understanding both sort- and long-term processes.</w:t>
-      </w:r>
-    </w:p>
-    <w:p/>
+      <w:proofErr w:type="spellEnd"/>
+      <w:r>
+        <w:t xml:space="preserve"> </w:t>
+      </w:r>
+      <w:proofErr w:type="spellStart"/>
+      <w:r>
+        <w:t>effects</w:t>
+      </w:r>
+      <w:proofErr w:type="spellEnd"/>
+      <w:r>
+        <w:t xml:space="preserve"> over </w:t>
+      </w:r>
+      <w:proofErr w:type="spellStart"/>
+      <w:r>
+        <w:t>varying</w:t>
+      </w:r>
+      <w:proofErr w:type="spellEnd"/>
+      <w:r>
+        <w:t xml:space="preserve"> </w:t>
+      </w:r>
+      <w:proofErr w:type="spellStart"/>
+      <w:r>
+        <w:t>time</w:t>
+      </w:r>
+      <w:proofErr w:type="spellEnd"/>
+      <w:r>
+        <w:t xml:space="preserve"> </w:t>
+      </w:r>
+      <w:proofErr w:type="spellStart"/>
+      <w:r>
+        <w:t>horizons</w:t>
+      </w:r>
+      <w:proofErr w:type="spellEnd"/>
+      <w:r>
+        <w:t xml:space="preserve">, </w:t>
+      </w:r>
+      <w:proofErr w:type="spellStart"/>
+      <w:r>
+        <w:t>making</w:t>
+      </w:r>
+      <w:proofErr w:type="spellEnd"/>
+      <w:r>
+        <w:t xml:space="preserve"> </w:t>
+      </w:r>
+      <w:proofErr w:type="spellStart"/>
+      <w:r>
+        <w:t>it</w:t>
+      </w:r>
+      <w:proofErr w:type="spellEnd"/>
+      <w:r>
+        <w:t xml:space="preserve"> </w:t>
+      </w:r>
+      <w:proofErr w:type="spellStart"/>
+      <w:r>
+        <w:t>particularly</w:t>
+      </w:r>
+      <w:proofErr w:type="spellEnd"/>
+      <w:r>
+        <w:t xml:space="preserve"> </w:t>
+      </w:r>
+      <w:proofErr w:type="spellStart"/>
+      <w:r>
+        <w:t>important</w:t>
+      </w:r>
+      <w:proofErr w:type="spellEnd"/>
+      <w:r>
+        <w:t xml:space="preserve"> </w:t>
+      </w:r>
+      <w:proofErr w:type="spellStart"/>
+      <w:r>
+        <w:t>for</w:t>
+      </w:r>
+      <w:proofErr w:type="spellEnd"/>
+      <w:r>
+        <w:t xml:space="preserve"> </w:t>
+      </w:r>
+      <w:proofErr w:type="spellStart"/>
+      <w:r>
+        <w:t>the</w:t>
+      </w:r>
+      <w:proofErr w:type="spellEnd"/>
+      <w:r>
+        <w:t xml:space="preserve"> </w:t>
+      </w:r>
+      <w:proofErr w:type="spellStart"/>
+      <w:r>
+        <w:t>architecture</w:t>
+      </w:r>
+      <w:proofErr w:type="spellEnd"/>
+      <w:r>
+        <w:t xml:space="preserve"> </w:t>
+      </w:r>
+      <w:proofErr w:type="spellStart"/>
+      <w:r>
+        <w:t>to</w:t>
+      </w:r>
+      <w:proofErr w:type="spellEnd"/>
+      <w:r>
+        <w:t xml:space="preserve"> be </w:t>
+      </w:r>
+      <w:proofErr w:type="spellStart"/>
+      <w:r>
+        <w:t>capable</w:t>
+      </w:r>
+      <w:proofErr w:type="spellEnd"/>
+      <w:r>
+        <w:t xml:space="preserve"> of </w:t>
+      </w:r>
+      <w:proofErr w:type="spellStart"/>
+      <w:r>
+        <w:t>understanding</w:t>
+      </w:r>
+      <w:proofErr w:type="spellEnd"/>
+      <w:r>
+        <w:t xml:space="preserve"> </w:t>
+      </w:r>
+      <w:proofErr w:type="spellStart"/>
+      <w:r>
+        <w:t>both</w:t>
+      </w:r>
+      <w:proofErr w:type="spellEnd"/>
+      <w:r>
+        <w:t xml:space="preserve"> </w:t>
+      </w:r>
+      <w:proofErr w:type="spellStart"/>
+      <w:r>
+        <w:t>s</w:t>
+      </w:r>
+      <w:r>
+        <w:t>h</w:t>
+      </w:r>
+      <w:r>
+        <w:t>ort</w:t>
+      </w:r>
+      <w:proofErr w:type="spellEnd"/>
+      <w:r>
+        <w:t xml:space="preserve">- and </w:t>
+      </w:r>
+      <w:proofErr w:type="spellStart"/>
+      <w:r>
+        <w:t>long-term</w:t>
+      </w:r>
+      <w:proofErr w:type="spellEnd"/>
+      <w:r>
+        <w:t xml:space="preserve"> </w:t>
+      </w:r>
+      <w:proofErr w:type="spellStart"/>
+      <w:r>
+        <w:t>processes</w:t>
+      </w:r>
+      <w:proofErr w:type="spellEnd"/>
+      <w:r>
+        <w:t>.</w:t>
+      </w:r>
+    </w:p>
     <w:p>
       <w:pPr>
         <w:pStyle w:val="Cmsor1"/>
       </w:pPr>
       <w:bookmarkStart w:id="2" w:name="_Toc332797397"/>
-      <w:bookmarkStart w:id="3" w:name="_Toc216158947"/>
+      <w:bookmarkStart w:id="3" w:name="_Toc243393416"/>
       <w:r>
         <w:lastRenderedPageBreak/>
         <w:t>Bevezetés</w:t>
@@ -1744,7 +2706,69 @@
           <w:i/>
           <w:iCs/>
         </w:rPr>
-        <w:t>„Formula 1 is the pinnacle of motorsports”</w:t>
+        <w:t>„Formula</w:t>
+      </w:r>
+      <w:r>
+        <w:rPr>
+          <w:i/>
+          <w:iCs/>
+        </w:rPr>
+        <w:t>-</w:t>
+      </w:r>
+      <w:r>
+        <w:rPr>
+          <w:i/>
+          <w:iCs/>
+        </w:rPr>
+        <w:t xml:space="preserve">1 is </w:t>
+      </w:r>
+      <w:proofErr w:type="spellStart"/>
+      <w:r>
+        <w:rPr>
+          <w:i/>
+          <w:iCs/>
+        </w:rPr>
+        <w:t>the</w:t>
+      </w:r>
+      <w:proofErr w:type="spellEnd"/>
+      <w:r>
+        <w:rPr>
+          <w:i/>
+          <w:iCs/>
+        </w:rPr>
+        <w:t xml:space="preserve"> </w:t>
+      </w:r>
+      <w:proofErr w:type="spellStart"/>
+      <w:r>
+        <w:rPr>
+          <w:i/>
+          <w:iCs/>
+        </w:rPr>
+        <w:t>pinnacle</w:t>
+      </w:r>
+      <w:proofErr w:type="spellEnd"/>
+      <w:r>
+        <w:rPr>
+          <w:i/>
+          <w:iCs/>
+        </w:rPr>
+        <w:t xml:space="preserve"> of </w:t>
+      </w:r>
+      <w:proofErr w:type="spellStart"/>
+      <w:r>
+        <w:rPr>
+          <w:i/>
+          <w:iCs/>
+        </w:rPr>
+        <w:t>motorsports</w:t>
+      </w:r>
+      <w:proofErr w:type="spellEnd"/>
+      <w:r>
+        <w:rPr>
+          <w:i/>
+          <w:iCs/>
+        </w:rPr>
+        <w:t>”</w:t>
       </w:r>
       <w:r>
         <w:rPr>
@@ -1756,63 +2780,143 @@
       </w:r>
     </w:p>
     <w:p>
-      <w:r>
-        <w:t>A Forma 1 a motorsport egyik legösszetettebb technológiai és versenysportbeli területe, ahol a nyers teljesítmény mellett a stratégiai döntések és a valós idejű adatok elemzése meghatározó szerepet játszik.</w:t>
-      </w:r>
-      <w:r>
-        <w:t xml:space="preserve"> A versenyek során keletkező nagy mennyiségű </w:t>
-      </w:r>
-      <w:r>
-        <w:t>információ keletkezik a járművek mozgásáról, a járművek egymáshoz viszonyított helyzetéről és a futamok során bekövetkező eseményekről. Ezen adatok elemzése lehetőséget teremt</w:t>
-      </w:r>
-      <w:r>
-        <w:t xml:space="preserve"> a versenyhelyzetek alakulásának és az azok mögött meghúzódó összefüggéseknek a gépi tanulás eszközeivel történő vizsgálatára.</w:t>
-      </w:r>
-    </w:p>
-    <w:p>
-      <w:r>
-        <w:t>A versenyállapotok modellezése azonban több szempontból is összetett feladat. Egyrészt a versenyhelyzetek folyamatosan változnak, ezért egy adott időpillanat adatai önmagukban nem feltétlenül elegendőek a folyamatok értelmezéséhez. Másrészt a résztvevők közötti kapcsolatok is meghatározók, egy előzés, boxkiállás, vagy egy rendkívüli pályaesemény több versenyző helyzetét és a futam további alakulását is befolyásolhatja. A versenyadatok hatékony feldolgozásához ezért olyan megközelítésre van szükség, amely a pillanatnyi állapotok mellett a résztvevők közötti strukturális kapcsolatokat és az időbeli változásokat is figyelembe veszi.</w:t>
-      </w:r>
-    </w:p>
-    <w:p>
-      <w:r>
-        <w:t>A szakdolgozat célja egy olyan, gráfreprezentációra és időbeli mélytanulási modellezésre épülő rendszer megvalósítása, mely alkalmas a Forma 1-es versenyadatokból származó összetett állapotok reprezentációjának megtanulására. A megközelítés a versenyállapotokat gráfalapú megközelítéssel írja le, majd az ezekből előállított vektoros reprezentációkat időbeli szekvenciák részeként dolgozza fel. A cél annak megvalósítása, hogy a modell ne csupán egy adott állapot jellemzőit tanulja meg, hanem az állapotok sorrendjében és a köztük fennálló kapcsolatok viszonyában rejlő információt is képes legyen megtanulni.</w:t>
-      </w:r>
-    </w:p>
-    <w:p>
-      <w:r>
-        <w:t>A fejlesztés további szempontja a különböző időbeli léptékek kezelése. A rövid időtartamú és a hosszú, több körös</w:t>
-      </w:r>
-      <w:r>
-        <w:t xml:space="preserve"> távot felölelő szekvenciák eltérő időbeli kontextust biztosítanak a modell számára. Ezek együttes feldolgozásának kialakítása lehetőséget </w:t>
+      <w:pPr>
+        <w:pStyle w:val="Cmsor2"/>
+      </w:pPr>
+      <w:bookmarkStart w:id="4" w:name="_Toc243393417"/>
+      <w:r>
+        <w:t>Motiváció és előzmények</w:t>
+      </w:r>
+      <w:bookmarkEnd w:id="4"/>
+    </w:p>
+    <w:p>
+      <w:r>
+        <w:t xml:space="preserve">A Forma 1 a motorsport egyik legösszetettebb technológiai és </w:t>
+      </w:r>
+      <w:proofErr w:type="spellStart"/>
+      <w:r>
+        <w:t>versenysportbeli</w:t>
+      </w:r>
+      <w:proofErr w:type="spellEnd"/>
+      <w:r>
+        <w:t xml:space="preserve"> területe, ahol a nyers teljesítmény mellett a stratégiai döntések és a valós idejű adatok elemzése meghatározó szerepet játszik.</w:t>
+      </w:r>
+      <w:r>
+        <w:t xml:space="preserve"> A </w:t>
+      </w:r>
+      <w:r>
+        <w:t>futamok</w:t>
+      </w:r>
+      <w:r>
+        <w:t xml:space="preserve"> során nagy mennyiségű </w:t>
+      </w:r>
+      <w:r>
+        <w:t>adat</w:t>
+      </w:r>
+      <w:r>
+        <w:t xml:space="preserve"> keletkezik a járművek mozgásáról, a járművek egymáshoz viszonyított helyzetéről és a futamok során bekövetkező eseményekről. Ezen adatok</w:t>
+      </w:r>
+      <w:r>
+        <w:t xml:space="preserve"> </w:t>
+      </w:r>
+      <w:r>
+        <w:t>elemzése</w:t>
+      </w:r>
+      <w:r>
+        <w:t xml:space="preserve"> </w:t>
+      </w:r>
+      <w:r>
+        <w:t>lehetőséget teremt a versenyhelyzetek alakulásának és az azok mögött meghúzódó összefüggéseknek a gépi tanulás eszközeivel történő vizsgálatára.</w:t>
+      </w:r>
+    </w:p>
+    <w:p>
+      <w:r>
+        <w:t>A sportanalitika az utóbbi években elengedhetetlen szerepet tölt be a sikeres élsport mindennapjaiban. A fejlődő adatelemző eszközök</w:t>
+      </w:r>
+      <w:r>
+        <w:t xml:space="preserve"> mára háttérbe szorították a hagyományos, manuális megfigyeléseket az automatizált rendszerek javára. A Formula-1 világában ez a folyamat a köridő és play-</w:t>
+      </w:r>
+      <w:proofErr w:type="spellStart"/>
+      <w:r>
+        <w:t>by</w:t>
+      </w:r>
+      <w:proofErr w:type="spellEnd"/>
+      <w:r>
+        <w:t>-play (PBP) eseményadatok megjelenésével indult, majd a modern telemetriai és mozgás követő rendszerek elterjedésével teljesedett ki. A hivatalos adatforrások (például a FastF1 keretrendszeren keresztül elérhető adatfolyamok) révén a futamokról másodpercenként nagy frekvenciával rögzítésre kerülnek a pilóták háromdimenziós koordinátái, sebessége, a gáz- és fékpedál állása, valamint a versenyspecifikus metaadatok.</w:t>
+      </w:r>
+    </w:p>
+    <w:p>
+      <w:r>
+        <w:t>Az így keletkező adathalmaz puszta mérete és komplexitása miatt azonban a klasszikus statisztikai módszerek már nem elegendőek a dinamikus versenyszituációk mélyebb megértéséhez. A hagyományos statisztikák leginkább a végeredményekre vagy statikus aggregátumokra fókuszálnak, míg a térbeli és időbeli interakciókat (például a pilóták egymáshoz viszonyított helyzetét, a pályageometriát, a DRS-zónák hatását vagy a biztonsági autós fázisokat) nem integrálják egységesen.</w:t>
+      </w:r>
+    </w:p>
+    <w:p>
+      <w:r>
+        <w:t xml:space="preserve">A nagy mennyiségű mozgáskövetési adat manuális címkézése szinte lehetetlen feladat, ami megnehezíti a tiszta felügyelt tanulási módszerek alkalmazását. Ezt a korlátot </w:t>
       </w:r>
       <w:r>
         <w:lastRenderedPageBreak/>
-        <w:t>teremt annak vizsgálatára, hogy a rendszer miként képes különböző hosszúságú versenyfolyamatok reprezentációinak megtanulására, illetve milyen különböző mélységet igénylő következtetéseket képes levonni belőlük.</w:t>
-      </w:r>
-    </w:p>
-    <w:p>
-      <w:r>
-        <w:t>A dolgozat először bemutatja a feladat megértéséhez szükséges elméleti hátteret és a felhasznált adatok feldolgozását. Ezt követi a gráfreprezentáció előállításának, a gráfneurális hálózati komponensnek és az időbeli Transformer-encodernek az ismertetése. A további fejezetek kitérnek az előtanítási feladat és a tanítási folyamat kialakítására, majd bemutatják a megvalósítás tapasztalatait és a rendelkezésre álló eredményeket. Végül a dolgozat összegzi az elért eredményeket, valamint a rendszer további fejlesztési és felhasználási lehetőségeit.</w:t>
-      </w:r>
-    </w:p>
+        <w:t xml:space="preserve">kikerülve célszerű az önfelügyelt reprezentációtanulás felé fordulni, ahol a modell a nyers adatok tér-időbeli struktúráiból tanul meg hasznos </w:t>
+      </w:r>
+      <w:proofErr w:type="spellStart"/>
+      <w:r>
+        <w:t>mintázatokat</w:t>
+      </w:r>
+      <w:proofErr w:type="spellEnd"/>
+      <w:r>
+        <w:t xml:space="preserve"> kinyerni.</w:t>
+      </w:r>
+    </w:p>
+    <w:p>
+      <w:pPr>
+        <w:pStyle w:val="Cmsor2"/>
+      </w:pPr>
+      <w:r>
+        <w:t>Sportanalitika és gépi tanulás a Formula 1-ben</w:t>
+      </w:r>
+    </w:p>
+    <w:p/>
     <w:p>
       <w:pPr>
         <w:pStyle w:val="Cmsor1"/>
       </w:pPr>
-      <w:bookmarkStart w:id="4" w:name="_Toc332797403"/>
-      <w:bookmarkStart w:id="5" w:name="_Toc216158953"/>
+      <w:bookmarkStart w:id="5" w:name="_Toc332797403"/>
+      <w:bookmarkStart w:id="6" w:name="_Toc243393418"/>
+      <w:r>
+        <w:lastRenderedPageBreak/>
+        <w:t xml:space="preserve">A </w:t>
+      </w:r>
+      <w:proofErr w:type="spellStart"/>
+      <w:r>
+        <w:t>feladatkírás</w:t>
+      </w:r>
+      <w:proofErr w:type="spellEnd"/>
+      <w:r>
+        <w:t xml:space="preserve"> pontosítása és értelmezése</w:t>
+      </w:r>
+      <w:bookmarkEnd w:id="6"/>
+    </w:p>
+    <w:p>
+      <w:r>
+        <w:t>A szakdolgozat feladata egy olyan, több egymásra épülő lépésből álló rendszer kialakítása, mely Forma 1-es versenyadatokból strukturális és időbeli összefüggéseket tanuló reprezentációkat állít elő. A rendszer célja nem kizárólag egyetlen előjelzési feladat megoldása, hanem egy olyan adat- és modellarchitektúra kialakítása, amely az előtanítás során megtanult reprezentációkat később konkrét versenystratégiai kérdések megválaszolására is alkalmassá teszi.</w:t>
+      </w:r>
+    </w:p>
+    <w:p>
+      <w:r>
+        <w:t>A feldolgozás első lépése a versenystratégia kinyerése és egységes keretekbe rendezése volt.</w:t>
+      </w:r>
     </w:p>
     <w:p>
       <w:pPr>
         <w:pStyle w:val="Cmsor1"/>
       </w:pPr>
+      <w:bookmarkStart w:id="7" w:name="_Toc243393419"/>
       <w:r>
         <w:lastRenderedPageBreak/>
         <w:t>Utolsó simítások</w:t>
       </w:r>
-      <w:bookmarkEnd w:id="4"/>
       <w:bookmarkEnd w:id="5"/>
+      <w:bookmarkEnd w:id="7"/>
     </w:p>
     <w:p>
       <w:r>
@@ -1833,7 +2937,15 @@
         <w:t>Kereszthivatkozások frissítése:</w:t>
       </w:r>
       <w:r>
-        <w:t xml:space="preserve"> miután kijelöltük a teljes szöveget (Ctrl+A), nyomjuk meg az F9 billentyűt, és a Word frissíti az összes kereszthivatkozást. Ilyenkor ellenőrizzük, hogy nem jelent-e meg valahol a "Hiba! A könyvjelző nem létezik." szöveg.</w:t>
+        <w:t xml:space="preserve"> miután kijelöltük a teljes szöveget (</w:t>
+      </w:r>
+      <w:proofErr w:type="spellStart"/>
+      <w:r>
+        <w:t>Ctrl+A</w:t>
+      </w:r>
+      <w:proofErr w:type="spellEnd"/>
+      <w:r>
+        <w:t>), nyomjuk meg az F9 billentyűt, és a Word frissíti az összes kereszthivatkozást. Ilyenkor ellenőrizzük, hogy nem jelent-e meg valahol a "Hiba! A könyvjelző nem létezik." szöveg.</w:t>
       </w:r>
     </w:p>
     <w:p>
@@ -1850,7 +2962,15 @@
         <w:t>Dokumentum tulajdonságok megadása:</w:t>
       </w:r>
       <w:r>
-        <w:t xml:space="preserve"> a dokumentumhoz tartozó meta adatok kitöltése (szerző, cím, kulcsszavak stb.). Erre való a Dokumentum tulajdonságai panel, mely a Fájl / Információ / Tulajdonságok / Dokumentumpanel megjelenítése úton érhető el.</w:t>
+        <w:t xml:space="preserve"> a dokumentumhoz tartozó </w:t>
+      </w:r>
+      <w:proofErr w:type="spellStart"/>
+      <w:r>
+        <w:t>meta</w:t>
+      </w:r>
+      <w:proofErr w:type="spellEnd"/>
+      <w:r>
+        <w:t xml:space="preserve"> adatok kitöltése (szerző, cím, kulcsszavak stb.). Erre való a Dokumentum tulajdonságai panel, mely a Fájl / Információ / Tulajdonságok / Dokumentumpanel megjelenítése úton érhető el.</w:t>
       </w:r>
     </w:p>
     <w:p>
@@ -1867,7 +2987,15 @@
         <w:t>Kinézet ellenőrzése PDF-ben:</w:t>
       </w:r>
       <w:r>
-        <w:t xml:space="preserve"> a legjobb teszt a végén, ha PDF-et készítünk a dokumentumból, és azt leellenőrizzük. </w:t>
+        <w:t xml:space="preserve"> a legjobb teszt a végén, ha PDF-</w:t>
+      </w:r>
+      <w:proofErr w:type="spellStart"/>
+      <w:r>
+        <w:t>et</w:t>
+      </w:r>
+      <w:proofErr w:type="spellEnd"/>
+      <w:r>
+        <w:t xml:space="preserve"> készítünk a dokumentumból, és azt leellenőrizzük. </w:t>
       </w:r>
     </w:p>
     <w:p/>
@@ -1875,18 +3003,18 @@
       <w:pPr>
         <w:pStyle w:val="Fejezetcimszmozsnlkl"/>
       </w:pPr>
-      <w:bookmarkStart w:id="6" w:name="_Toc216158954"/>
+      <w:bookmarkStart w:id="8" w:name="_Toc243393420"/>
       <w:r>
         <w:lastRenderedPageBreak/>
         <w:t>Irodalomjegyzék</w:t>
       </w:r>
-      <w:bookmarkEnd w:id="6"/>
+      <w:bookmarkEnd w:id="8"/>
     </w:p>
     <w:p>
       <w:pPr>
         <w:pStyle w:val="Irodalomjegyzksor"/>
       </w:pPr>
-      <w:bookmarkStart w:id="7" w:name="_Ref332797594"/>
+      <w:bookmarkStart w:id="9" w:name="_Ref332797594"/>
       <w:r>
         <w:t>Levendovszky, J., Jereb, L.,</w:t>
       </w:r>
@@ -1908,7 +3036,7 @@
       <w:r>
         <w:t>, Vol. 48, 2002, pp. 225-236</w:t>
       </w:r>
-      <w:bookmarkEnd w:id="7"/>
+      <w:bookmarkEnd w:id="9"/>
     </w:p>
     <w:p>
       <w:pPr>
@@ -2011,12 +3139,12 @@
       <w:pPr>
         <w:pStyle w:val="Cmsor1"/>
       </w:pPr>
-      <w:bookmarkStart w:id="8" w:name="_Toc216158955"/>
+      <w:bookmarkStart w:id="10" w:name="_Toc243393421"/>
       <w:r>
         <w:lastRenderedPageBreak/>
         <w:t>Függelék</w:t>
       </w:r>
-      <w:bookmarkEnd w:id="8"/>
+      <w:bookmarkEnd w:id="10"/>
     </w:p>
     <w:p>
       <w:pPr>
@@ -2026,7 +3154,7 @@
           <w:szCs w:val="26"/>
         </w:rPr>
       </w:pPr>
-      <w:bookmarkStart w:id="9" w:name="_Toc216158956"/>
+      <w:bookmarkStart w:id="11" w:name="_Toc243393422"/>
       <w:r>
         <w:rPr>
           <w:sz w:val="26"/>
@@ -2048,7 +3176,7 @@
         </w:rPr>
         <w:t>Nyilatkozat generatív mesterséges intelligencia alkalmazásáról</w:t>
       </w:r>
-      <w:bookmarkEnd w:id="9"/>
+      <w:bookmarkEnd w:id="11"/>
     </w:p>
     <w:p>
       <w:pPr>
@@ -2251,7 +3379,31 @@
                 <w:szCs w:val="20"/>
                 <w:lang w:val="hu-HU" w:eastAsia="nl-BE"/>
               </w:rPr>
-              <w:t>Generatív MI eszköz(ök) neve</w:t>
+              <w:t>Generatív MI eszköz(</w:t>
+            </w:r>
+            <w:proofErr w:type="spellStart"/>
+            <w:r>
+              <w:rPr>
+                <w:rFonts w:ascii="Times New Roman" w:eastAsia="Times New Roman" w:hAnsi="Times New Roman" w:cs="Times New Roman"/>
+                <w:b/>
+                <w:bCs/>
+                <w:sz w:val="20"/>
+                <w:szCs w:val="20"/>
+                <w:lang w:val="hu-HU" w:eastAsia="nl-BE"/>
+              </w:rPr>
+              <w:t>ök</w:t>
+            </w:r>
+            <w:proofErr w:type="spellEnd"/>
+            <w:r>
+              <w:rPr>
+                <w:rFonts w:ascii="Times New Roman" w:eastAsia="Times New Roman" w:hAnsi="Times New Roman" w:cs="Times New Roman"/>
+                <w:b/>
+                <w:bCs/>
+                <w:sz w:val="20"/>
+                <w:szCs w:val="20"/>
+                <w:lang w:val="hu-HU" w:eastAsia="nl-BE"/>
+              </w:rPr>
+              <w:t>) neve</w:t>
             </w:r>
           </w:p>
         </w:tc>
@@ -4222,8 +5374,13 @@
         <w:footnoteRef/>
       </w:r>
       <w:r>
-        <w:t xml:space="preserve"> Jean Todt</w:t>
-      </w:r>
+        <w:t xml:space="preserve"> Jean </w:t>
+      </w:r>
+      <w:proofErr w:type="spellStart"/>
+      <w:r>
+        <w:t>Todt</w:t>
+      </w:r>
+      <w:proofErr w:type="spellEnd"/>
     </w:p>
   </w:footnote>
 </w:footnotes>
@@ -6565,6 +7722,7 @@
   <w:style w:type="character" w:default="1" w:styleId="Bekezdsalapbettpusa">
     <w:name w:val="Default Paragraph Font"/>
     <w:uiPriority w:val="1"/>
+    <w:semiHidden/>
     <w:unhideWhenUsed/>
   </w:style>
   <w:style w:type="table" w:default="1" w:styleId="Normltblzat">

--- a/docs/docs/DiplomatervSablon_v4.2_hu.docx
+++ b/docs/docs/DiplomatervSablon_v4.2_hu.docx
@@ -4,452 +4,13 @@
   <w:body>
     <w:p>
       <w:pPr>
-        <w:pStyle w:val="tmutatcm"/>
-      </w:pPr>
-      <w:r>
-        <w:t>Általános információk</w:t>
-      </w:r>
-    </w:p>
-    <w:p>
-      <w:pPr>
-        <w:pStyle w:val="tmutat"/>
-      </w:pPr>
-      <w:r>
-        <w:t>A</w:t>
-      </w:r>
-      <w:r>
-        <w:t xml:space="preserve"> diplomaterv szerkezete</w:t>
-      </w:r>
-      <w:r>
-        <w:t>:</w:t>
-      </w:r>
-    </w:p>
-    <w:p>
-      <w:pPr>
-        <w:pStyle w:val="tmutat"/>
-        <w:numPr>
-          <w:ilvl w:val="0"/>
-          <w:numId w:val="8"/>
-        </w:numPr>
-        <w:ind w:left="714" w:hanging="357"/>
-        <w:contextualSpacing/>
-      </w:pPr>
-      <w:r>
-        <w:t>Diplomaterv feladatkiírás</w:t>
-      </w:r>
-    </w:p>
-    <w:p>
-      <w:pPr>
-        <w:pStyle w:val="tmutat"/>
-        <w:numPr>
-          <w:ilvl w:val="0"/>
-          <w:numId w:val="8"/>
-        </w:numPr>
-        <w:ind w:left="714" w:hanging="357"/>
-        <w:contextualSpacing/>
-      </w:pPr>
-      <w:r>
-        <w:t>Címoldal</w:t>
-      </w:r>
-    </w:p>
-    <w:p>
-      <w:pPr>
-        <w:pStyle w:val="tmutat"/>
-        <w:numPr>
-          <w:ilvl w:val="0"/>
-          <w:numId w:val="8"/>
-        </w:numPr>
-        <w:ind w:left="714" w:hanging="357"/>
-        <w:contextualSpacing/>
-      </w:pPr>
-      <w:r>
-        <w:t>Tartalomjegyzék</w:t>
-      </w:r>
-    </w:p>
-    <w:p>
-      <w:pPr>
-        <w:pStyle w:val="tmutat"/>
-        <w:numPr>
-          <w:ilvl w:val="0"/>
-          <w:numId w:val="8"/>
-        </w:numPr>
-        <w:ind w:left="714" w:hanging="357"/>
-        <w:contextualSpacing/>
-      </w:pPr>
-      <w:r>
-        <w:t>A diplomatervező nyilatkozata az önálló munkáról</w:t>
-      </w:r>
-      <w:r>
-        <w:t xml:space="preserve"> és az elektronikus adatok kezeléséről</w:t>
-      </w:r>
-    </w:p>
-    <w:p>
-      <w:pPr>
-        <w:pStyle w:val="tmutat"/>
-        <w:numPr>
-          <w:ilvl w:val="0"/>
-          <w:numId w:val="8"/>
-        </w:numPr>
-        <w:ind w:left="714" w:hanging="357"/>
-        <w:contextualSpacing/>
-      </w:pPr>
-      <w:r>
-        <w:t>T</w:t>
-      </w:r>
-      <w:r>
-        <w:t>artalmi összefoglaló magyarul és angolul</w:t>
-      </w:r>
-    </w:p>
-    <w:p>
-      <w:pPr>
-        <w:pStyle w:val="tmutat"/>
-        <w:numPr>
-          <w:ilvl w:val="0"/>
-          <w:numId w:val="8"/>
-        </w:numPr>
-        <w:ind w:left="714" w:hanging="357"/>
-        <w:contextualSpacing/>
-      </w:pPr>
-      <w:r>
-        <w:t>Bevezetés: a feladat értelmezése, a tervezés célja, a feladat indokoltsága, a diplomaterv felépítésének rövid összefoglalása</w:t>
-      </w:r>
-    </w:p>
-    <w:p>
-      <w:pPr>
-        <w:pStyle w:val="tmutat"/>
-        <w:numPr>
-          <w:ilvl w:val="0"/>
-          <w:numId w:val="8"/>
-        </w:numPr>
-        <w:ind w:left="714" w:hanging="357"/>
-        <w:contextualSpacing/>
-      </w:pPr>
-      <w:r>
-        <w:t>A feladatkiírás pontosítása és részletes elemzése</w:t>
-      </w:r>
-    </w:p>
-    <w:p>
-      <w:pPr>
-        <w:pStyle w:val="tmutat"/>
-        <w:numPr>
-          <w:ilvl w:val="0"/>
-          <w:numId w:val="8"/>
-        </w:numPr>
-        <w:ind w:left="714" w:hanging="357"/>
-        <w:contextualSpacing/>
-      </w:pPr>
-      <w:r>
-        <w:t>Előzmények (irodalomkutatás, hasonló alkotások), az ezekből levonható következtetések</w:t>
-      </w:r>
-    </w:p>
-    <w:p>
-      <w:pPr>
-        <w:pStyle w:val="tmutat"/>
-        <w:numPr>
-          <w:ilvl w:val="0"/>
-          <w:numId w:val="8"/>
-        </w:numPr>
-        <w:ind w:left="714" w:hanging="357"/>
-        <w:contextualSpacing/>
-      </w:pPr>
-      <w:r>
-        <w:t>A tervezés részletes leírása, a döntési lehetőségek értékelése és a választott megoldások indoklása</w:t>
-      </w:r>
-    </w:p>
-    <w:p>
-      <w:pPr>
-        <w:pStyle w:val="tmutat"/>
-        <w:numPr>
-          <w:ilvl w:val="0"/>
-          <w:numId w:val="8"/>
-        </w:numPr>
-        <w:ind w:left="714" w:hanging="357"/>
-        <w:contextualSpacing/>
-      </w:pPr>
-      <w:r>
-        <w:t>A megtervezett műszaki alkotás értékelése, kritikai elemzése, továbbfejlesztési lehetőségek</w:t>
-      </w:r>
-    </w:p>
-    <w:p>
-      <w:pPr>
-        <w:pStyle w:val="tmutat"/>
-        <w:numPr>
-          <w:ilvl w:val="0"/>
-          <w:numId w:val="8"/>
-        </w:numPr>
-        <w:ind w:left="714" w:hanging="357"/>
-        <w:contextualSpacing/>
-      </w:pPr>
-      <w:r>
-        <w:t>Esetleges köszönetnyilvánítások</w:t>
-      </w:r>
-    </w:p>
-    <w:p>
-      <w:pPr>
-        <w:pStyle w:val="tmutat"/>
-        <w:numPr>
-          <w:ilvl w:val="0"/>
-          <w:numId w:val="8"/>
-        </w:numPr>
-        <w:ind w:left="714" w:hanging="357"/>
-        <w:contextualSpacing/>
-      </w:pPr>
-      <w:r>
-        <w:t>Részletesés pontos irodalomjegyzék</w:t>
-      </w:r>
-    </w:p>
-    <w:p>
-      <w:pPr>
-        <w:pStyle w:val="tmutat"/>
-        <w:numPr>
-          <w:ilvl w:val="0"/>
-          <w:numId w:val="8"/>
-        </w:numPr>
-        <w:ind w:left="714" w:hanging="357"/>
-      </w:pPr>
-      <w:r>
-        <w:t>Függelék(</w:t>
-      </w:r>
-      <w:proofErr w:type="spellStart"/>
-      <w:r>
-        <w:t>ek</w:t>
-      </w:r>
-      <w:proofErr w:type="spellEnd"/>
-      <w:r>
-        <w:t>)</w:t>
-      </w:r>
-    </w:p>
-    <w:p>
-      <w:pPr>
-        <w:pStyle w:val="tmutat"/>
-      </w:pPr>
-      <w:r>
-        <w:t xml:space="preserve">Felhasználható a </w:t>
-      </w:r>
-      <w:r>
-        <w:t>következő oldaltól kezdődő</w:t>
-      </w:r>
-      <w:r>
-        <w:t xml:space="preserve"> </w:t>
-      </w:r>
-      <w:r>
-        <w:rPr>
-          <w:rStyle w:val="tmutatkiemels"/>
-        </w:rPr>
-        <w:t>Diplomaterv sablon</w:t>
-      </w:r>
-      <w:r>
-        <w:t xml:space="preserve"> dokumentum tartalma. Ügyeljen a </w:t>
-      </w:r>
-      <w:r>
-        <w:t xml:space="preserve">tanszék, a hallgató, a </w:t>
-      </w:r>
-      <w:r>
-        <w:t>konzulens nevét és a beadás évét jelölő szövegdobozokra, mert azokra külön ki kell adni a frissítést.</w:t>
-      </w:r>
-      <w:r>
-        <w:t xml:space="preserve"> A mezők tartalma a sablonban a dokumentum adatlapja alapján automatikusan kerül kitöltésre</w:t>
-      </w:r>
-      <w:r>
-        <w:t xml:space="preserve"> (Fájl/Információ/Tulajdonságok/Speciális tulajdonságok)</w:t>
-      </w:r>
-      <w:r>
-        <w:t>.</w:t>
-      </w:r>
-    </w:p>
-    <w:p>
-      <w:pPr>
-        <w:pStyle w:val="tmutat"/>
-      </w:pPr>
-      <w:r>
-        <w:t>A diplomaterv szabványos méretű A4-es lapokra kerüljön. Az oldalak tükörmargóval készüljenek (mindenhol 2.5cm, baloldalon 1cm-es kötéssel). Az alapértelmezett betűkészlet a 12 pontos Times New Roman, másfeles sorközzel.</w:t>
-      </w:r>
-    </w:p>
-    <w:p>
-      <w:pPr>
-        <w:pStyle w:val="tmutat"/>
-      </w:pPr>
-      <w:r>
-        <w:t>Minden oldalon - az első négy szerkezeti elem kivételével - szerepelnie kell az oldalszámnak.</w:t>
-      </w:r>
-    </w:p>
-    <w:p>
-      <w:pPr>
-        <w:pStyle w:val="tmutat"/>
-      </w:pPr>
-      <w:r>
-        <w:t>A fejezeteket decimális beosztással kell ellátni. Az ábrákat a megfelelő helyre be kell illeszteni, fejezetenként decimális számmal és kifejező címmel kell ellátni. A fejezeteket decimális aláosztással számozzuk, maximálisan 3 aláosztás mélységben (pl. 2.3.4.1.). Az ábrákat, táblázatokat és képleteket célszerű fejezetenként külön számozni (pl. 2.4. ábra, 4.2 táblázat vagy képletnél (3.2)). A fejezetcímeket igazítsuk balra, a normál szövegnél viszont használjunk sorkiegyenlítést. Az ábrákat, táblázatokat és a hozzájuk tartozó címet igazítsuk középre. A cím a jelölt rész alatt helyezkedjen el.</w:t>
-      </w:r>
-    </w:p>
-    <w:p>
-      <w:pPr>
-        <w:pStyle w:val="tmutat"/>
-      </w:pPr>
-      <w:r>
-        <w:t>A képeket lehetőleg rajzoló programmal készítsék el</w:t>
-      </w:r>
-      <w:r>
-        <w:t>, az egyenleteket egyenlet-szerkesztő segítségével írják le</w:t>
-      </w:r>
-      <w:r>
-        <w:t>.</w:t>
-      </w:r>
-    </w:p>
-    <w:p>
-      <w:pPr>
-        <w:pStyle w:val="tmutat"/>
-      </w:pPr>
-      <w:r>
-        <w:t xml:space="preserve">Az irodalomjegyzék szövegközi hivatkozása történhet a Harvard-rendszerben (a szerző és az évszám megadásával) vagy </w:t>
-      </w:r>
-      <w:proofErr w:type="spellStart"/>
-      <w:r>
-        <w:t>sorszámozva</w:t>
-      </w:r>
-      <w:proofErr w:type="spellEnd"/>
-      <w:r>
-        <w:t>. A teljes lista névsor szerinti sorrendben a szöveg végén szerepeljen (sorszámozott irodalmi hivatkozások esetén hivatkozási sorrendben). A szakirodalmi források címeit azonban mindig az eredeti nyelven kell megadni, esetleg zárójelben a fordítással. A listában szereplő valamennyi publikációra hivatkozni kell a szövegben. Minden publikáció a szerzők után a következő adatok szerepelnek: folyóirat cikkeknél a pontos cím, a folyóirat címe, évfolyam, szám, oldalszám tól-ig. A folyóirat címeket csak akkor rövidítsük, ha azok nagyon közismertek vagy nagyon hosszúak. Internet hivatkozások megadásakor fontos, hogy az elérési út előtt megadjuk az oldal tulajdonosát és tartalmát (mivel a link egy idő után akár elérhetetlenné is válhat), valamint az elérés időpontját.</w:t>
-      </w:r>
-    </w:p>
-    <w:p>
-      <w:pPr>
-        <w:pStyle w:val="tmutat"/>
-        <w:rPr>
-          <w:rStyle w:val="tmutatfontos"/>
-        </w:rPr>
-      </w:pPr>
-      <w:r>
-        <w:rPr>
-          <w:rStyle w:val="tmutatfontos"/>
-        </w:rPr>
-        <w:t>Fontos:</w:t>
-      </w:r>
-    </w:p>
-    <w:p>
-      <w:pPr>
-        <w:pStyle w:val="tmutat"/>
-        <w:numPr>
-          <w:ilvl w:val="0"/>
-          <w:numId w:val="10"/>
-        </w:numPr>
-      </w:pPr>
-      <w:r>
-        <w:t xml:space="preserve">a szakdolgozat készítő/diplomatervező nyilatkozata (a </w:t>
-      </w:r>
-      <w:r>
-        <w:t>jelen sablonban</w:t>
-      </w:r>
-      <w:r>
-        <w:t xml:space="preserve"> szereplő szövegtartalommal) </w:t>
-      </w:r>
-      <w:r>
-        <w:t xml:space="preserve">kötelező </w:t>
-      </w:r>
-      <w:r>
-        <w:t>előírás</w:t>
-      </w:r>
-      <w:r>
-        <w:t xml:space="preserve"> Karunkon</w:t>
-      </w:r>
-      <w:r>
-        <w:t>,</w:t>
-      </w:r>
-      <w:r>
-        <w:t xml:space="preserve"> ennek hiányában a </w:t>
-      </w:r>
-      <w:r>
-        <w:t>szakdolgozat/</w:t>
-      </w:r>
-      <w:r>
-        <w:t xml:space="preserve">diplomaterv </w:t>
-      </w:r>
-      <w:r>
-        <w:t>nem bírálható és nem védhető</w:t>
-      </w:r>
-      <w:r>
-        <w:t>!</w:t>
-      </w:r>
-    </w:p>
-    <w:p>
-      <w:pPr>
-        <w:pStyle w:val="tmutat"/>
-        <w:numPr>
-          <w:ilvl w:val="0"/>
-          <w:numId w:val="12"/>
-        </w:numPr>
-      </w:pPr>
-      <w:r>
-        <w:t>mind a dolgozat, mind a melléklet</w:t>
-      </w:r>
-      <w:r>
-        <w:t xml:space="preserve"> maximálisan 15 MB méretű lehet</w:t>
-      </w:r>
-      <w:r>
-        <w:t>!</w:t>
-      </w:r>
-    </w:p>
-    <w:p>
-      <w:pPr>
-        <w:pStyle w:val="tmutat"/>
-      </w:pPr>
-      <w:r>
-        <w:t xml:space="preserve">Jó munkát, sikeres szakdolgozat készítést ill. </w:t>
-      </w:r>
-      <w:r>
-        <w:t>diplomatervezést</w:t>
-      </w:r>
-      <w:r>
-        <w:t xml:space="preserve"> kívánunk!</w:t>
-      </w:r>
-    </w:p>
-    <w:p>
-      <w:pPr>
-        <w:pStyle w:val="Nyilatkozatcm"/>
-      </w:pPr>
-      <w:r>
-        <w:lastRenderedPageBreak/>
-        <w:t>FELADATKIÍRÁS</w:t>
-      </w:r>
-    </w:p>
-    <w:p>
-      <w:r>
-        <w:t xml:space="preserve">A feladatkiírást a </w:t>
-      </w:r>
-      <w:r>
-        <w:rPr>
-          <w:rStyle w:val="Kiemels2"/>
-        </w:rPr>
-        <w:t>tanszék saját előírása szerint</w:t>
-      </w:r>
-      <w:r>
-        <w:t xml:space="preserve"> vagy </w:t>
-      </w:r>
-      <w:r>
-        <w:t xml:space="preserve">a </w:t>
-      </w:r>
-      <w:r>
-        <w:t>tanszéki adminisztrációban lehet átvenni, és a tanszéki pecséttel ellátott, a tanszékvezető által aláírt lapot kell belefűzni a leadott munkába, vagy a tanszékvezető által elektronikusan jóváhagyott feladatkiírás</w:t>
-      </w:r>
-      <w:r>
-        <w:t xml:space="preserve">t kell a Diplomaterv Portálról </w:t>
-      </w:r>
-      <w:r>
-        <w:t>letölteni és a leadott munkába belefűzni (ezen oldal HELYETT, ez az oldal csak útmutatás). Az elektronikusan feltöltött dolgozatban már nem kell megismételni a feladatkiírást.</w:t>
-      </w:r>
-    </w:p>
-    <w:p>
-      <w:pPr>
         <w:pStyle w:val="Cmlaplog"/>
       </w:pPr>
-      <w:r>
-        <w:br w:type="page"/>
-      </w:r>
       <w:r>
         <w:rPr>
           <w:noProof/>
           <w:lang w:val="en-US"/>
         </w:rPr>
-        <w:lastRenderedPageBreak/>
         <w:drawing>
           <wp:inline distT="0" distB="0" distL="0" distR="0" wp14:anchorId="5D62D356" wp14:editId="5A742426">
             <wp:extent cx="1933575" cy="542925"/>
@@ -468,7 +29,7 @@
                     </pic:cNvPicPr>
                   </pic:nvPicPr>
                   <pic:blipFill>
-                    <a:blip r:embed="rId8" cstate="print">
+                    <a:blip r:embed="rId11" cstate="print">
                       <a:extLst>
                         <a:ext uri="{28A0092B-C50C-407E-A947-70E740481C1C}">
                           <a14:useLocalDpi xmlns:a14="http://schemas.microsoft.com/office/drawing/2010/main" val="0"/>
@@ -520,14 +81,9 @@
       <w:pPr>
         <w:pStyle w:val="Cmlapkarstanszk"/>
       </w:pPr>
-      <w:fldSimple w:instr=" DOCPROPERTY  Company  \* MERGEFORMAT ">
-        <w:r>
-          <w:t>TMIT</w:t>
-        </w:r>
-        <w:r>
-          <w:t xml:space="preserve"> Tanszék</w:t>
-        </w:r>
-      </w:fldSimple>
+      <w:r>
+        <w:t>TMIT Tanszék</w:t>
+      </w:r>
     </w:p>
     <w:p>
       <w:pPr>
@@ -536,7 +92,6 @@
       <w:r>
         <w:t>Tóth Tódor</w:t>
       </w:r>
-      <w:fldSimple w:instr=" AUTHOR  \* MERGEFORMAT "/>
     </w:p>
     <w:p>
       <w:pPr>
@@ -642,7 +197,7 @@
       <w:r>
         <w:fldChar w:fldCharType="separate"/>
       </w:r>
-      <w:hyperlink w:anchor="_Toc243393414" w:history="1">
+      <w:hyperlink w:anchor="_Toc243696968" w:history="1">
         <w:r>
           <w:rPr>
             <w:rStyle w:val="Hiperhivatkozs"/>
@@ -669,7 +224,7 @@
             <w:noProof/>
             <w:webHidden/>
           </w:rPr>
-          <w:instrText xml:space="preserve"> PAGEREF _Toc243393414 \h </w:instrText>
+          <w:instrText xml:space="preserve"> PAGEREF _Toc243696968 \h </w:instrText>
         </w:r>
         <w:r>
           <w:rPr>
@@ -689,7 +244,7 @@
             <w:noProof/>
             <w:webHidden/>
           </w:rPr>
-          <w:t>6</w:t>
+          <w:t>4</w:t>
         </w:r>
         <w:r>
           <w:rPr>
@@ -712,7 +267,7 @@
           <w14:ligatures w14:val="standardContextual"/>
         </w:rPr>
       </w:pPr>
-      <w:hyperlink w:anchor="_Toc243393415" w:history="1">
+      <w:hyperlink w:anchor="_Toc243696969" w:history="1">
         <w:r>
           <w:rPr>
             <w:rStyle w:val="Hiperhivatkozs"/>
@@ -739,7 +294,7 @@
             <w:noProof/>
             <w:webHidden/>
           </w:rPr>
-          <w:instrText xml:space="preserve"> PAGEREF _Toc243393415 \h </w:instrText>
+          <w:instrText xml:space="preserve"> PAGEREF _Toc243696969 \h </w:instrText>
         </w:r>
         <w:r>
           <w:rPr>
@@ -759,7 +314,7 @@
             <w:noProof/>
             <w:webHidden/>
           </w:rPr>
-          <w:t>7</w:t>
+          <w:t>5</w:t>
         </w:r>
         <w:r>
           <w:rPr>
@@ -782,7 +337,7 @@
           <w14:ligatures w14:val="standardContextual"/>
         </w:rPr>
       </w:pPr>
-      <w:hyperlink w:anchor="_Toc243393416" w:history="1">
+      <w:hyperlink w:anchor="_Toc243696970" w:history="1">
         <w:r>
           <w:rPr>
             <w:rStyle w:val="Hiperhivatkozs"/>
@@ -809,7 +364,7 @@
             <w:noProof/>
             <w:webHidden/>
           </w:rPr>
-          <w:instrText xml:space="preserve"> PAGEREF _Toc243393416 \h </w:instrText>
+          <w:instrText xml:space="preserve"> PAGEREF _Toc243696970 \h </w:instrText>
         </w:r>
         <w:r>
           <w:rPr>
@@ -829,7 +384,7 @@
             <w:noProof/>
             <w:webHidden/>
           </w:rPr>
-          <w:t>8</w:t>
+          <w:t>6</w:t>
         </w:r>
         <w:r>
           <w:rPr>
@@ -854,7 +409,7 @@
           <w14:ligatures w14:val="standardContextual"/>
         </w:rPr>
       </w:pPr>
-      <w:hyperlink w:anchor="_Toc243393417" w:history="1">
+      <w:hyperlink w:anchor="_Toc243696971" w:history="1">
         <w:r>
           <w:rPr>
             <w:rStyle w:val="Hiperhivatkozs"/>
@@ -881,7 +436,7 @@
             <w:noProof/>
             <w:webHidden/>
           </w:rPr>
-          <w:instrText xml:space="preserve"> PAGEREF _Toc243393417 \h </w:instrText>
+          <w:instrText xml:space="preserve"> PAGEREF _Toc243696971 \h </w:instrText>
         </w:r>
         <w:r>
           <w:rPr>
@@ -901,7 +456,439 @@
             <w:noProof/>
             <w:webHidden/>
           </w:rPr>
+          <w:t>6</w:t>
+        </w:r>
+        <w:r>
+          <w:rPr>
+            <w:noProof/>
+            <w:webHidden/>
+          </w:rPr>
+          <w:fldChar w:fldCharType="end"/>
+        </w:r>
+      </w:hyperlink>
+    </w:p>
+    <w:p>
+      <w:pPr>
+        <w:pStyle w:val="TJ2"/>
+        <w:tabs>
+          <w:tab w:val="right" w:leader="dot" w:pos="8494"/>
+        </w:tabs>
+        <w:rPr>
+          <w:rFonts w:asciiTheme="minorHAnsi" w:eastAsiaTheme="minorEastAsia" w:hAnsiTheme="minorHAnsi" w:cstheme="minorBidi"/>
+          <w:noProof/>
+          <w:kern w:val="2"/>
+          <w:lang w:eastAsia="hu-HU"/>
+          <w14:ligatures w14:val="standardContextual"/>
+        </w:rPr>
+      </w:pPr>
+      <w:hyperlink w:anchor="_Toc243696972" w:history="1">
+        <w:r>
+          <w:rPr>
+            <w:rStyle w:val="Hiperhivatkozs"/>
+            <w:noProof/>
+          </w:rPr>
+          <w:t>A szakdolgozat felépítése</w:t>
+        </w:r>
+        <w:r>
+          <w:rPr>
+            <w:noProof/>
+            <w:webHidden/>
+          </w:rPr>
+          <w:tab/>
+        </w:r>
+        <w:r>
+          <w:rPr>
+            <w:noProof/>
+            <w:webHidden/>
+          </w:rPr>
+          <w:fldChar w:fldCharType="begin"/>
+        </w:r>
+        <w:r>
+          <w:rPr>
+            <w:noProof/>
+            <w:webHidden/>
+          </w:rPr>
+          <w:instrText xml:space="preserve"> PAGEREF _Toc243696972 \h </w:instrText>
+        </w:r>
+        <w:r>
+          <w:rPr>
+            <w:noProof/>
+            <w:webHidden/>
+          </w:rPr>
+        </w:r>
+        <w:r>
+          <w:rPr>
+            <w:noProof/>
+            <w:webHidden/>
+          </w:rPr>
+          <w:fldChar w:fldCharType="separate"/>
+        </w:r>
+        <w:r>
+          <w:rPr>
+            <w:noProof/>
+            <w:webHidden/>
+          </w:rPr>
+          <w:t>7</w:t>
+        </w:r>
+        <w:r>
+          <w:rPr>
+            <w:noProof/>
+            <w:webHidden/>
+          </w:rPr>
+          <w:fldChar w:fldCharType="end"/>
+        </w:r>
+      </w:hyperlink>
+    </w:p>
+    <w:p>
+      <w:pPr>
+        <w:pStyle w:val="TJ2"/>
+        <w:tabs>
+          <w:tab w:val="right" w:leader="dot" w:pos="8494"/>
+        </w:tabs>
+        <w:rPr>
+          <w:rFonts w:asciiTheme="minorHAnsi" w:eastAsiaTheme="minorEastAsia" w:hAnsiTheme="minorHAnsi" w:cstheme="minorBidi"/>
+          <w:noProof/>
+          <w:kern w:val="2"/>
+          <w:lang w:eastAsia="hu-HU"/>
+          <w14:ligatures w14:val="standardContextual"/>
+        </w:rPr>
+      </w:pPr>
+      <w:hyperlink w:anchor="_Toc243696973" w:history="1">
+        <w:r>
+          <w:rPr>
+            <w:rStyle w:val="Hiperhivatkozs"/>
+            <w:noProof/>
+          </w:rPr>
+          <w:t>A feladatkírás pontosítása és értelmezése</w:t>
+        </w:r>
+        <w:r>
+          <w:rPr>
+            <w:noProof/>
+            <w:webHidden/>
+          </w:rPr>
+          <w:tab/>
+        </w:r>
+        <w:r>
+          <w:rPr>
+            <w:noProof/>
+            <w:webHidden/>
+          </w:rPr>
+          <w:fldChar w:fldCharType="begin"/>
+        </w:r>
+        <w:r>
+          <w:rPr>
+            <w:noProof/>
+            <w:webHidden/>
+          </w:rPr>
+          <w:instrText xml:space="preserve"> PAGEREF _Toc243696973 \h </w:instrText>
+        </w:r>
+        <w:r>
+          <w:rPr>
+            <w:noProof/>
+            <w:webHidden/>
+          </w:rPr>
+        </w:r>
+        <w:r>
+          <w:rPr>
+            <w:noProof/>
+            <w:webHidden/>
+          </w:rPr>
+          <w:fldChar w:fldCharType="separate"/>
+        </w:r>
+        <w:r>
+          <w:rPr>
+            <w:noProof/>
+            <w:webHidden/>
+          </w:rPr>
+          <w:t>7</w:t>
+        </w:r>
+        <w:r>
+          <w:rPr>
+            <w:noProof/>
+            <w:webHidden/>
+          </w:rPr>
+          <w:fldChar w:fldCharType="end"/>
+        </w:r>
+      </w:hyperlink>
+    </w:p>
+    <w:p>
+      <w:pPr>
+        <w:pStyle w:val="TJ2"/>
+        <w:tabs>
+          <w:tab w:val="right" w:leader="dot" w:pos="8494"/>
+        </w:tabs>
+        <w:rPr>
+          <w:rFonts w:asciiTheme="minorHAnsi" w:eastAsiaTheme="minorEastAsia" w:hAnsiTheme="minorHAnsi" w:cstheme="minorBidi"/>
+          <w:noProof/>
+          <w:kern w:val="2"/>
+          <w:lang w:eastAsia="hu-HU"/>
+          <w14:ligatures w14:val="standardContextual"/>
+        </w:rPr>
+      </w:pPr>
+      <w:hyperlink w:anchor="_Toc243696974" w:history="1">
+        <w:r>
+          <w:rPr>
+            <w:rStyle w:val="Hiperhivatkozs"/>
+            <w:noProof/>
+          </w:rPr>
+          <w:t>Sportanalitikai és szakirodalmi áttekintés</w:t>
+        </w:r>
+        <w:r>
+          <w:rPr>
+            <w:noProof/>
+            <w:webHidden/>
+          </w:rPr>
+          <w:tab/>
+        </w:r>
+        <w:r>
+          <w:rPr>
+            <w:noProof/>
+            <w:webHidden/>
+          </w:rPr>
+          <w:fldChar w:fldCharType="begin"/>
+        </w:r>
+        <w:r>
+          <w:rPr>
+            <w:noProof/>
+            <w:webHidden/>
+          </w:rPr>
+          <w:instrText xml:space="preserve"> PAGEREF _Toc243696974 \h </w:instrText>
+        </w:r>
+        <w:r>
+          <w:rPr>
+            <w:noProof/>
+            <w:webHidden/>
+          </w:rPr>
+        </w:r>
+        <w:r>
+          <w:rPr>
+            <w:noProof/>
+            <w:webHidden/>
+          </w:rPr>
+          <w:fldChar w:fldCharType="separate"/>
+        </w:r>
+        <w:r>
+          <w:rPr>
+            <w:noProof/>
+            <w:webHidden/>
+          </w:rPr>
           <w:t>8</w:t>
+        </w:r>
+        <w:r>
+          <w:rPr>
+            <w:noProof/>
+            <w:webHidden/>
+          </w:rPr>
+          <w:fldChar w:fldCharType="end"/>
+        </w:r>
+      </w:hyperlink>
+    </w:p>
+    <w:p>
+      <w:pPr>
+        <w:pStyle w:val="TJ3"/>
+        <w:tabs>
+          <w:tab w:val="right" w:leader="dot" w:pos="8494"/>
+        </w:tabs>
+        <w:rPr>
+          <w:rFonts w:asciiTheme="minorHAnsi" w:eastAsiaTheme="minorEastAsia" w:hAnsiTheme="minorHAnsi" w:cstheme="minorBidi"/>
+          <w:noProof/>
+          <w:kern w:val="2"/>
+          <w:lang w:eastAsia="hu-HU"/>
+          <w14:ligatures w14:val="standardContextual"/>
+        </w:rPr>
+      </w:pPr>
+      <w:hyperlink w:anchor="_Toc243696975" w:history="1">
+        <w:r>
+          <w:rPr>
+            <w:rStyle w:val="Hiperhivatkozs"/>
+            <w:noProof/>
+          </w:rPr>
+          <w:t>Hagyományos stratégiai modellek és optimalizáció</w:t>
+        </w:r>
+        <w:r>
+          <w:rPr>
+            <w:noProof/>
+            <w:webHidden/>
+          </w:rPr>
+          <w:tab/>
+        </w:r>
+        <w:r>
+          <w:rPr>
+            <w:noProof/>
+            <w:webHidden/>
+          </w:rPr>
+          <w:fldChar w:fldCharType="begin"/>
+        </w:r>
+        <w:r>
+          <w:rPr>
+            <w:noProof/>
+            <w:webHidden/>
+          </w:rPr>
+          <w:instrText xml:space="preserve"> PAGEREF _Toc243696975 \h </w:instrText>
+        </w:r>
+        <w:r>
+          <w:rPr>
+            <w:noProof/>
+            <w:webHidden/>
+          </w:rPr>
+        </w:r>
+        <w:r>
+          <w:rPr>
+            <w:noProof/>
+            <w:webHidden/>
+          </w:rPr>
+          <w:fldChar w:fldCharType="separate"/>
+        </w:r>
+        <w:r>
+          <w:rPr>
+            <w:noProof/>
+            <w:webHidden/>
+          </w:rPr>
+          <w:t>8</w:t>
+        </w:r>
+        <w:r>
+          <w:rPr>
+            <w:noProof/>
+            <w:webHidden/>
+          </w:rPr>
+          <w:fldChar w:fldCharType="end"/>
+        </w:r>
+      </w:hyperlink>
+    </w:p>
+    <w:p>
+      <w:pPr>
+        <w:pStyle w:val="TJ3"/>
+        <w:tabs>
+          <w:tab w:val="right" w:leader="dot" w:pos="8494"/>
+        </w:tabs>
+        <w:rPr>
+          <w:rFonts w:asciiTheme="minorHAnsi" w:eastAsiaTheme="minorEastAsia" w:hAnsiTheme="minorHAnsi" w:cstheme="minorBidi"/>
+          <w:noProof/>
+          <w:kern w:val="2"/>
+          <w:lang w:eastAsia="hu-HU"/>
+          <w14:ligatures w14:val="standardContextual"/>
+        </w:rPr>
+      </w:pPr>
+      <w:hyperlink w:anchor="_Toc243696976" w:history="1">
+        <w:r>
+          <w:rPr>
+            <w:rStyle w:val="Hiperhivatkozs"/>
+            <w:noProof/>
+          </w:rPr>
+          <w:t>Mélytanulási megközelítések a telemetriaadatok feldolgozásában</w:t>
+        </w:r>
+        <w:r>
+          <w:rPr>
+            <w:noProof/>
+            <w:webHidden/>
+          </w:rPr>
+          <w:tab/>
+        </w:r>
+        <w:r>
+          <w:rPr>
+            <w:noProof/>
+            <w:webHidden/>
+          </w:rPr>
+          <w:fldChar w:fldCharType="begin"/>
+        </w:r>
+        <w:r>
+          <w:rPr>
+            <w:noProof/>
+            <w:webHidden/>
+          </w:rPr>
+          <w:instrText xml:space="preserve"> PAGEREF _Toc243696976 \h </w:instrText>
+        </w:r>
+        <w:r>
+          <w:rPr>
+            <w:noProof/>
+            <w:webHidden/>
+          </w:rPr>
+        </w:r>
+        <w:r>
+          <w:rPr>
+            <w:noProof/>
+            <w:webHidden/>
+          </w:rPr>
+          <w:fldChar w:fldCharType="separate"/>
+        </w:r>
+        <w:r>
+          <w:rPr>
+            <w:noProof/>
+            <w:webHidden/>
+          </w:rPr>
+          <w:t>9</w:t>
+        </w:r>
+        <w:r>
+          <w:rPr>
+            <w:noProof/>
+            <w:webHidden/>
+          </w:rPr>
+          <w:fldChar w:fldCharType="end"/>
+        </w:r>
+      </w:hyperlink>
+    </w:p>
+    <w:p>
+      <w:pPr>
+        <w:pStyle w:val="TJ3"/>
+        <w:tabs>
+          <w:tab w:val="right" w:leader="dot" w:pos="8494"/>
+        </w:tabs>
+        <w:rPr>
+          <w:rFonts w:asciiTheme="minorHAnsi" w:eastAsiaTheme="minorEastAsia" w:hAnsiTheme="minorHAnsi" w:cstheme="minorBidi"/>
+          <w:noProof/>
+          <w:kern w:val="2"/>
+          <w:lang w:eastAsia="hu-HU"/>
+          <w14:ligatures w14:val="standardContextual"/>
+        </w:rPr>
+      </w:pPr>
+      <w:hyperlink w:anchor="_Toc243696977" w:history="1">
+        <w:r>
+          <w:rPr>
+            <w:rStyle w:val="Hiperhivatkozs"/>
+            <w:noProof/>
+          </w:rPr>
+          <w:t>Térbeli hálózatok és reprezentációtanulás a sportanalitikában</w:t>
+        </w:r>
+        <w:r>
+          <w:rPr>
+            <w:noProof/>
+            <w:webHidden/>
+          </w:rPr>
+          <w:tab/>
+        </w:r>
+        <w:r>
+          <w:rPr>
+            <w:noProof/>
+            <w:webHidden/>
+          </w:rPr>
+          <w:fldChar w:fldCharType="begin"/>
+        </w:r>
+        <w:r>
+          <w:rPr>
+            <w:noProof/>
+            <w:webHidden/>
+          </w:rPr>
+          <w:instrText xml:space="preserve"> PAGEREF _Toc243696977 \h </w:instrText>
+        </w:r>
+        <w:r>
+          <w:rPr>
+            <w:noProof/>
+            <w:webHidden/>
+          </w:rPr>
+        </w:r>
+        <w:r>
+          <w:rPr>
+            <w:noProof/>
+            <w:webHidden/>
+          </w:rPr>
+          <w:fldChar w:fldCharType="separate"/>
+        </w:r>
+        <w:r>
+          <w:rPr>
+            <w:noProof/>
+            <w:webHidden/>
+          </w:rPr>
+          <w:t>9</w:t>
         </w:r>
         <w:r>
           <w:rPr>
@@ -924,13 +911,13 @@
           <w14:ligatures w14:val="standardContextual"/>
         </w:rPr>
       </w:pPr>
-      <w:hyperlink w:anchor="_Toc243393418" w:history="1">
+      <w:hyperlink w:anchor="_Toc243696978" w:history="1">
         <w:r>
           <w:rPr>
             <w:rStyle w:val="Hiperhivatkozs"/>
             <w:noProof/>
           </w:rPr>
-          <w:t>A feladatkírás pontosítása és értelmezése</w:t>
+          <w:t>Utolsó simítások</w:t>
         </w:r>
         <w:r>
           <w:rPr>
@@ -951,7 +938,7 @@
             <w:noProof/>
             <w:webHidden/>
           </w:rPr>
-          <w:instrText xml:space="preserve"> PAGEREF _Toc243393418 \h </w:instrText>
+          <w:instrText xml:space="preserve"> PAGEREF _Toc243696978 \h </w:instrText>
         </w:r>
         <w:r>
           <w:rPr>
@@ -971,7 +958,7 @@
             <w:noProof/>
             <w:webHidden/>
           </w:rPr>
-          <w:t>9</w:t>
+          <w:t>11</w:t>
         </w:r>
         <w:r>
           <w:rPr>
@@ -994,13 +981,13 @@
           <w14:ligatures w14:val="standardContextual"/>
         </w:rPr>
       </w:pPr>
-      <w:hyperlink w:anchor="_Toc243393419" w:history="1">
+      <w:hyperlink w:anchor="_Toc243696979" w:history="1">
         <w:r>
           <w:rPr>
             <w:rStyle w:val="Hiperhivatkozs"/>
             <w:noProof/>
           </w:rPr>
-          <w:t>Utolsó simítások</w:t>
+          <w:t>Irodalomjegyzék</w:t>
         </w:r>
         <w:r>
           <w:rPr>
@@ -1021,7 +1008,7 @@
             <w:noProof/>
             <w:webHidden/>
           </w:rPr>
-          <w:instrText xml:space="preserve"> PAGEREF _Toc243393419 \h </w:instrText>
+          <w:instrText xml:space="preserve"> PAGEREF _Toc243696979 \h </w:instrText>
         </w:r>
         <w:r>
           <w:rPr>
@@ -1041,7 +1028,7 @@
             <w:noProof/>
             <w:webHidden/>
           </w:rPr>
-          <w:t>10</w:t>
+          <w:t>12</w:t>
         </w:r>
         <w:r>
           <w:rPr>
@@ -1064,13 +1051,13 @@
           <w14:ligatures w14:val="standardContextual"/>
         </w:rPr>
       </w:pPr>
-      <w:hyperlink w:anchor="_Toc243393420" w:history="1">
+      <w:hyperlink w:anchor="_Toc243696980" w:history="1">
         <w:r>
           <w:rPr>
             <w:rStyle w:val="Hiperhivatkozs"/>
             <w:noProof/>
           </w:rPr>
-          <w:t>Irodalomjegyzék</w:t>
+          <w:t>Függelék</w:t>
         </w:r>
         <w:r>
           <w:rPr>
@@ -1091,7 +1078,7 @@
             <w:noProof/>
             <w:webHidden/>
           </w:rPr>
-          <w:instrText xml:space="preserve"> PAGEREF _Toc243393420 \h </w:instrText>
+          <w:instrText xml:space="preserve"> PAGEREF _Toc243696980 \h </w:instrText>
         </w:r>
         <w:r>
           <w:rPr>
@@ -1111,77 +1098,7 @@
             <w:noProof/>
             <w:webHidden/>
           </w:rPr>
-          <w:t>11</w:t>
-        </w:r>
-        <w:r>
-          <w:rPr>
-            <w:noProof/>
-            <w:webHidden/>
-          </w:rPr>
-          <w:fldChar w:fldCharType="end"/>
-        </w:r>
-      </w:hyperlink>
-    </w:p>
-    <w:p>
-      <w:pPr>
-        <w:pStyle w:val="TJ1"/>
-        <w:rPr>
-          <w:rFonts w:asciiTheme="minorHAnsi" w:eastAsiaTheme="minorEastAsia" w:hAnsiTheme="minorHAnsi" w:cstheme="minorBidi"/>
-          <w:b w:val="0"/>
-          <w:noProof/>
-          <w:kern w:val="2"/>
-          <w:lang w:eastAsia="hu-HU"/>
-          <w14:ligatures w14:val="standardContextual"/>
-        </w:rPr>
-      </w:pPr>
-      <w:hyperlink w:anchor="_Toc243393421" w:history="1">
-        <w:r>
-          <w:rPr>
-            <w:rStyle w:val="Hiperhivatkozs"/>
-            <w:noProof/>
-          </w:rPr>
-          <w:t>Függelék</w:t>
-        </w:r>
-        <w:r>
-          <w:rPr>
-            <w:noProof/>
-            <w:webHidden/>
-          </w:rPr>
-          <w:tab/>
-        </w:r>
-        <w:r>
-          <w:rPr>
-            <w:noProof/>
-            <w:webHidden/>
-          </w:rPr>
-          <w:fldChar w:fldCharType="begin"/>
-        </w:r>
-        <w:r>
-          <w:rPr>
-            <w:noProof/>
-            <w:webHidden/>
-          </w:rPr>
-          <w:instrText xml:space="preserve"> PAGEREF _Toc243393421 \h </w:instrText>
-        </w:r>
-        <w:r>
-          <w:rPr>
-            <w:noProof/>
-            <w:webHidden/>
-          </w:rPr>
-        </w:r>
-        <w:r>
-          <w:rPr>
-            <w:noProof/>
-            <w:webHidden/>
-          </w:rPr>
-          <w:fldChar w:fldCharType="separate"/>
-        </w:r>
-        <w:r>
-          <w:rPr>
-            <w:noProof/>
-            <w:webHidden/>
-          </w:rPr>
-          <w:t>12</w:t>
+          <w:t>13</w:t>
         </w:r>
         <w:r>
           <w:rPr>
@@ -1207,7 +1124,7 @@
           <w14:ligatures w14:val="standardContextual"/>
         </w:rPr>
       </w:pPr>
-      <w:hyperlink w:anchor="_Toc243393422" w:history="1">
+      <w:hyperlink w:anchor="_Toc243696981" w:history="1">
         <w:r>
           <w:rPr>
             <w:rStyle w:val="Hiperhivatkozs"/>
@@ -1251,7 +1168,7 @@
             <w:noProof/>
             <w:webHidden/>
           </w:rPr>
-          <w:instrText xml:space="preserve"> PAGEREF _Toc243393422 \h </w:instrText>
+          <w:instrText xml:space="preserve"> PAGEREF _Toc243696981 \h </w:instrText>
         </w:r>
         <w:r>
           <w:rPr>
@@ -1271,7 +1188,7 @@
             <w:noProof/>
             <w:webHidden/>
           </w:rPr>
-          <w:t>12</w:t>
+          <w:t>13</w:t>
         </w:r>
         <w:r>
           <w:rPr>
@@ -1355,15 +1272,7 @@
         <w:pStyle w:val="Nyilatkozatszveg"/>
       </w:pPr>
       <w:r>
-        <w:t>Hozzájárulok, hogy a jelen munkám alapadatait (szerző(k), cím, angol és magyar nyelvű tartalmi kivonat, készítés éve, konzulens(</w:t>
-      </w:r>
-      <w:proofErr w:type="spellStart"/>
-      <w:r>
-        <w:t>ek</w:t>
-      </w:r>
-      <w:proofErr w:type="spellEnd"/>
-      <w:r>
-        <w:t>) neve) a BME VIK az interneten nyilvánosan hozzáférhetővé tegye, a munka teljes szövege pedig a BME Címtárban regisztrált személyek számára elérhető legyen.</w:t>
+        <w:t>Hozzájárulok, hogy a jelen munkám alapadatait (szerző(k), cím, angol és magyar nyelvű tartalmi kivonat, készítés éve, konzulens(ek) neve) a BME VIK az interneten nyilvánosan hozzáférhetővé tegye, a munka teljes szövege pedig a BME Címtárban regisztrált személyek számára elérhető legyen.</w:t>
       </w:r>
       <w:r>
         <w:t xml:space="preserve"> Kijelentem, hogy a benyújtott munka és annak elektronikus verziója megegyezik.</w:t>
@@ -1398,7 +1307,7 @@
         <w:rPr>
           <w:noProof/>
         </w:rPr>
-        <w:t>2026. 10. 20.</w:t>
+        <w:t>2026. 10. 24.</w:t>
       </w:r>
       <w:r>
         <w:fldChar w:fldCharType="end"/>
@@ -1437,7 +1346,7 @@
     <w:p>
       <w:pPr>
         <w:sectPr>
-          <w:footerReference w:type="default" r:id="rId9"/>
+          <w:footerReference w:type="default" r:id="rId12"/>
           <w:type w:val="continuous"/>
           <w:pgSz w:w="11907" w:h="16840" w:code="9"/>
           <w:pgMar w:top="1418" w:right="1418" w:bottom="1418" w:left="1418" w:header="708" w:footer="708" w:gutter="567"/>
@@ -1451,7 +1360,7 @@
       <w:pPr>
         <w:pStyle w:val="Cmsor1"/>
       </w:pPr>
-      <w:bookmarkStart w:id="0" w:name="_Toc243393414"/>
+      <w:bookmarkStart w:id="0" w:name="_Toc243696968"/>
       <w:r>
         <w:lastRenderedPageBreak/>
         <w:t>Összefoglaló</w:t>
@@ -1460,44 +1369,12 @@
     </w:p>
     <w:p>
       <w:r>
-        <w:t xml:space="preserve">A Formula 1 az elmúlt évszázadban az autóversenyzés csúcsaként meghatározó, folyamatosan bővülő, technikailag mindig megújuló versenysporttá </w:t>
-      </w:r>
-      <w:proofErr w:type="spellStart"/>
-      <w:r>
-        <w:t>nőtte</w:t>
-      </w:r>
-      <w:proofErr w:type="spellEnd"/>
-      <w:r>
-        <w:t xml:space="preserve"> ki magát. A futamok során keletkező hatalmas mennyiségű telemetriai és stratégiai adat puszta mérete és komplexitása miatt a hagyományos stratégiai módszerek már nem elegendőek a dinamikus versenyszituációk mélyebb megértéséhez.</w:t>
-      </w:r>
-    </w:p>
-    <w:p>
-      <w:r>
-        <w:t xml:space="preserve">A dolgozat célja egy ilyen versenyadatok feldolgozására képes, gráfreprezentációra és </w:t>
-      </w:r>
-      <w:proofErr w:type="spellStart"/>
-      <w:r>
-        <w:t>Transformer</w:t>
-      </w:r>
-      <w:proofErr w:type="spellEnd"/>
-      <w:r>
-        <w:t xml:space="preserve">-alapú időbeli modellezésre épülő gépi tanulási architektúra megtervezése és megvalósítása. A megvalósított rendszer a versenyállapotok gráfalapú reprezentációját időbeli szekvenciamodellezéssel kapcsolja össze. A gráfokból kinyert vektoros reprezentációkat egy olyan </w:t>
-      </w:r>
-      <w:proofErr w:type="spellStart"/>
-      <w:r>
-        <w:t>transzformer</w:t>
-      </w:r>
-      <w:proofErr w:type="spellEnd"/>
-      <w:r>
-        <w:t xml:space="preserve"> alapú architektúra (BERT </w:t>
-      </w:r>
-      <w:proofErr w:type="spellStart"/>
-      <w:r>
-        <w:t>model</w:t>
-      </w:r>
-      <w:proofErr w:type="spellEnd"/>
-      <w:r>
-        <w:t>) dolgozza fel, melynek feladata az egymást követő időpillanatok közötti összefüggések megtanulása. A megközelítés lehetővé teszi, hogy a modell ne csak egy adott időpillanat összefüggéseit, hanem az egyes időpillanatok közötti összefüggéseket tanulja.</w:t>
+        <w:t>A Formula 1 az elmúlt évszázadban az autóversenyzés csúcsaként meghatározó, folyamatosan bővülő, technikailag mindig megújuló versenysporttá nőtte ki magát. A futamok során keletkező hatalmas mennyiségű telemetriai és stratégiai adat puszta mérete és komplexitása miatt a hagyományos stratégiai módszerek már nem elegendőek a dinamikus versenyszituációk mélyebb megértéséhez.</w:t>
+      </w:r>
+    </w:p>
+    <w:p>
+      <w:r>
+        <w:t>A dolgozat célja egy ilyen versenyadatok feldolgozására képes, gráfreprezentációra és Transformer-alapú időbeli modellezésre épülő gépi tanulási architektúra megtervezése és megvalósítása. A megvalósított rendszer a versenyállapotok gráfalapú reprezentációját időbeli szekvenciamodellezéssel kapcsolja össze. A gráfokból kinyert vektoros reprezentációkat egy olyan transzformer alapú architektúra (BERT model) dolgozza fel, melynek feladata az egymást követő időpillanatok közötti összefüggések megtanulása. A megközelítés lehetővé teszi, hogy a modell ne csak egy adott időpillanat összefüggéseit, hanem az egyes időpillanatok közötti összefüggéseket tanulja.</w:t>
       </w:r>
       <w:r>
         <w:t xml:space="preserve"> Azonban a versenyhelyzetek</w:t>
@@ -1513,1171 +1390,66 @@
       <w:pPr>
         <w:pStyle w:val="Cmsor1"/>
       </w:pPr>
-      <w:bookmarkStart w:id="1" w:name="_Toc243393415"/>
-      <w:proofErr w:type="spellStart"/>
+      <w:bookmarkStart w:id="1" w:name="_Toc243696969"/>
       <w:r>
         <w:lastRenderedPageBreak/>
         <w:t>Abstract</w:t>
       </w:r>
       <w:bookmarkEnd w:id="1"/>
-      <w:proofErr w:type="spellEnd"/>
-    </w:p>
-    <w:p>
-      <w:r>
-        <w:t xml:space="preserve">Over </w:t>
-      </w:r>
-      <w:proofErr w:type="spellStart"/>
-      <w:r>
-        <w:t>the</w:t>
-      </w:r>
-      <w:proofErr w:type="spellEnd"/>
+    </w:p>
+    <w:p>
+      <w:r>
+        <w:t>Over the past century, Formula 1 has evolved into the pinnacle of motor racing, a dominant, continuously changing, expanding and technologically ever-evolving competitive sport. Due to the sheer volume and complexity of telemetry and strategic data generated during races traditional statistical methods are no longer sufficient for a deeper understanding of dynamic race situations.</w:t>
+      </w:r>
+    </w:p>
+    <w:p>
+      <w:r>
+        <w:t>This thesis presents</w:t>
+      </w:r>
+      <w:r>
+        <w:t xml:space="preserve"> and implements</w:t>
+      </w:r>
       <w:r>
         <w:t xml:space="preserve"> </w:t>
       </w:r>
-      <w:proofErr w:type="spellStart"/>
-      <w:r>
-        <w:t>past</w:t>
-      </w:r>
-      <w:proofErr w:type="spellEnd"/>
-      <w:r>
-        <w:t xml:space="preserve"> </w:t>
-      </w:r>
-      <w:proofErr w:type="spellStart"/>
-      <w:r>
-        <w:t>century</w:t>
-      </w:r>
-      <w:proofErr w:type="spellEnd"/>
-      <w:r>
-        <w:t xml:space="preserve">, Formula 1 has </w:t>
-      </w:r>
-      <w:proofErr w:type="spellStart"/>
-      <w:r>
-        <w:t>evolved</w:t>
-      </w:r>
-      <w:proofErr w:type="spellEnd"/>
-      <w:r>
-        <w:t xml:space="preserve"> </w:t>
-      </w:r>
-      <w:proofErr w:type="spellStart"/>
-      <w:r>
-        <w:t>into</w:t>
-      </w:r>
-      <w:proofErr w:type="spellEnd"/>
-      <w:r>
-        <w:t xml:space="preserve"> </w:t>
-      </w:r>
-      <w:proofErr w:type="spellStart"/>
-      <w:r>
-        <w:t>the</w:t>
-      </w:r>
-      <w:proofErr w:type="spellEnd"/>
-      <w:r>
-        <w:t xml:space="preserve"> </w:t>
-      </w:r>
-      <w:proofErr w:type="spellStart"/>
-      <w:r>
-        <w:t>pinnacle</w:t>
-      </w:r>
-      <w:proofErr w:type="spellEnd"/>
-      <w:r>
-        <w:t xml:space="preserve"> of motor </w:t>
-      </w:r>
-      <w:proofErr w:type="spellStart"/>
-      <w:r>
-        <w:t>racing</w:t>
-      </w:r>
-      <w:proofErr w:type="spellEnd"/>
-      <w:r>
-        <w:t xml:space="preserve">, a </w:t>
-      </w:r>
-      <w:proofErr w:type="spellStart"/>
-      <w:r>
-        <w:t>dominant</w:t>
-      </w:r>
-      <w:proofErr w:type="spellEnd"/>
-      <w:r>
-        <w:t xml:space="preserve">, </w:t>
-      </w:r>
-      <w:proofErr w:type="spellStart"/>
-      <w:r>
-        <w:t>continuously</w:t>
-      </w:r>
-      <w:proofErr w:type="spellEnd"/>
-      <w:r>
-        <w:t xml:space="preserve"> </w:t>
-      </w:r>
-      <w:proofErr w:type="spellStart"/>
-      <w:r>
-        <w:t>changing</w:t>
-      </w:r>
-      <w:proofErr w:type="spellEnd"/>
-      <w:r>
-        <w:t xml:space="preserve">, </w:t>
-      </w:r>
-      <w:proofErr w:type="spellStart"/>
-      <w:r>
-        <w:t>expanding</w:t>
-      </w:r>
-      <w:proofErr w:type="spellEnd"/>
-      <w:r>
-        <w:t xml:space="preserve"> and </w:t>
-      </w:r>
-      <w:proofErr w:type="spellStart"/>
-      <w:r>
-        <w:t>technologically</w:t>
-      </w:r>
-      <w:proofErr w:type="spellEnd"/>
-      <w:r>
-        <w:t xml:space="preserve"> </w:t>
-      </w:r>
-      <w:proofErr w:type="spellStart"/>
-      <w:r>
-        <w:t>ever-evolving</w:t>
-      </w:r>
-      <w:proofErr w:type="spellEnd"/>
-      <w:r>
-        <w:t xml:space="preserve"> </w:t>
-      </w:r>
-      <w:proofErr w:type="spellStart"/>
-      <w:r>
-        <w:t>competitive</w:t>
-      </w:r>
-      <w:proofErr w:type="spellEnd"/>
-      <w:r>
-        <w:t xml:space="preserve"> sport. </w:t>
-      </w:r>
-      <w:proofErr w:type="spellStart"/>
-      <w:r>
-        <w:t>Due</w:t>
-      </w:r>
-      <w:proofErr w:type="spellEnd"/>
-      <w:r>
-        <w:t xml:space="preserve"> </w:t>
-      </w:r>
-      <w:proofErr w:type="spellStart"/>
-      <w:r>
-        <w:t>to</w:t>
-      </w:r>
-      <w:proofErr w:type="spellEnd"/>
-      <w:r>
-        <w:t xml:space="preserve"> </w:t>
-      </w:r>
-      <w:proofErr w:type="spellStart"/>
-      <w:r>
-        <w:t>the</w:t>
-      </w:r>
-      <w:proofErr w:type="spellEnd"/>
-      <w:r>
-        <w:t xml:space="preserve"> </w:t>
-      </w:r>
-      <w:proofErr w:type="spellStart"/>
-      <w:r>
-        <w:t>sheer</w:t>
-      </w:r>
-      <w:proofErr w:type="spellEnd"/>
-      <w:r>
-        <w:t xml:space="preserve"> </w:t>
-      </w:r>
-      <w:proofErr w:type="spellStart"/>
-      <w:r>
-        <w:t>volume</w:t>
-      </w:r>
-      <w:proofErr w:type="spellEnd"/>
-      <w:r>
-        <w:t xml:space="preserve"> and </w:t>
-      </w:r>
-      <w:proofErr w:type="spellStart"/>
-      <w:r>
-        <w:t>complexity</w:t>
-      </w:r>
-      <w:proofErr w:type="spellEnd"/>
-      <w:r>
-        <w:t xml:space="preserve"> of </w:t>
-      </w:r>
-      <w:proofErr w:type="spellStart"/>
-      <w:r>
-        <w:t>telemetry</w:t>
-      </w:r>
-      <w:proofErr w:type="spellEnd"/>
-      <w:r>
-        <w:t xml:space="preserve"> and </w:t>
-      </w:r>
-      <w:proofErr w:type="spellStart"/>
-      <w:r>
-        <w:t>strategic</w:t>
-      </w:r>
-      <w:proofErr w:type="spellEnd"/>
-      <w:r>
-        <w:t xml:space="preserve"> </w:t>
-      </w:r>
-      <w:proofErr w:type="spellStart"/>
-      <w:r>
-        <w:t>data</w:t>
-      </w:r>
-      <w:proofErr w:type="spellEnd"/>
-      <w:r>
-        <w:t xml:space="preserve"> </w:t>
-      </w:r>
-      <w:proofErr w:type="spellStart"/>
-      <w:r>
-        <w:t>generated</w:t>
-      </w:r>
-      <w:proofErr w:type="spellEnd"/>
-      <w:r>
-        <w:t xml:space="preserve"> </w:t>
-      </w:r>
-      <w:proofErr w:type="spellStart"/>
-      <w:r>
-        <w:t>during</w:t>
-      </w:r>
-      <w:proofErr w:type="spellEnd"/>
-      <w:r>
-        <w:t xml:space="preserve"> </w:t>
-      </w:r>
-      <w:proofErr w:type="spellStart"/>
-      <w:r>
-        <w:t>races</w:t>
-      </w:r>
-      <w:proofErr w:type="spellEnd"/>
-      <w:r>
-        <w:t xml:space="preserve"> </w:t>
-      </w:r>
-      <w:proofErr w:type="spellStart"/>
-      <w:r>
-        <w:t>traditional</w:t>
-      </w:r>
-      <w:proofErr w:type="spellEnd"/>
-      <w:r>
-        <w:t xml:space="preserve"> </w:t>
-      </w:r>
-      <w:proofErr w:type="spellStart"/>
-      <w:r>
-        <w:t>statistical</w:t>
-      </w:r>
-      <w:proofErr w:type="spellEnd"/>
-      <w:r>
-        <w:t xml:space="preserve"> </w:t>
-      </w:r>
-      <w:proofErr w:type="spellStart"/>
-      <w:r>
-        <w:t>methods</w:t>
-      </w:r>
-      <w:proofErr w:type="spellEnd"/>
-      <w:r>
-        <w:t xml:space="preserve"> </w:t>
-      </w:r>
-      <w:proofErr w:type="spellStart"/>
-      <w:r>
-        <w:t>are</w:t>
-      </w:r>
-      <w:proofErr w:type="spellEnd"/>
-      <w:r>
-        <w:t xml:space="preserve"> no </w:t>
-      </w:r>
-      <w:proofErr w:type="spellStart"/>
-      <w:r>
-        <w:t>longer</w:t>
-      </w:r>
-      <w:proofErr w:type="spellEnd"/>
-      <w:r>
-        <w:t xml:space="preserve"> </w:t>
-      </w:r>
-      <w:proofErr w:type="spellStart"/>
-      <w:r>
-        <w:t>sufficient</w:t>
-      </w:r>
-      <w:proofErr w:type="spellEnd"/>
-      <w:r>
-        <w:t xml:space="preserve"> </w:t>
-      </w:r>
-      <w:proofErr w:type="spellStart"/>
-      <w:r>
-        <w:t>for</w:t>
-      </w:r>
-      <w:proofErr w:type="spellEnd"/>
-      <w:r>
-        <w:t xml:space="preserve"> a </w:t>
-      </w:r>
-      <w:proofErr w:type="spellStart"/>
-      <w:r>
-        <w:t>deeper</w:t>
-      </w:r>
-      <w:proofErr w:type="spellEnd"/>
-      <w:r>
-        <w:t xml:space="preserve"> </w:t>
-      </w:r>
-      <w:proofErr w:type="spellStart"/>
-      <w:r>
-        <w:t>understanding</w:t>
-      </w:r>
-      <w:proofErr w:type="spellEnd"/>
-      <w:r>
-        <w:t xml:space="preserve"> of </w:t>
-      </w:r>
-      <w:proofErr w:type="spellStart"/>
-      <w:r>
-        <w:t>dynamic</w:t>
-      </w:r>
-      <w:proofErr w:type="spellEnd"/>
-      <w:r>
-        <w:t xml:space="preserve"> </w:t>
-      </w:r>
-      <w:proofErr w:type="spellStart"/>
-      <w:r>
-        <w:t>race</w:t>
-      </w:r>
-      <w:proofErr w:type="spellEnd"/>
-      <w:r>
-        <w:t xml:space="preserve"> </w:t>
-      </w:r>
-      <w:proofErr w:type="spellStart"/>
-      <w:r>
-        <w:t>situations</w:t>
-      </w:r>
-      <w:proofErr w:type="spellEnd"/>
-      <w:r>
-        <w:t>.</w:t>
-      </w:r>
-    </w:p>
-    <w:p>
-      <w:proofErr w:type="spellStart"/>
-      <w:r>
-        <w:t>This</w:t>
-      </w:r>
-      <w:proofErr w:type="spellEnd"/>
-      <w:r>
-        <w:t xml:space="preserve"> </w:t>
-      </w:r>
-      <w:proofErr w:type="spellStart"/>
-      <w:r>
-        <w:t>thesis</w:t>
-      </w:r>
-      <w:proofErr w:type="spellEnd"/>
-      <w:r>
-        <w:t xml:space="preserve"> </w:t>
-      </w:r>
-      <w:proofErr w:type="spellStart"/>
-      <w:r>
-        <w:t>presents</w:t>
-      </w:r>
-      <w:proofErr w:type="spellEnd"/>
-      <w:r>
-        <w:t xml:space="preserve"> and </w:t>
-      </w:r>
-      <w:proofErr w:type="spellStart"/>
-      <w:r>
-        <w:t>implements</w:t>
-      </w:r>
-      <w:proofErr w:type="spellEnd"/>
-      <w:r>
-        <w:t xml:space="preserve"> </w:t>
-      </w:r>
       <w:r>
         <w:t xml:space="preserve">a </w:t>
       </w:r>
-      <w:proofErr w:type="spellStart"/>
-      <w:r>
-        <w:t>novel</w:t>
-      </w:r>
-      <w:proofErr w:type="spellEnd"/>
-      <w:r>
-        <w:t xml:space="preserve"> </w:t>
-      </w:r>
-      <w:proofErr w:type="spellStart"/>
-      <w:r>
-        <w:t>machine</w:t>
-      </w:r>
-      <w:proofErr w:type="spellEnd"/>
-      <w:r>
-        <w:t xml:space="preserve"> </w:t>
-      </w:r>
-      <w:proofErr w:type="spellStart"/>
-      <w:r>
-        <w:t>learning</w:t>
-      </w:r>
-      <w:proofErr w:type="spellEnd"/>
-      <w:r>
-        <w:t xml:space="preserve"> </w:t>
-      </w:r>
-      <w:proofErr w:type="spellStart"/>
+      <w:r>
+        <w:t xml:space="preserve">novel </w:t>
+      </w:r>
+      <w:r>
+        <w:t xml:space="preserve">machine learning </w:t>
+      </w:r>
       <w:r>
         <w:t>framework</w:t>
       </w:r>
-      <w:proofErr w:type="spellEnd"/>
-      <w:r>
-        <w:t xml:space="preserve"> </w:t>
-      </w:r>
-      <w:proofErr w:type="spellStart"/>
-      <w:r>
-        <w:t>capable</w:t>
-      </w:r>
-      <w:proofErr w:type="spellEnd"/>
-      <w:r>
-        <w:t xml:space="preserve"> of </w:t>
-      </w:r>
-      <w:proofErr w:type="spellStart"/>
-      <w:r>
-        <w:t>understanding</w:t>
-      </w:r>
-      <w:proofErr w:type="spellEnd"/>
-      <w:r>
-        <w:t xml:space="preserve"> and </w:t>
-      </w:r>
-      <w:proofErr w:type="spellStart"/>
-      <w:r>
-        <w:t>processing</w:t>
-      </w:r>
-      <w:proofErr w:type="spellEnd"/>
-      <w:r>
-        <w:t xml:space="preserve"> </w:t>
-      </w:r>
-      <w:proofErr w:type="spellStart"/>
-      <w:r>
-        <w:t>such</w:t>
-      </w:r>
-      <w:proofErr w:type="spellEnd"/>
-      <w:r>
-        <w:t xml:space="preserve"> </w:t>
-      </w:r>
-      <w:proofErr w:type="spellStart"/>
-      <w:r>
-        <w:t>racing</w:t>
-      </w:r>
-      <w:proofErr w:type="spellEnd"/>
-      <w:r>
-        <w:t xml:space="preserve"> </w:t>
-      </w:r>
-      <w:proofErr w:type="spellStart"/>
-      <w:r>
-        <w:t>data</w:t>
-      </w:r>
-      <w:proofErr w:type="spellEnd"/>
-      <w:r>
-        <w:t xml:space="preserve">, </w:t>
-      </w:r>
-      <w:proofErr w:type="spellStart"/>
-      <w:r>
-        <w:t>based</w:t>
-      </w:r>
-      <w:proofErr w:type="spellEnd"/>
-      <w:r>
-        <w:t xml:space="preserve"> </w:t>
-      </w:r>
-      <w:proofErr w:type="spellStart"/>
-      <w:r>
-        <w:t>on</w:t>
-      </w:r>
-      <w:proofErr w:type="spellEnd"/>
-      <w:r>
-        <w:t xml:space="preserve"> </w:t>
-      </w:r>
-      <w:proofErr w:type="spellStart"/>
-      <w:r>
-        <w:t>graph-representation</w:t>
-      </w:r>
-      <w:proofErr w:type="spellEnd"/>
-      <w:r>
-        <w:t xml:space="preserve"> and </w:t>
-      </w:r>
-      <w:proofErr w:type="spellStart"/>
-      <w:r>
-        <w:t>Transformer</w:t>
-      </w:r>
-      <w:proofErr w:type="spellEnd"/>
-      <w:r>
-        <w:t xml:space="preserve"> </w:t>
-      </w:r>
-      <w:proofErr w:type="spellStart"/>
-      <w:r>
-        <w:t>based</w:t>
-      </w:r>
-      <w:proofErr w:type="spellEnd"/>
-      <w:r>
-        <w:t xml:space="preserve"> </w:t>
-      </w:r>
-      <w:proofErr w:type="spellStart"/>
-      <w:r>
-        <w:t>temporal</w:t>
-      </w:r>
-      <w:proofErr w:type="spellEnd"/>
-      <w:r>
-        <w:t xml:space="preserve"> </w:t>
-      </w:r>
-      <w:proofErr w:type="spellStart"/>
-      <w:r>
-        <w:t>modeling</w:t>
-      </w:r>
-      <w:proofErr w:type="spellEnd"/>
-      <w:r>
-        <w:t xml:space="preserve">. The </w:t>
-      </w:r>
-      <w:proofErr w:type="spellStart"/>
-      <w:r>
-        <w:t>implemented</w:t>
-      </w:r>
-      <w:proofErr w:type="spellEnd"/>
-      <w:r>
-        <w:t xml:space="preserve"> </w:t>
-      </w:r>
-      <w:proofErr w:type="spellStart"/>
-      <w:r>
-        <w:t>system</w:t>
-      </w:r>
-      <w:proofErr w:type="spellEnd"/>
-      <w:r>
-        <w:t xml:space="preserve"> </w:t>
-      </w:r>
-      <w:proofErr w:type="spellStart"/>
-      <w:r>
-        <w:t>connects</w:t>
-      </w:r>
-      <w:proofErr w:type="spellEnd"/>
-      <w:r>
-        <w:t xml:space="preserve"> </w:t>
-      </w:r>
-      <w:proofErr w:type="spellStart"/>
-      <w:r>
-        <w:t>the</w:t>
-      </w:r>
-      <w:proofErr w:type="spellEnd"/>
-      <w:r>
-        <w:t xml:space="preserve"> </w:t>
-      </w:r>
-      <w:proofErr w:type="spellStart"/>
-      <w:r>
-        <w:t>graph-based</w:t>
-      </w:r>
-      <w:proofErr w:type="spellEnd"/>
-      <w:r>
-        <w:t xml:space="preserve"> </w:t>
-      </w:r>
-      <w:proofErr w:type="spellStart"/>
-      <w:r>
-        <w:t>representations</w:t>
-      </w:r>
-      <w:proofErr w:type="spellEnd"/>
-      <w:r>
-        <w:t xml:space="preserve"> of </w:t>
-      </w:r>
-      <w:proofErr w:type="spellStart"/>
-      <w:r>
-        <w:t>race</w:t>
-      </w:r>
-      <w:proofErr w:type="spellEnd"/>
-      <w:r>
-        <w:t xml:space="preserve"> </w:t>
-      </w:r>
-      <w:proofErr w:type="spellStart"/>
-      <w:r>
-        <w:t>situations</w:t>
-      </w:r>
-      <w:proofErr w:type="spellEnd"/>
-      <w:r>
-        <w:t xml:space="preserve"> </w:t>
-      </w:r>
-      <w:proofErr w:type="spellStart"/>
-      <w:r>
-        <w:t>with</w:t>
-      </w:r>
-      <w:proofErr w:type="spellEnd"/>
-      <w:r>
-        <w:t xml:space="preserve"> </w:t>
-      </w:r>
-      <w:proofErr w:type="spellStart"/>
-      <w:r>
-        <w:t>temporal</w:t>
-      </w:r>
-      <w:proofErr w:type="spellEnd"/>
-      <w:r>
-        <w:t xml:space="preserve"> </w:t>
-      </w:r>
-      <w:proofErr w:type="spellStart"/>
-      <w:r>
-        <w:t>sequence</w:t>
-      </w:r>
-      <w:proofErr w:type="spellEnd"/>
-      <w:r>
-        <w:t xml:space="preserve"> </w:t>
-      </w:r>
-      <w:proofErr w:type="spellStart"/>
-      <w:r>
-        <w:t>modeling</w:t>
-      </w:r>
-      <w:proofErr w:type="spellEnd"/>
-      <w:r>
-        <w:t xml:space="preserve">. The </w:t>
-      </w:r>
-      <w:proofErr w:type="spellStart"/>
-      <w:r>
-        <w:t>vector</w:t>
-      </w:r>
-      <w:proofErr w:type="spellEnd"/>
-      <w:r>
-        <w:t xml:space="preserve"> </w:t>
-      </w:r>
-      <w:proofErr w:type="spellStart"/>
-      <w:r>
-        <w:t>representations</w:t>
-      </w:r>
-      <w:proofErr w:type="spellEnd"/>
-      <w:r>
-        <w:t xml:space="preserve"> </w:t>
-      </w:r>
-      <w:proofErr w:type="spellStart"/>
-      <w:r>
-        <w:t>extracted</w:t>
-      </w:r>
-      <w:proofErr w:type="spellEnd"/>
-      <w:r>
-        <w:t xml:space="preserve"> </w:t>
-      </w:r>
-      <w:proofErr w:type="spellStart"/>
-      <w:r>
-        <w:t>from</w:t>
-      </w:r>
-      <w:proofErr w:type="spellEnd"/>
-      <w:r>
-        <w:t xml:space="preserve"> </w:t>
-      </w:r>
-      <w:proofErr w:type="spellStart"/>
-      <w:r>
-        <w:t>the</w:t>
-      </w:r>
-      <w:proofErr w:type="spellEnd"/>
-      <w:r>
-        <w:t xml:space="preserve"> </w:t>
-      </w:r>
-      <w:proofErr w:type="spellStart"/>
-      <w:r>
-        <w:t>graphs</w:t>
-      </w:r>
-      <w:proofErr w:type="spellEnd"/>
-      <w:r>
-        <w:t xml:space="preserve"> </w:t>
-      </w:r>
-      <w:proofErr w:type="spellStart"/>
-      <w:r>
-        <w:t>are</w:t>
-      </w:r>
-      <w:proofErr w:type="spellEnd"/>
-      <w:r>
-        <w:t xml:space="preserve"> </w:t>
-      </w:r>
-      <w:proofErr w:type="spellStart"/>
-      <w:r>
-        <w:t>processed</w:t>
-      </w:r>
-      <w:proofErr w:type="spellEnd"/>
-      <w:r>
-        <w:t xml:space="preserve"> </w:t>
-      </w:r>
-      <w:proofErr w:type="spellStart"/>
-      <w:r>
-        <w:t>by</w:t>
-      </w:r>
-      <w:proofErr w:type="spellEnd"/>
-      <w:r>
-        <w:t xml:space="preserve"> a </w:t>
-      </w:r>
-      <w:proofErr w:type="spellStart"/>
-      <w:r>
-        <w:t>Transformer-based</w:t>
-      </w:r>
-      <w:proofErr w:type="spellEnd"/>
-      <w:r>
-        <w:t xml:space="preserve"> </w:t>
-      </w:r>
-      <w:proofErr w:type="spellStart"/>
-      <w:r>
-        <w:t>architecture</w:t>
-      </w:r>
-      <w:proofErr w:type="spellEnd"/>
-      <w:r>
-        <w:t xml:space="preserve"> (BERT), </w:t>
-      </w:r>
-      <w:proofErr w:type="spellStart"/>
-      <w:r>
-        <w:t>whose</w:t>
-      </w:r>
-      <w:proofErr w:type="spellEnd"/>
-      <w:r>
-        <w:t xml:space="preserve"> </w:t>
-      </w:r>
-      <w:proofErr w:type="spellStart"/>
-      <w:r>
-        <w:t>task</w:t>
-      </w:r>
-      <w:proofErr w:type="spellEnd"/>
-      <w:r>
-        <w:t xml:space="preserve"> is </w:t>
-      </w:r>
-      <w:proofErr w:type="spellStart"/>
-      <w:r>
-        <w:t>to</w:t>
-      </w:r>
-      <w:proofErr w:type="spellEnd"/>
-      <w:r>
-        <w:t xml:space="preserve"> </w:t>
-      </w:r>
-      <w:proofErr w:type="spellStart"/>
-      <w:r>
-        <w:t>learn</w:t>
-      </w:r>
-      <w:proofErr w:type="spellEnd"/>
-      <w:r>
-        <w:t xml:space="preserve"> </w:t>
-      </w:r>
-      <w:proofErr w:type="spellStart"/>
-      <w:r>
-        <w:t>the</w:t>
-      </w:r>
-      <w:proofErr w:type="spellEnd"/>
-      <w:r>
-        <w:t xml:space="preserve"> </w:t>
-      </w:r>
-      <w:proofErr w:type="spellStart"/>
-      <w:r>
-        <w:t>correlation</w:t>
-      </w:r>
-      <w:proofErr w:type="spellEnd"/>
-      <w:r>
-        <w:t xml:space="preserve"> </w:t>
-      </w:r>
-      <w:proofErr w:type="spellStart"/>
-      <w:r>
-        <w:t>between</w:t>
-      </w:r>
-      <w:proofErr w:type="spellEnd"/>
-      <w:r>
-        <w:t xml:space="preserve"> </w:t>
-      </w:r>
-      <w:proofErr w:type="spellStart"/>
-      <w:r>
-        <w:t>consecutive</w:t>
-      </w:r>
-      <w:proofErr w:type="spellEnd"/>
-      <w:r>
-        <w:t xml:space="preserve"> </w:t>
-      </w:r>
-      <w:proofErr w:type="spellStart"/>
-      <w:r>
-        <w:t>timestamps</w:t>
-      </w:r>
-      <w:proofErr w:type="spellEnd"/>
-      <w:r>
-        <w:t xml:space="preserve">. </w:t>
-      </w:r>
-      <w:proofErr w:type="spellStart"/>
-      <w:r>
-        <w:t>This</w:t>
-      </w:r>
-      <w:proofErr w:type="spellEnd"/>
-      <w:r>
-        <w:t xml:space="preserve"> </w:t>
-      </w:r>
-      <w:proofErr w:type="spellStart"/>
-      <w:r>
-        <w:t>approach</w:t>
-      </w:r>
-      <w:proofErr w:type="spellEnd"/>
-      <w:r>
-        <w:t xml:space="preserve"> </w:t>
-      </w:r>
-      <w:proofErr w:type="spellStart"/>
-      <w:r>
-        <w:t>allows</w:t>
-      </w:r>
-      <w:proofErr w:type="spellEnd"/>
-      <w:r>
-        <w:t xml:space="preserve"> </w:t>
-      </w:r>
-      <w:proofErr w:type="spellStart"/>
-      <w:r>
-        <w:t>the</w:t>
-      </w:r>
-      <w:proofErr w:type="spellEnd"/>
-      <w:r>
-        <w:t xml:space="preserve"> </w:t>
-      </w:r>
-      <w:proofErr w:type="spellStart"/>
-      <w:r>
-        <w:t>model</w:t>
-      </w:r>
-      <w:proofErr w:type="spellEnd"/>
-      <w:r>
-        <w:t xml:space="preserve"> </w:t>
-      </w:r>
-      <w:proofErr w:type="spellStart"/>
-      <w:r>
-        <w:t>to</w:t>
-      </w:r>
-      <w:proofErr w:type="spellEnd"/>
-      <w:r>
-        <w:t xml:space="preserve"> </w:t>
-      </w:r>
-      <w:proofErr w:type="spellStart"/>
-      <w:r>
-        <w:t>learn</w:t>
-      </w:r>
-      <w:proofErr w:type="spellEnd"/>
-      <w:r>
-        <w:t xml:space="preserve"> </w:t>
-      </w:r>
-      <w:proofErr w:type="spellStart"/>
-      <w:r>
-        <w:t>not</w:t>
-      </w:r>
-      <w:proofErr w:type="spellEnd"/>
-      <w:r>
-        <w:t xml:space="preserve"> </w:t>
-      </w:r>
-      <w:proofErr w:type="spellStart"/>
-      <w:r>
-        <w:t>only</w:t>
-      </w:r>
-      <w:proofErr w:type="spellEnd"/>
-      <w:r>
-        <w:t xml:space="preserve"> </w:t>
-      </w:r>
-      <w:proofErr w:type="spellStart"/>
-      <w:r>
-        <w:t>the</w:t>
-      </w:r>
-      <w:proofErr w:type="spellEnd"/>
-      <w:r>
-        <w:t xml:space="preserve"> </w:t>
-      </w:r>
-      <w:proofErr w:type="spellStart"/>
-      <w:r>
-        <w:t>correlations</w:t>
-      </w:r>
-      <w:proofErr w:type="spellEnd"/>
-      <w:r>
-        <w:t xml:space="preserve"> of a </w:t>
-      </w:r>
-      <w:proofErr w:type="spellStart"/>
-      <w:r>
-        <w:t>given</w:t>
-      </w:r>
-      <w:proofErr w:type="spellEnd"/>
-      <w:r>
-        <w:t xml:space="preserve"> </w:t>
-      </w:r>
-      <w:proofErr w:type="spellStart"/>
-      <w:r>
-        <w:t>time</w:t>
-      </w:r>
-      <w:proofErr w:type="spellEnd"/>
-      <w:r>
-        <w:t xml:space="preserve"> </w:t>
-      </w:r>
-      <w:proofErr w:type="spellStart"/>
-      <w:r>
-        <w:t>step</w:t>
-      </w:r>
-      <w:proofErr w:type="spellEnd"/>
-      <w:r>
-        <w:t xml:space="preserve">, </w:t>
-      </w:r>
-      <w:proofErr w:type="spellStart"/>
-      <w:r>
-        <w:t>but</w:t>
-      </w:r>
-      <w:proofErr w:type="spellEnd"/>
-      <w:r>
-        <w:t xml:space="preserve"> </w:t>
-      </w:r>
-      <w:proofErr w:type="spellStart"/>
-      <w:r>
-        <w:t>also</w:t>
-      </w:r>
-      <w:proofErr w:type="spellEnd"/>
-      <w:r>
-        <w:t xml:space="preserve"> </w:t>
-      </w:r>
-      <w:proofErr w:type="spellStart"/>
-      <w:r>
-        <w:t>the</w:t>
-      </w:r>
-      <w:proofErr w:type="spellEnd"/>
-      <w:r>
-        <w:t xml:space="preserve"> </w:t>
-      </w:r>
-      <w:proofErr w:type="spellStart"/>
-      <w:r>
-        <w:t>relationships</w:t>
-      </w:r>
-      <w:proofErr w:type="spellEnd"/>
-      <w:r>
-        <w:t xml:space="preserve"> </w:t>
-      </w:r>
-      <w:proofErr w:type="spellStart"/>
-      <w:r>
-        <w:t>between</w:t>
-      </w:r>
-      <w:proofErr w:type="spellEnd"/>
-      <w:r>
-        <w:t xml:space="preserve"> </w:t>
-      </w:r>
-      <w:proofErr w:type="spellStart"/>
-      <w:r>
-        <w:t>them</w:t>
-      </w:r>
-      <w:proofErr w:type="spellEnd"/>
-      <w:r>
-        <w:t xml:space="preserve">. </w:t>
-      </w:r>
-      <w:proofErr w:type="spellStart"/>
-      <w:r>
-        <w:t>However</w:t>
-      </w:r>
-      <w:proofErr w:type="spellEnd"/>
-      <w:r>
-        <w:t xml:space="preserve"> </w:t>
-      </w:r>
-      <w:proofErr w:type="spellStart"/>
-      <w:r>
-        <w:t>different</w:t>
-      </w:r>
-      <w:proofErr w:type="spellEnd"/>
-      <w:r>
-        <w:t xml:space="preserve"> </w:t>
-      </w:r>
-      <w:proofErr w:type="spellStart"/>
-      <w:r>
-        <w:t>situations</w:t>
-      </w:r>
-      <w:proofErr w:type="spellEnd"/>
-      <w:r>
-        <w:t xml:space="preserve"> (</w:t>
-      </w:r>
-      <w:proofErr w:type="spellStart"/>
-      <w:r>
-        <w:t>such</w:t>
-      </w:r>
-      <w:proofErr w:type="spellEnd"/>
-      <w:r>
-        <w:t xml:space="preserve"> </w:t>
-      </w:r>
-      <w:proofErr w:type="spellStart"/>
-      <w:r>
-        <w:t>as</w:t>
-      </w:r>
-      <w:proofErr w:type="spellEnd"/>
-      <w:r>
-        <w:t xml:space="preserve"> an </w:t>
-      </w:r>
-      <w:proofErr w:type="spellStart"/>
-      <w:r>
-        <w:t>overtake</w:t>
-      </w:r>
-      <w:proofErr w:type="spellEnd"/>
-      <w:r>
-        <w:t xml:space="preserve">, </w:t>
-      </w:r>
-      <w:proofErr w:type="spellStart"/>
-      <w:r>
-        <w:t>compared</w:t>
-      </w:r>
-      <w:proofErr w:type="spellEnd"/>
-      <w:r>
-        <w:t xml:space="preserve"> </w:t>
-      </w:r>
-      <w:proofErr w:type="spellStart"/>
-      <w:r>
-        <w:t>to</w:t>
-      </w:r>
-      <w:proofErr w:type="spellEnd"/>
-      <w:r>
-        <w:t xml:space="preserve"> </w:t>
-      </w:r>
-      <w:proofErr w:type="spellStart"/>
-      <w:r>
-        <w:t>tire</w:t>
-      </w:r>
-      <w:proofErr w:type="spellEnd"/>
-      <w:r>
-        <w:t xml:space="preserve"> </w:t>
-      </w:r>
-      <w:proofErr w:type="spellStart"/>
-      <w:r>
-        <w:t>degradation</w:t>
-      </w:r>
-      <w:proofErr w:type="spellEnd"/>
-      <w:r>
-        <w:t>)</w:t>
-      </w:r>
-      <w:r>
-        <w:t xml:space="preserve"> </w:t>
-      </w:r>
-      <w:proofErr w:type="spellStart"/>
-      <w:r>
-        <w:t>have</w:t>
-      </w:r>
-      <w:proofErr w:type="spellEnd"/>
-      <w:r>
-        <w:t xml:space="preserve"> </w:t>
-      </w:r>
-      <w:proofErr w:type="spellStart"/>
-      <w:r>
-        <w:t>the</w:t>
+      <w:r>
+        <w:t xml:space="preserve"> capable of understanding and processing such racing data, based on graph-representation and Transformer based temporal modeling. The implemented system connects the graph-based representations of race situations with temporal sequence modeling. The vector representations extracted from the graphs are processed by a Transformer-based architecture (BERT), whose task is to learn the correlation between consecutive timestamps. This approach allows the model to learn not only the correlations of a given time step, but also the relationships between them. However different situations</w:t>
+      </w:r>
+      <w:r>
+        <w:t xml:space="preserve"> (such as an overtake, compared to tire degradation)</w:t>
+      </w:r>
+      <w:r>
+        <w:t xml:space="preserve"> have the</w:t>
       </w:r>
       <w:r>
         <w:t>ir</w:t>
       </w:r>
-      <w:proofErr w:type="spellEnd"/>
-      <w:r>
-        <w:t xml:space="preserve"> </w:t>
-      </w:r>
-      <w:proofErr w:type="spellStart"/>
-      <w:r>
-        <w:t>effects</w:t>
-      </w:r>
-      <w:proofErr w:type="spellEnd"/>
-      <w:r>
-        <w:t xml:space="preserve"> over </w:t>
-      </w:r>
-      <w:proofErr w:type="spellStart"/>
-      <w:r>
-        <w:t>varying</w:t>
-      </w:r>
-      <w:proofErr w:type="spellEnd"/>
-      <w:r>
-        <w:t xml:space="preserve"> </w:t>
-      </w:r>
-      <w:proofErr w:type="spellStart"/>
-      <w:r>
-        <w:t>time</w:t>
-      </w:r>
-      <w:proofErr w:type="spellEnd"/>
-      <w:r>
-        <w:t xml:space="preserve"> </w:t>
-      </w:r>
-      <w:proofErr w:type="spellStart"/>
+      <w:r>
+        <w:t xml:space="preserve"> effects over varying time </w:t>
+      </w:r>
       <w:r>
         <w:t>horizons</w:t>
       </w:r>
-      <w:proofErr w:type="spellEnd"/>
-      <w:r>
-        <w:t xml:space="preserve">, </w:t>
-      </w:r>
-      <w:proofErr w:type="spellStart"/>
-      <w:r>
-        <w:t>making</w:t>
-      </w:r>
-      <w:proofErr w:type="spellEnd"/>
-      <w:r>
-        <w:t xml:space="preserve"> </w:t>
-      </w:r>
-      <w:proofErr w:type="spellStart"/>
-      <w:r>
-        <w:t>it</w:t>
-      </w:r>
-      <w:proofErr w:type="spellEnd"/>
-      <w:r>
-        <w:t xml:space="preserve"> </w:t>
-      </w:r>
-      <w:proofErr w:type="spellStart"/>
-      <w:r>
-        <w:t>particularly</w:t>
-      </w:r>
-      <w:proofErr w:type="spellEnd"/>
-      <w:r>
-        <w:t xml:space="preserve"> </w:t>
-      </w:r>
-      <w:proofErr w:type="spellStart"/>
-      <w:r>
-        <w:t>important</w:t>
-      </w:r>
-      <w:proofErr w:type="spellEnd"/>
-      <w:r>
-        <w:t xml:space="preserve"> </w:t>
-      </w:r>
-      <w:proofErr w:type="spellStart"/>
-      <w:r>
-        <w:t>for</w:t>
-      </w:r>
-      <w:proofErr w:type="spellEnd"/>
-      <w:r>
-        <w:t xml:space="preserve"> </w:t>
-      </w:r>
-      <w:proofErr w:type="spellStart"/>
-      <w:r>
-        <w:t>the</w:t>
-      </w:r>
-      <w:proofErr w:type="spellEnd"/>
-      <w:r>
-        <w:t xml:space="preserve"> </w:t>
-      </w:r>
-      <w:proofErr w:type="spellStart"/>
-      <w:r>
-        <w:t>architecture</w:t>
-      </w:r>
-      <w:proofErr w:type="spellEnd"/>
-      <w:r>
-        <w:t xml:space="preserve"> </w:t>
-      </w:r>
-      <w:proofErr w:type="spellStart"/>
-      <w:r>
-        <w:t>to</w:t>
-      </w:r>
-      <w:proofErr w:type="spellEnd"/>
-      <w:r>
-        <w:t xml:space="preserve"> be </w:t>
-      </w:r>
-      <w:proofErr w:type="spellStart"/>
-      <w:r>
-        <w:t>capable</w:t>
-      </w:r>
-      <w:proofErr w:type="spellEnd"/>
-      <w:r>
-        <w:t xml:space="preserve"> of </w:t>
-      </w:r>
-      <w:proofErr w:type="spellStart"/>
-      <w:r>
-        <w:t>understanding</w:t>
-      </w:r>
-      <w:proofErr w:type="spellEnd"/>
-      <w:r>
-        <w:t xml:space="preserve"> </w:t>
-      </w:r>
-      <w:proofErr w:type="spellStart"/>
-      <w:r>
-        <w:t>both</w:t>
-      </w:r>
-      <w:proofErr w:type="spellEnd"/>
-      <w:r>
-        <w:t xml:space="preserve"> </w:t>
-      </w:r>
-      <w:proofErr w:type="spellStart"/>
-      <w:r>
-        <w:t>s</w:t>
+      <w:r>
+        <w:t>, making it particularly important for the architecture to be capable of understanding both s</w:t>
       </w:r>
       <w:r>
         <w:t>h</w:t>
       </w:r>
       <w:r>
-        <w:t>ort</w:t>
-      </w:r>
-      <w:proofErr w:type="spellEnd"/>
-      <w:r>
-        <w:t xml:space="preserve">- and </w:t>
-      </w:r>
-      <w:proofErr w:type="spellStart"/>
-      <w:r>
-        <w:t>long-term</w:t>
-      </w:r>
-      <w:proofErr w:type="spellEnd"/>
-      <w:r>
-        <w:t xml:space="preserve"> </w:t>
-      </w:r>
-      <w:proofErr w:type="spellStart"/>
-      <w:r>
-        <w:t>processes</w:t>
-      </w:r>
-      <w:proofErr w:type="spellEnd"/>
-      <w:r>
-        <w:t>.</w:t>
+        <w:t>ort- and long-term processes.</w:t>
       </w:r>
     </w:p>
     <w:p>
@@ -2685,7 +1457,7 @@
         <w:pStyle w:val="Cmsor1"/>
       </w:pPr>
       <w:bookmarkStart w:id="2" w:name="_Toc332797397"/>
-      <w:bookmarkStart w:id="3" w:name="_Toc243393416"/>
+      <w:bookmarkStart w:id="3" w:name="_Toc243696970"/>
       <w:r>
         <w:lastRenderedPageBreak/>
         <w:t>Bevezetés</w:t>
@@ -2720,55 +1492,7 @@
           <w:i/>
           <w:iCs/>
         </w:rPr>
-        <w:t xml:space="preserve">1 is </w:t>
-      </w:r>
-      <w:proofErr w:type="spellStart"/>
-      <w:r>
-        <w:rPr>
-          <w:i/>
-          <w:iCs/>
-        </w:rPr>
-        <w:t>the</w:t>
-      </w:r>
-      <w:proofErr w:type="spellEnd"/>
-      <w:r>
-        <w:rPr>
-          <w:i/>
-          <w:iCs/>
-        </w:rPr>
-        <w:t xml:space="preserve"> </w:t>
-      </w:r>
-      <w:proofErr w:type="spellStart"/>
-      <w:r>
-        <w:rPr>
-          <w:i/>
-          <w:iCs/>
-        </w:rPr>
-        <w:t>pinnacle</w:t>
-      </w:r>
-      <w:proofErr w:type="spellEnd"/>
-      <w:r>
-        <w:rPr>
-          <w:i/>
-          <w:iCs/>
-        </w:rPr>
-        <w:t xml:space="preserve"> of </w:t>
-      </w:r>
-      <w:proofErr w:type="spellStart"/>
-      <w:r>
-        <w:rPr>
-          <w:i/>
-          <w:iCs/>
-        </w:rPr>
-        <w:t>motorsports</w:t>
-      </w:r>
-      <w:proofErr w:type="spellEnd"/>
-      <w:r>
-        <w:rPr>
-          <w:i/>
-          <w:iCs/>
-        </w:rPr>
-        <w:t>”</w:t>
+        <w:t>1 is the pinnacle of motorsports”</w:t>
       </w:r>
       <w:r>
         <w:rPr>
@@ -2783,7 +1507,7 @@
       <w:pPr>
         <w:pStyle w:val="Cmsor2"/>
       </w:pPr>
-      <w:bookmarkStart w:id="4" w:name="_Toc243393417"/>
+      <w:bookmarkStart w:id="4" w:name="_Toc243696971"/>
       <w:r>
         <w:t>Motiváció és előzmények</w:t>
       </w:r>
@@ -2791,15 +1515,7 @@
     </w:p>
     <w:p>
       <w:r>
-        <w:t xml:space="preserve">A Forma 1 a motorsport egyik legösszetettebb technológiai és </w:t>
-      </w:r>
-      <w:proofErr w:type="spellStart"/>
-      <w:r>
-        <w:t>versenysportbeli</w:t>
-      </w:r>
-      <w:proofErr w:type="spellEnd"/>
-      <w:r>
-        <w:t xml:space="preserve"> területe, ahol a nyers teljesítmény mellett a stratégiai döntések és a valós idejű adatok elemzése meghatározó szerepet játszik.</w:t>
+        <w:t>A Forma 1 a motorsport egyik legösszetettebb technológiai és versenysportbeli területe, ahol a nyers teljesítmény mellett a stratégiai döntések és a valós idejű adatok elemzése meghatározó szerepet játszik.</w:t>
       </w:r>
       <w:r>
         <w:t xml:space="preserve"> A </w:t>
@@ -2831,92 +1547,521 @@
     </w:p>
     <w:p>
       <w:r>
-        <w:t>A sportanalitika az utóbbi években elengedhetetlen szerepet tölt be a sikeres élsport mindennapjaiban. A fejlődő adatelemző eszközök</w:t>
-      </w:r>
-      <w:r>
-        <w:t xml:space="preserve"> mára háttérbe szorították a hagyományos, manuális megfigyeléseket az automatizált rendszerek javára. A Formula-1 világában ez a folyamat a köridő és play-</w:t>
-      </w:r>
-      <w:proofErr w:type="spellStart"/>
-      <w:r>
-        <w:t>by</w:t>
-      </w:r>
-      <w:proofErr w:type="spellEnd"/>
-      <w:r>
-        <w:t>-play (PBP) eseményadatok megjelenésével indult, majd a modern telemetriai és mozgás követő rendszerek elterjedésével teljesedett ki. A hivatalos adatforrások (például a FastF1 keretrendszeren keresztül elérhető adatfolyamok) révén a futamokról másodpercenként nagy frekvenciával rögzítésre kerülnek a pilóták háromdimenziós koordinátái, sebessége, a gáz- és fékpedál állása, valamint a versenyspecifikus metaadatok.</w:t>
-      </w:r>
-    </w:p>
-    <w:p>
+        <w:t xml:space="preserve">A sportanalitika az utóbbi években </w:t>
+      </w:r>
+      <w:r>
+        <w:t>megállíthatalanül</w:t>
+      </w:r>
+      <w:r>
+        <w:t xml:space="preserve"> nyert teret</w:t>
+      </w:r>
+      <w:r>
+        <w:t xml:space="preserve"> a</w:t>
+      </w:r>
+      <w:r>
+        <w:t>z</w:t>
+      </w:r>
+      <w:r>
+        <w:t xml:space="preserve"> élsport </w:t>
+      </w:r>
+      <w:r>
+        <w:t>világában, a mérkőzések, futamok elemzése a mindennapi folyamatok része lett</w:t>
+      </w:r>
+      <w:r>
+        <w:t>. A fejlődő adatelemző eszközök</w:t>
+      </w:r>
+      <w:r>
+        <w:t xml:space="preserve"> mára háttérbe szorították a hagyományos, manuális megfigyeléseket az automatizált rendszerek javára. A hivatalos adatforrások (például a FastF1 keretrendszeren keresztül elérhető adatfolyamok) révén a futamokról másodpercenként nagy frekvenciával </w:t>
+      </w:r>
+      <w:r>
+        <w:t>elérhetővé válnak</w:t>
+      </w:r>
+      <w:r>
+        <w:t xml:space="preserve"> a pilóták háromdimenziós koordinátái, sebesség</w:t>
+      </w:r>
+      <w:r>
+        <w:t>ük</w:t>
+      </w:r>
+      <w:r>
+        <w:t>, a gáz- és fékpedál állása, valamint a versenyspecifikus metaadatok.</w:t>
+      </w:r>
+      <w:r>
+        <w:t xml:space="preserve"> </w:t>
+      </w:r>
       <w:r>
         <w:t>Az így keletkező adathalmaz puszta mérete és komplexitása miatt azonban a klasszikus statisztikai módszerek már nem elegendőek a dinamikus versenyszituációk mélyebb megértéséhez. A hagyományos statisztikák leginkább a végeredményekre vagy statikus aggregátumokra fókuszálnak, míg a térbeli és időbeli interakciókat (például a pilóták egymáshoz viszonyított helyzetét, a pályageometriát, a DRS-zónák hatását vagy a biztonsági autós fázisokat) nem integrálják egységesen.</w:t>
       </w:r>
     </w:p>
     <w:p>
       <w:r>
-        <w:t xml:space="preserve">A nagy mennyiségű mozgáskövetési adat manuális címkézése szinte lehetetlen feladat, ami megnehezíti a tiszta felügyelt tanulási módszerek alkalmazását. Ezt a korlátot </w:t>
-      </w:r>
+        <w:t>A nagy mennyiségű mozgáskövetési adat manuális címkézése szinte lehetetlen feladat, ami megnehezíti a tiszta felügyelt tanulási módszerek alkalmazását. Ezt a korlátot kikerülve célszerű az önfelügyelt reprezentációtanulás felé fordulni, ahol a modell a nyers adatok tér-időbeli struktúráiból tanul meg hasznos mintázatokat kinyerni.</w:t>
+      </w:r>
+    </w:p>
+    <w:p>
+      <w:pPr>
+        <w:pStyle w:val="Cmsor2"/>
+      </w:pPr>
+      <w:bookmarkStart w:id="5" w:name="_Toc243696972"/>
       <w:r>
         <w:lastRenderedPageBreak/>
-        <w:t xml:space="preserve">kikerülve célszerű az önfelügyelt reprezentációtanulás felé fordulni, ahol a modell a nyers adatok tér-időbeli struktúráiból tanul meg hasznos </w:t>
-      </w:r>
-      <w:proofErr w:type="spellStart"/>
-      <w:r>
-        <w:t>mintázatokat</w:t>
-      </w:r>
-      <w:proofErr w:type="spellEnd"/>
-      <w:r>
-        <w:t xml:space="preserve"> kinyerni.</w:t>
+        <w:t>A szakdolgozat felépítése</w:t>
+      </w:r>
+      <w:bookmarkEnd w:id="5"/>
+    </w:p>
+    <w:p>
+      <w:r>
+        <w:t>Az 1. fejezet bemutatja az elvégzendő feladat motivációját és az ehhez szükséges irodalomkutatást, áttekintést adva a nemzetközi szakirodalomban elérhető legfrisebb sportanalitikai és gépi tanulásos megközelítéseket. Részletezi a mérnöki feladat pontos kereteit, a megtervezendő rendszerrel szemben támasztott funkcionális és nem-funkcionális követelményeket.</w:t>
+      </w:r>
+    </w:p>
+    <w:p>
+      <w:r>
+        <w:t>A második fejezet részletezi a megvalósított keretrendszer teljes architektúráját. Ismerteti az adatfeldolgozó pipeline-t, a dinamikus térbeli gráfséma és cache-struktúra kialakítását, a temporális BERT modell felépítését, valamint az önfelügyelt pretext tanítási és finomhangolási folyamatokat.</w:t>
+      </w:r>
+    </w:p>
+    <w:p>
+      <w:r>
+        <w:t>A harmadik fejezet ismerteti az elért eredményeket, a tanítási és validációs metrikákat, az önfelügyelt tanítási és a downstream feladatokon elért teljesítményt.</w:t>
+      </w:r>
+    </w:p>
+    <w:p>
+      <w:r>
+        <w:t>A negyedik fejezet összegzi az elért tudományos és gyakorlati eredményeket, levonja a konklúziókat és felvázolja a kifejlesztett keretrendszer jövőbeli továbbfejlesztési és ipari alkalmazási lehetőségeit.</w:t>
       </w:r>
     </w:p>
     <w:p>
       <w:pPr>
         <w:pStyle w:val="Cmsor2"/>
       </w:pPr>
-      <w:r>
-        <w:t>Sportanalitika és gépi tanulás a Formula 1-ben</w:t>
-      </w:r>
-    </w:p>
-    <w:p/>
+      <w:bookmarkStart w:id="6" w:name="_Toc243696973"/>
+      <w:r>
+        <w:t>A feladatkírás pontosítása és értelmezése</w:t>
+      </w:r>
+      <w:bookmarkEnd w:id="6"/>
+    </w:p>
+    <w:p>
+      <w:r>
+        <w:t>A szakdolgozat elsődleges feladata egy olyan komplex, végponttól végpontig (end-to-end) működő gépi tanulási keretrendszer megtervezése és implementálása, amely képes a Forma 1-es futamok során keletkező nagy felbontású telemetriai és térbeli mozgáskövetési adatokat strukturált formában feldolgozni</w:t>
+      </w:r>
+      <w:r>
+        <w:t>.</w:t>
+      </w:r>
+      <w:r>
+        <w:t xml:space="preserve"> A hagyományos, kizárólag statikus aggregátumokra, vagy </w:t>
+      </w:r>
+      <w:r>
+        <w:t>manuális megfigyelésekre támaszkodó elemzésekkel szemben a cél egy olyan hibrid architektúra létrehozása, amely egységesen kezeli a mezőny térbeli hálózati topológiáját (a pilóták egymáshoz viszonyított helyzetét és a pályageometriát) és az időbeli folyamatokat (a versenydinamika alakulását).</w:t>
+      </w:r>
+    </w:p>
+    <w:p>
+      <w:r>
+        <w:t xml:space="preserve">Automatizált pipeline építése: Történelmi futamadatok letöltése és tárolása a FastF1 </w:t>
+      </w:r>
+      <w:r>
+        <w:fldChar w:fldCharType="begin"/>
+      </w:r>
+      <w:r>
+        <w:instrText xml:space="preserve"> REF _Ref243694034 \r \h </w:instrText>
+      </w:r>
+      <w:r>
+        <w:fldChar w:fldCharType="separate"/>
+      </w:r>
+      <w:r>
+        <w:t>[1]</w:t>
+      </w:r>
+      <w:r>
+        <w:fldChar w:fldCharType="end"/>
+      </w:r>
+      <w:r>
+        <w:t xml:space="preserve"> keretrendszer és Polars</w:t>
+      </w:r>
+      <w:r>
+        <w:t xml:space="preserve"> </w:t>
+      </w:r>
+      <w:r>
+        <w:fldChar w:fldCharType="begin"/>
+      </w:r>
+      <w:r>
+        <w:instrText xml:space="preserve"> REF _Ref243696717 \r \h </w:instrText>
+      </w:r>
+      <w:r>
+        <w:fldChar w:fldCharType="separate"/>
+      </w:r>
+      <w:r>
+        <w:t>[2]</w:t>
+      </w:r>
+      <w:r>
+        <w:fldChar w:fldCharType="end"/>
+      </w:r>
+      <w:r>
+        <w:t xml:space="preserve">, </w:t>
+      </w:r>
+      <w:r>
+        <w:t xml:space="preserve">Parquet </w:t>
+      </w:r>
+      <w:r>
+        <w:fldChar w:fldCharType="begin"/>
+      </w:r>
+      <w:r>
+        <w:instrText xml:space="preserve"> REF _Ref243696724 \r \h </w:instrText>
+      </w:r>
+      <w:r>
+        <w:fldChar w:fldCharType="separate"/>
+      </w:r>
+      <w:r>
+        <w:t>[3]</w:t>
+      </w:r>
+      <w:r>
+        <w:fldChar w:fldCharType="end"/>
+      </w:r>
+      <w:r>
+        <w:t xml:space="preserve"> </w:t>
+      </w:r>
+      <w:r>
+        <w:t>technológiák alkalmazásával.</w:t>
+      </w:r>
+    </w:p>
+    <w:p>
+      <w:r>
+        <w:t>Térbeli-időbeli reprezentáció: A Versenypálya és a rajta mozgó autók kapcsolatának leképzése dinamikus gráfonként, valamint a szekvenciális összefüggések feldolgozása</w:t>
+      </w:r>
+    </w:p>
+    <w:p>
+      <w:r>
+        <w:lastRenderedPageBreak/>
+        <w:t>Önfelügyelt előtanítás: Mivel a részletes versenydinamikai események manuális címkézése szinte lehetetlen, a BERT</w:t>
+      </w:r>
+      <w:r>
+        <w:t xml:space="preserve"> </w:t>
+      </w:r>
+      <w:r>
+        <w:fldChar w:fldCharType="begin"/>
+      </w:r>
+      <w:r>
+        <w:instrText xml:space="preserve"> REF _Ref243696962 \r \h </w:instrText>
+      </w:r>
+      <w:r>
+        <w:fldChar w:fldCharType="separate"/>
+      </w:r>
+      <w:r>
+        <w:t>[4]</w:t>
+      </w:r>
+      <w:r>
+        <w:fldChar w:fldCharType="end"/>
+      </w:r>
+      <w:r>
+        <w:t xml:space="preserve"> modell előtanítása önfelügyelt módon (self-supervised learning), különböző pretext feladatok (pl. maszkolt pályarész rekonstrukció) segítségével történik</w:t>
+      </w:r>
+    </w:p>
+    <w:p>
+      <w:r>
+        <w:t>Downstream feladatok támogatása: A betanított modell finomhangolása gyakorlati döntéstámogatási feladatokra (például boxkiállási ablakok predikciójára)</w:t>
+      </w:r>
+    </w:p>
+    <w:p>
+      <w:pPr>
+        <w:pStyle w:val="Cmsor2"/>
+      </w:pPr>
+      <w:bookmarkStart w:id="7" w:name="_Toc243696974"/>
+      <w:r>
+        <w:t>Sportanalitika</w:t>
+      </w:r>
+      <w:r>
+        <w:t>i</w:t>
+      </w:r>
+      <w:r>
+        <w:t xml:space="preserve"> és szakirodalmi áttekintés</w:t>
+      </w:r>
+      <w:bookmarkEnd w:id="7"/>
+    </w:p>
+    <w:p>
+      <w:r>
+        <w:t xml:space="preserve">A </w:t>
+      </w:r>
+      <w:r>
+        <w:t>sportanalitika és a gépi tanulás ötvözése az elmúlt évtizedben a Forma 1-es csapatok stratégiai tervezésének alapkövévé vált</w:t>
+      </w:r>
+      <w:r>
+        <w:t>.</w:t>
+      </w:r>
+      <w:r>
+        <w:t xml:space="preserve"> Mivel a versenyek kimenetelét ezredmásodpercek és rendkívül dinamikus, valós idejű események (gumikopás, biztonsági autós fázisok, időjárásváltozások) határozzák meg, a szakirodalom számos különböző megközelítést dolgozott ki a predikcióra és a döntéstámogatásra. Az alábbiakban áttekintem a legfontosabb mérföldköveket és azt, hogy jelen kutatás hogyan épít ezekre.</w:t>
+      </w:r>
+    </w:p>
+    <w:p>
+      <w:pPr>
+        <w:pStyle w:val="Cmsor3"/>
+        <w:numPr>
+          <w:ilvl w:val="0"/>
+          <w:numId w:val="0"/>
+        </w:numPr>
+      </w:pPr>
+      <w:bookmarkStart w:id="8" w:name="_Toc243696975"/>
+      <w:r>
+        <w:t>Hagyományos stratégiai modellek és optimalizáció</w:t>
+      </w:r>
+      <w:bookmarkEnd w:id="8"/>
+    </w:p>
+    <w:p>
+      <w:r>
+        <w:t>A korai automatizált megközelítések főként matematikai programozásra és egyszerűbb neurális hálózatokra támaszkodtak.</w:t>
+      </w:r>
+    </w:p>
+    <w:p>
+      <w:r>
+        <w:t xml:space="preserve">Heilmeier és munkatársai (2020) </w:t>
+      </w:r>
+      <w:r>
+        <w:fldChar w:fldCharType="begin"/>
+      </w:r>
+      <w:r>
+        <w:instrText xml:space="preserve"> REF _Ref243696996 \r \h </w:instrText>
+      </w:r>
+      <w:r>
+        <w:fldChar w:fldCharType="separate"/>
+      </w:r>
+      <w:r>
+        <w:t>[5]</w:t>
+      </w:r>
+      <w:r>
+        <w:fldChar w:fldCharType="end"/>
+      </w:r>
+      <w:r>
+        <w:t xml:space="preserve"> </w:t>
+      </w:r>
+      <w:r>
+        <w:t>megalkották a Virtual Strategy Engineer (VSE) rendszert, amely egy előrecsatolt neurális háló (FFNN) és egy hosszú távú memória (LSTM) kombinációjával optimalizálta a boxkiállási időzítéseket és a gumiabrocsválasztást. Bár a VSE hatékonyan kezelte a sárga és piros zászlós fázisokat, a mögötte álló Mixed-Integer Quadratic Programming (MIQP) modell túlságosan leegyszerűsített feltételezésekkel élt a valós pályadinamikához képest.</w:t>
+      </w:r>
+    </w:p>
+    <w:p>
+      <w:r>
+        <w:t>2021-ben Piccinotti és munkatársai</w:t>
+      </w:r>
+      <w:r>
+        <w:t xml:space="preserve"> </w:t>
+      </w:r>
+      <w:r>
+        <w:fldChar w:fldCharType="begin"/>
+      </w:r>
+      <w:r>
+        <w:instrText xml:space="preserve"> REF _Ref243693394 \r \h </w:instrText>
+      </w:r>
+      <w:r>
+        <w:fldChar w:fldCharType="separate"/>
+      </w:r>
+      <w:r>
+        <w:t>[6]</w:t>
+      </w:r>
+      <w:r>
+        <w:fldChar w:fldCharType="end"/>
+      </w:r>
+      <w:r>
+        <w:t xml:space="preserve"> online tervezési algoritmusokat (pl. QL OL-UCT) alkalmaztak a versenystratégia optimalizálására, Monte Carlo mintavételezést ötvözve a temporális differencia (TD) módszerekkel. Eredményeik igazolták, hogy a szekvenciális döntéshozatali problémák kezelési óriási potenciállal bír a motorsportban, ugyanakkor a tisztán köridőminimalizálásra törekvő jutalomfüggvények néha kivitelezhetetlen előzési manővereket eredményeztek a szimulációkban.</w:t>
+      </w:r>
+    </w:p>
+    <w:p>
+      <w:r>
+        <w:t>Aguad és Thraves (2023)</w:t>
+      </w:r>
+      <w:r>
+        <w:t xml:space="preserve"> </w:t>
+      </w:r>
+      <w:r>
+        <w:fldChar w:fldCharType="begin"/>
+      </w:r>
+      <w:r>
+        <w:instrText xml:space="preserve"> REF _Ref243693781 \r \h </w:instrText>
+      </w:r>
+      <w:r>
+        <w:fldChar w:fldCharType="separate"/>
+      </w:r>
+      <w:r>
+        <w:t>[7]</w:t>
+      </w:r>
+      <w:r>
+        <w:fldChar w:fldCharType="end"/>
+      </w:r>
+      <w:r>
+        <w:t xml:space="preserve"> a boxkiállási döntéseket Stackelberg-játékként </w:t>
+      </w:r>
+      <w:r>
+        <w:fldChar w:fldCharType="begin"/>
+      </w:r>
+      <w:r>
+        <w:instrText xml:space="preserve"> REF _Ref243693793 \r \h </w:instrText>
+      </w:r>
+      <w:r>
+        <w:fldChar w:fldCharType="separate"/>
+      </w:r>
+      <w:r>
+        <w:t>[8]</w:t>
+      </w:r>
+      <w:r>
+        <w:fldChar w:fldCharType="end"/>
+      </w:r>
+      <w:r>
+        <w:t xml:space="preserve"> modellezték, ahol a vezető csapat lépéseire reagál a követő. Ez a megközelítés, melyek a </w:t>
+      </w:r>
+      <w:r>
+        <w:lastRenderedPageBreak/>
+        <w:t>2021-es Olasz Nagydíjon is teszteltek, jelentősen, közel 18%-kal csökkentette az elévágási (undecut) kockázatot, ám a számítási kapacitása korlátozta a valós idejű alkalmazhatóságot.</w:t>
+      </w:r>
+    </w:p>
+    <w:p>
+      <w:pPr>
+        <w:pStyle w:val="Cmsor3"/>
+        <w:numPr>
+          <w:ilvl w:val="0"/>
+          <w:numId w:val="0"/>
+        </w:numPr>
+      </w:pPr>
+      <w:bookmarkStart w:id="9" w:name="_Toc243696976"/>
+      <w:r>
+        <w:t>Mélytanulási megközelítések a telemetriaadatok feldolgozásában</w:t>
+      </w:r>
+      <w:bookmarkEnd w:id="9"/>
+    </w:p>
+    <w:p>
+      <w:r>
+        <w:t>A nyers telemetriai adatfolyamok és a FastF1 API</w:t>
+      </w:r>
+      <w:r>
+        <w:t xml:space="preserve"> </w:t>
+      </w:r>
+      <w:r>
+        <w:fldChar w:fldCharType="begin"/>
+      </w:r>
+      <w:r>
+        <w:instrText xml:space="preserve"> REF _Ref243694034 \r \h </w:instrText>
+      </w:r>
+      <w:r>
+        <w:fldChar w:fldCharType="separate"/>
+      </w:r>
+      <w:r>
+        <w:t>[1]</w:t>
+      </w:r>
+      <w:r>
+        <w:fldChar w:fldCharType="end"/>
+      </w:r>
+      <w:r>
+        <w:t xml:space="preserve"> elterjedésével</w:t>
+      </w:r>
+      <w:r>
+        <w:t xml:space="preserve"> háttérbe szorultak a tisztán statisztikai modellek és teret nyertek a mélytanulási architektúrák.</w:t>
+      </w:r>
+    </w:p>
+    <w:p>
+      <w:r>
+        <w:t>Rondelli (2022)</w:t>
+      </w:r>
+      <w:r>
+        <w:t xml:space="preserve"> </w:t>
+      </w:r>
+      <w:r>
+        <w:fldChar w:fldCharType="begin"/>
+      </w:r>
+      <w:r>
+        <w:instrText xml:space="preserve"> REF _Ref243694258 \r \h </w:instrText>
+      </w:r>
+      <w:r>
+        <w:fldChar w:fldCharType="separate"/>
+      </w:r>
+      <w:r>
+        <w:t>[9]</w:t>
+      </w:r>
+      <w:r>
+        <w:fldChar w:fldCharType="end"/>
+      </w:r>
+      <w:r>
+        <w:t xml:space="preserve"> a FastF1 adatbázisra támaszkodva vizsgálta az LSTM, GRU és MLP hálózatok teljesítményét az optimális gumistratégiák előrejelzésében. Elemzése során a Gated Recurrent Unit (GRU) bizonyult a leghatékonyabbnak, felülmúlva a hagyományos LSTM modelleket a konvergencia sebességében és a hibaarányban.</w:t>
+      </w:r>
+    </w:p>
+    <w:p>
+      <w:r>
+        <w:t>Sasikumar és munkatársai (2025)</w:t>
+      </w:r>
+      <w:r>
+        <w:t xml:space="preserve"> </w:t>
+      </w:r>
+      <w:r>
+        <w:fldChar w:fldCharType="begin"/>
+      </w:r>
+      <w:r>
+        <w:instrText xml:space="preserve"> REF _Ref243694809 \r \h </w:instrText>
+      </w:r>
+      <w:r>
+        <w:fldChar w:fldCharType="separate"/>
+      </w:r>
+      <w:r>
+        <w:t>[10]</w:t>
+      </w:r>
+      <w:r>
+        <w:fldChar w:fldCharType="end"/>
+      </w:r>
+      <w:r>
+        <w:t xml:space="preserve"> átfogó keretrendszert javasoltak a boxkiállási ablakok predikciójára, öt különböző mélytanulási architektúrát (Bi-LSTM, TCN-GRU, GRU, InceptionTime, CNN-BiLSTM) tesztelve. Eredményeik rávilágítottak, hogy a Bi-LSTM modell teljesített a legjobban (0.81-es F1-score mellett), mivel képes volt mind előre-, mind hátra irányuló temporális kontextust biztosítani a változó versenyszituációkban.</w:t>
+      </w:r>
+    </w:p>
+    <w:p>
+      <w:r>
+        <w:t xml:space="preserve">Ezzel párhuzamosan a legfrisseb ipari együttműködések, például Thomas és munkatársai (2025) </w:t>
+      </w:r>
+      <w:r>
+        <w:fldChar w:fldCharType="begin"/>
+      </w:r>
+      <w:r>
+        <w:instrText xml:space="preserve"> REF _Ref243694829 \r \h </w:instrText>
+      </w:r>
+      <w:r>
+        <w:fldChar w:fldCharType="separate"/>
+      </w:r>
+      <w:r>
+        <w:t>[11]</w:t>
+      </w:r>
+      <w:r>
+        <w:fldChar w:fldCharType="end"/>
+      </w:r>
+      <w:r>
+        <w:t xml:space="preserve"> kutatása a Mercedes-AMG Petronas csapattal, a megerősítéses tanulás (Reinforcement Learning) irányába mozdultak el, amellyen átlagosan 8,6 másodperces javulást értek el a fix stratégiákhoz képest, bár ezek a modellek nyílt hurokban (open loop) működtek, azaz a futam közbeni dinamikus re-optimalizáció korlátozott volt.</w:t>
+      </w:r>
+    </w:p>
+    <w:p>
+      <w:pPr>
+        <w:pStyle w:val="Cmsor3"/>
+        <w:numPr>
+          <w:ilvl w:val="0"/>
+          <w:numId w:val="0"/>
+        </w:numPr>
+      </w:pPr>
+      <w:bookmarkStart w:id="10" w:name="_Toc243696977"/>
+      <w:r>
+        <w:t>Térbeli hálózatok és reprezentációtanulás a sportanalitikában</w:t>
+      </w:r>
+      <w:bookmarkEnd w:id="10"/>
+    </w:p>
+    <w:p>
+      <w:r>
+        <w:t xml:space="preserve">A fenti irodalmi áttekintés azt mutatja, hogy a korábbi kutatások többsége a pilótákat különálló idősoraikkal (vagy aggregált köridőkkel) kezeli és ritkán integrálja a mezőny térbeli hálózati topológiáját (vagyis azt, hogy a 20 autó hogyan helyezkedik el egymáshoz képest a pályageometrián). A csapatsportok analitikájában (például a kosárlabda-, vagy a labdarúgáselemzésekben) már sikerrel alkalmazták a térbeli gráf-neurális hálókat (GNN) a játékosok közötti interakciók leképzésére. Jelen szakdolgozat ezt a hiányt hidalja át: a futamokat nem csupán idősoronként, hanem időben evolváló dinamikus gráfok sorozataként modellezi. Ezzel a megközelítéssel nem csak a lokális </w:t>
+      </w:r>
+      <w:r>
+        <w:lastRenderedPageBreak/>
+        <w:t>telemetriai mintázatok (féktávok, kigyorsítások), hanem a globális versenydinamika</w:t>
+      </w:r>
+      <w:r>
+        <w:t xml:space="preserve"> (mint a boxkiállási ablakok) is robosztusabban elemezhetővé válnak.</w:t>
+      </w:r>
+    </w:p>
     <w:p>
       <w:pPr>
         <w:pStyle w:val="Cmsor1"/>
       </w:pPr>
-      <w:bookmarkStart w:id="5" w:name="_Toc332797403"/>
-      <w:bookmarkStart w:id="6" w:name="_Toc243393418"/>
-      <w:r>
-        <w:lastRenderedPageBreak/>
-        <w:t xml:space="preserve">A </w:t>
-      </w:r>
-      <w:proofErr w:type="spellStart"/>
-      <w:r>
-        <w:t>feladatkírás</w:t>
-      </w:r>
-      <w:proofErr w:type="spellEnd"/>
-      <w:r>
-        <w:t xml:space="preserve"> pontosítása és értelmezése</w:t>
-      </w:r>
-      <w:bookmarkEnd w:id="6"/>
-    </w:p>
-    <w:p>
-      <w:r>
-        <w:t>A szakdolgozat feladata egy olyan, több egymásra épülő lépésből álló rendszer kialakítása, mely Forma 1-es versenyadatokból strukturális és időbeli összefüggéseket tanuló reprezentációkat állít elő. A rendszer célja nem kizárólag egyetlen előjelzési feladat megoldása, hanem egy olyan adat- és modellarchitektúra kialakítása, amely az előtanítás során megtanult reprezentációkat később konkrét versenystratégiai kérdések megválaszolására is alkalmassá teszi.</w:t>
-      </w:r>
-    </w:p>
-    <w:p>
-      <w:r>
-        <w:t>A feldolgozás első lépése a versenystratégia kinyerése és egységes keretekbe rendezése volt.</w:t>
-      </w:r>
-    </w:p>
-    <w:p>
-      <w:pPr>
-        <w:pStyle w:val="Cmsor1"/>
-      </w:pPr>
-      <w:bookmarkStart w:id="7" w:name="_Toc243393419"/>
+      <w:bookmarkStart w:id="11" w:name="_Toc332797403"/>
+      <w:bookmarkStart w:id="12" w:name="_Toc243696978"/>
       <w:r>
         <w:lastRenderedPageBreak/>
         <w:t>Utolsó simítások</w:t>
       </w:r>
-      <w:bookmarkEnd w:id="5"/>
-      <w:bookmarkEnd w:id="7"/>
+      <w:bookmarkEnd w:id="11"/>
+      <w:bookmarkEnd w:id="12"/>
     </w:p>
     <w:p>
       <w:r>
@@ -2937,15 +2082,7 @@
         <w:t>Kereszthivatkozások frissítése:</w:t>
       </w:r>
       <w:r>
-        <w:t xml:space="preserve"> miután kijelöltük a teljes szöveget (</w:t>
-      </w:r>
-      <w:proofErr w:type="spellStart"/>
-      <w:r>
-        <w:t>Ctrl+A</w:t>
-      </w:r>
-      <w:proofErr w:type="spellEnd"/>
-      <w:r>
-        <w:t>), nyomjuk meg az F9 billentyűt, és a Word frissíti az összes kereszthivatkozást. Ilyenkor ellenőrizzük, hogy nem jelent-e meg valahol a "Hiba! A könyvjelző nem létezik." szöveg.</w:t>
+        <w:t xml:space="preserve"> miután kijelöltük a teljes szöveget (Ctrl+A), nyomjuk meg az F9 billentyűt, és a Word frissíti az összes kereszthivatkozást. Ilyenkor ellenőrizzük, hogy nem jelent-e meg valahol a "Hiba! A könyvjelző nem létezik." szöveg.</w:t>
       </w:r>
     </w:p>
     <w:p>
@@ -2962,15 +2099,7 @@
         <w:t>Dokumentum tulajdonságok megadása:</w:t>
       </w:r>
       <w:r>
-        <w:t xml:space="preserve"> a dokumentumhoz tartozó </w:t>
-      </w:r>
-      <w:proofErr w:type="spellStart"/>
-      <w:r>
-        <w:t>meta</w:t>
-      </w:r>
-      <w:proofErr w:type="spellEnd"/>
-      <w:r>
-        <w:t xml:space="preserve"> adatok kitöltése (szerző, cím, kulcsszavak stb.). Erre való a Dokumentum tulajdonságai panel, mely a Fájl / Információ / Tulajdonságok / Dokumentumpanel megjelenítése úton érhető el.</w:t>
+        <w:t xml:space="preserve"> a dokumentumhoz tartozó meta adatok kitöltése (szerző, cím, kulcsszavak stb.). Erre való a Dokumentum tulajdonságai panel, mely a Fájl / Információ / Tulajdonságok / Dokumentumpanel megjelenítése úton érhető el.</w:t>
       </w:r>
     </w:p>
     <w:p>
@@ -2987,15 +2116,7 @@
         <w:t>Kinézet ellenőrzése PDF-ben:</w:t>
       </w:r>
       <w:r>
-        <w:t xml:space="preserve"> a legjobb teszt a végén, ha PDF-</w:t>
-      </w:r>
-      <w:proofErr w:type="spellStart"/>
-      <w:r>
-        <w:t>et</w:t>
-      </w:r>
-      <w:proofErr w:type="spellEnd"/>
-      <w:r>
-        <w:t xml:space="preserve"> készítünk a dokumentumból, és azt leellenőrizzük. </w:t>
+        <w:t xml:space="preserve"> a legjobb teszt a végén, ha PDF-et készítünk a dokumentumból, és azt leellenőrizzük. </w:t>
       </w:r>
     </w:p>
     <w:p/>
@@ -3003,148 +2124,407 @@
       <w:pPr>
         <w:pStyle w:val="Fejezetcimszmozsnlkl"/>
       </w:pPr>
-      <w:bookmarkStart w:id="8" w:name="_Toc243393420"/>
+      <w:bookmarkStart w:id="13" w:name="_Toc243696979"/>
       <w:r>
         <w:lastRenderedPageBreak/>
         <w:t>Irodalomjegyzék</w:t>
       </w:r>
-      <w:bookmarkEnd w:id="8"/>
+      <w:bookmarkEnd w:id="13"/>
     </w:p>
     <w:p>
       <w:pPr>
         <w:pStyle w:val="Irodalomjegyzksor"/>
       </w:pPr>
-      <w:bookmarkStart w:id="9" w:name="_Ref332797594"/>
-      <w:r>
-        <w:t>Levendovszky, J., Jereb, L.,</w:t>
-      </w:r>
-      <w:r>
-        <w:t xml:space="preserve"> Elek, Zs., Vesztergombi, Gy.: </w:t>
+      <w:bookmarkStart w:id="14" w:name="_Ref243694034"/>
+      <w:r>
+        <w:t xml:space="preserve">Schäfer, P.: </w:t>
       </w:r>
       <w:r>
         <w:rPr>
           <w:rStyle w:val="Irodalomjegyzkforrs"/>
         </w:rPr>
-        <w:t>Adaptive statistical algorithms in network reliability analysis</w:t>
-      </w:r>
-      <w:r>
-        <w:t xml:space="preserve">, </w:t>
-      </w:r>
-      <w:r>
-        <w:t>Performance Evaluation - Elsevier</w:t>
-      </w:r>
-      <w:r>
-        <w:t>, Vol. 48, 2002, pp. 225-236</w:t>
-      </w:r>
-      <w:bookmarkEnd w:id="9"/>
+        <w:t xml:space="preserve">FastF1 Python package documentation, </w:t>
+      </w:r>
+      <w:hyperlink r:id="rId13" w:history="1">
+        <w:r>
+          <w:rPr>
+            <w:rStyle w:val="Hiperhivatkozs"/>
+          </w:rPr>
+          <w:t>https://docs.fastf1.dev/</w:t>
+        </w:r>
+      </w:hyperlink>
+      <w:r>
+        <w:t xml:space="preserve"> (2026. okt.)</w:t>
+      </w:r>
+      <w:bookmarkEnd w:id="14"/>
     </w:p>
     <w:p>
       <w:pPr>
         <w:pStyle w:val="Irodalomjegyzksor"/>
       </w:pPr>
-      <w:r>
-        <w:t>National Istrume</w:t>
-      </w:r>
-      <w:r>
-        <w:t>nts:</w:t>
-      </w:r>
-      <w:r>
-        <w:t xml:space="preserve"> </w:t>
+      <w:bookmarkStart w:id="15" w:name="_Ref243696717"/>
+      <w:r>
+        <w:t xml:space="preserve">Polars Development Team: </w:t>
       </w:r>
       <w:r>
         <w:rPr>
           <w:rStyle w:val="Irodalomjegyzkforrs"/>
         </w:rPr>
-        <w:t>LabVIEW grafik</w:t>
+        <w:t>Polars Lightning-fast DataFrame library documentation</w:t>
+      </w:r>
+      <w:r>
+        <w:t xml:space="preserve">, </w:t>
+      </w:r>
+      <w:hyperlink r:id="rId14" w:history="1">
+        <w:r>
+          <w:rPr>
+            <w:rStyle w:val="Hiperhivatkozs"/>
+          </w:rPr>
+          <w:t>https://pola.rs</w:t>
+        </w:r>
+      </w:hyperlink>
+      <w:r>
+        <w:t xml:space="preserve"> (2026. okt.)</w:t>
+      </w:r>
+      <w:bookmarkStart w:id="16" w:name="_Ref243692721"/>
+      <w:bookmarkEnd w:id="15"/>
+    </w:p>
+    <w:p>
+      <w:pPr>
+        <w:pStyle w:val="Irodalomjegyzksor"/>
+      </w:pPr>
+      <w:bookmarkStart w:id="17" w:name="_Ref243696724"/>
+      <w:r>
+        <w:t xml:space="preserve">Apache Software Foundation: </w:t>
       </w:r>
       <w:r>
         <w:rPr>
           <w:rStyle w:val="Irodalomjegyzkforrs"/>
         </w:rPr>
-        <w:t>us fejlesztői környezet leírása</w:t>
-      </w:r>
-      <w:r>
-        <w:t>,</w:t>
-      </w:r>
+        <w:t>Apache Parquet documentation</w:t>
+      </w:r>
+      <w:r>
+        <w:t xml:space="preserve">, </w:t>
+      </w:r>
+      <w:hyperlink r:id="rId15" w:history="1">
+        <w:r>
+          <w:rPr>
+            <w:rStyle w:val="Hiperhivatkozs"/>
+          </w:rPr>
+          <w:t>https://apache.org</w:t>
+        </w:r>
+      </w:hyperlink>
       <w:r>
         <w:t xml:space="preserve"> </w:t>
       </w:r>
-      <w:hyperlink r:id="rId10" w:history="1">
-        <w:r>
-          <w:rPr>
-            <w:rStyle w:val="Hiperhivatkozs"/>
-          </w:rPr>
-          <w:t>http://www.ni.com/</w:t>
-        </w:r>
-      </w:hyperlink>
-      <w:r>
-        <w:t xml:space="preserve"> </w:t>
-      </w:r>
-      <w:r>
-        <w:t>(</w:t>
-      </w:r>
-      <w:r>
-        <w:t>2010. nov.)</w:t>
-      </w:r>
+      <w:r>
+        <w:t>(2026. okt.)</w:t>
+      </w:r>
+      <w:bookmarkEnd w:id="17"/>
     </w:p>
     <w:p>
       <w:pPr>
         <w:pStyle w:val="Irodalomjegyzksor"/>
       </w:pPr>
-      <w:r>
-        <w:t xml:space="preserve">Fowler, M.: </w:t>
+      <w:bookmarkStart w:id="18" w:name="_Ref243696962"/>
+      <w:r>
+        <w:t xml:space="preserve">Devlin, J., Chang, M. W., Lee, K., Toutanova, K.: </w:t>
       </w:r>
       <w:r>
         <w:rPr>
           <w:rStyle w:val="Irodalomjegyzkforrs"/>
         </w:rPr>
-        <w:t>UML Distilled</w:t>
-      </w:r>
-      <w:r>
-        <w:t>, 3rd edition, ISBN 0-321-19368-7, Addison-Wesley, 2004</w:t>
-      </w:r>
+        <w:t>BERT: Pre-training of Deep Bidirectional Transformers for Language Understanding</w:t>
+      </w:r>
+      <w:r>
+        <w:t xml:space="preserve">, Google AI Language, 2019, </w:t>
+      </w:r>
+      <w:hyperlink r:id="rId16" w:history="1">
+        <w:r>
+          <w:rPr>
+            <w:rStyle w:val="Hiperhivatkozs"/>
+          </w:rPr>
+          <w:t>https://arxiv.org</w:t>
+        </w:r>
+      </w:hyperlink>
+      <w:r>
+        <w:t xml:space="preserve"> </w:t>
+      </w:r>
+      <w:r>
+        <w:t>(2019. máj.)</w:t>
+      </w:r>
+      <w:bookmarkEnd w:id="18"/>
     </w:p>
     <w:p>
       <w:pPr>
         <w:pStyle w:val="Irodalomjegyzksor"/>
       </w:pPr>
-      <w:r>
-        <w:t xml:space="preserve">Wikipedia: </w:t>
+      <w:bookmarkStart w:id="19" w:name="_Ref243696996"/>
+      <w:r>
+        <w:t>Heilmeier, A., Thomaser, A., Graf, M., Betz, J.:</w:t>
+      </w:r>
+      <w:r>
+        <w:t xml:space="preserve"> </w:t>
       </w:r>
       <w:r>
         <w:rPr>
           <w:rStyle w:val="Irodalomjegyzkforrs"/>
         </w:rPr>
-        <w:t>Evaluation strategy</w:t>
+        <w:t>Virtual Strategy Engineer: Using Artifical Neural Networks for Making Race Strategy Decisions in Circuit Motorsport,</w:t>
+      </w:r>
+      <w:r>
+        <w:rPr>
+          <w:rStyle w:val="Irodalomjegyzkforrs"/>
+        </w:rPr>
+        <w:t xml:space="preserve"> </w:t>
+      </w:r>
+      <w:r>
+        <w:t>Applied Sciences, Vol.</w:t>
+      </w:r>
+      <w:r>
+        <w:t xml:space="preserve"> </w:t>
+      </w:r>
+      <w:r>
+        <w:t>10</w:t>
+      </w:r>
+      <w:r>
+        <w:t>,</w:t>
+      </w:r>
+      <w:r>
+        <w:t xml:space="preserve"> </w:t>
+      </w:r>
+      <w:r>
+        <w:t>Issue</w:t>
+      </w:r>
+      <w:r>
+        <w:t>. 21.,</w:t>
+      </w:r>
+      <w:r>
+        <w:t xml:space="preserve"> 2020, Article NO. 7805</w:t>
+      </w:r>
+      <w:r>
+        <w:t>,</w:t>
+      </w:r>
+      <w:r>
+        <w:t xml:space="preserve"> </w:t>
+      </w:r>
+      <w:hyperlink r:id="rId17" w:history="1">
+        <w:r>
+          <w:rPr>
+            <w:rStyle w:val="Hiperhivatkozs"/>
+          </w:rPr>
+          <w:t>https://www.mdpi.com/2076-3417/10/21/7805</w:t>
+        </w:r>
+      </w:hyperlink>
+      <w:r>
+        <w:t xml:space="preserve"> </w:t>
+      </w:r>
+      <w:r>
+        <w:t>(</w:t>
+      </w:r>
+      <w:r>
+        <w:t>2020</w:t>
+      </w:r>
+      <w:r>
+        <w:t xml:space="preserve">. </w:t>
+      </w:r>
+      <w:r>
+        <w:t>nov</w:t>
+      </w:r>
+      <w:r>
+        <w:t>.)</w:t>
+      </w:r>
+      <w:bookmarkEnd w:id="16"/>
+      <w:bookmarkEnd w:id="19"/>
+    </w:p>
+    <w:p>
+      <w:pPr>
+        <w:pStyle w:val="Irodalomjegyzksor"/>
+      </w:pPr>
+      <w:bookmarkStart w:id="20" w:name="_Ref243693394"/>
+      <w:r>
+        <w:t>Piccinotti</w:t>
+      </w:r>
+      <w:r>
+        <w:t xml:space="preserve">, D., Likmeta, A., Brunello, N., Restelli, M.: </w:t>
+      </w:r>
+      <w:r>
+        <w:rPr>
+          <w:rStyle w:val="Irodalomjegyzkforrs"/>
+        </w:rPr>
+        <w:t xml:space="preserve">Online Planning for F1 Race Stratgey Identification </w:t>
+      </w:r>
+      <w:r>
+        <w:t>Po</w:t>
+      </w:r>
+      <w:r>
+        <w:t xml:space="preserve">limi/Ubimo, 2021, </w:t>
+      </w:r>
+      <w:hyperlink r:id="rId18" w:history="1">
+        <w:r>
+          <w:rPr>
+            <w:rStyle w:val="Hiperhivatkozs"/>
+          </w:rPr>
+          <w:t>https://prl-theworkshop.github.io/prl2021/papers/PRL2021_paper_1.pdf</w:t>
+        </w:r>
+      </w:hyperlink>
+      <w:r>
+        <w:t xml:space="preserve"> (2021. nov.)</w:t>
+      </w:r>
+      <w:bookmarkEnd w:id="20"/>
+    </w:p>
+    <w:p>
+      <w:pPr>
+        <w:pStyle w:val="Irodalomjegyzksor"/>
+      </w:pPr>
+      <w:bookmarkStart w:id="21" w:name="_Ref243693781"/>
+      <w:r>
+        <w:t xml:space="preserve">Aguad, F., Thraves, C.: </w:t>
+      </w:r>
+      <w:r>
+        <w:rPr>
+          <w:rStyle w:val="Irodalomjegyzkforrs"/>
+        </w:rPr>
+        <w:t xml:space="preserve">Optimizing pit stop strategies in Formula 1 with dynamic programming and game theory, </w:t>
+      </w:r>
+      <w:r>
+        <w:t xml:space="preserve">Europen Jornal of Operational Research, Vol. 319, No. 3, 2024, </w:t>
+      </w:r>
+      <w:hyperlink r:id="rId19" w:history="1">
+        <w:r>
+          <w:rPr>
+            <w:rStyle w:val="Hiperhivatkozs"/>
+          </w:rPr>
+          <w:t>https://www.sciencedirect.com/science/article/abs/pii/S0377221724005484</w:t>
+        </w:r>
+      </w:hyperlink>
+      <w:r>
+        <w:t xml:space="preserve"> (2024. dec.)</w:t>
+      </w:r>
+      <w:bookmarkEnd w:id="21"/>
+    </w:p>
+    <w:p>
+      <w:pPr>
+        <w:pStyle w:val="Irodalomjegyzksor"/>
+      </w:pPr>
+      <w:bookmarkStart w:id="22" w:name="_Ref243693793"/>
+      <w:r>
+        <w:t>Stackelberg, H.: Marktform und Gleichgewicht, ISBN 978-3-642-47526-9, Julius Springer, 1934</w:t>
+      </w:r>
+      <w:bookmarkEnd w:id="22"/>
+    </w:p>
+    <w:p>
+      <w:pPr>
+        <w:pStyle w:val="Irodalomjegyzksor"/>
+      </w:pPr>
+      <w:bookmarkStart w:id="23" w:name="_Ref243694258"/>
+      <w:r>
+        <w:t xml:space="preserve">Rondelli, M.: </w:t>
+      </w:r>
+      <w:r>
+        <w:rPr>
+          <w:rStyle w:val="Irodalomjegyzkforrs"/>
+        </w:rPr>
+        <w:t xml:space="preserve">The Future of Formula 1 Racing: Neural Networks to Predict Tyre Strategy, </w:t>
+      </w:r>
+      <w:r>
+        <w:t>Bachelor’s thesis, Alma Mater Studiorum – Universit</w:t>
+      </w:r>
+      <w:r>
+        <w:t>à</w:t>
+      </w:r>
+      <w:r>
+        <w:t xml:space="preserve"> di Bologna, 2022, </w:t>
+      </w:r>
+      <w:hyperlink r:id="rId20" w:history="1">
+        <w:r>
+          <w:rPr>
+            <w:rStyle w:val="Hiperhivatkozs"/>
+          </w:rPr>
+          <w:t>https://amslaurea.unibo.it/id/eprint/27922/1/Tesi_Massimo_Rondelli.pdf</w:t>
+        </w:r>
+      </w:hyperlink>
+      <w:r>
+        <w:t xml:space="preserve"> (2022)</w:t>
+      </w:r>
+      <w:bookmarkEnd w:id="23"/>
+    </w:p>
+    <w:p>
+      <w:pPr>
+        <w:pStyle w:val="Irodalomjegyzksor"/>
+      </w:pPr>
+      <w:bookmarkStart w:id="24" w:name="_Ref243694809"/>
+      <w:r>
+        <w:t xml:space="preserve">Sasikumar, A., Leema, A. A., Balakrishnan, P.: </w:t>
+      </w:r>
+      <w:r>
+        <w:rPr>
+          <w:rStyle w:val="Irodalomjegyzkforrs"/>
+        </w:rPr>
+        <w:t xml:space="preserve">Data-driven pit stop decision support for Formula 1 using deep learning models, </w:t>
+      </w:r>
+      <w:r>
+        <w:t>F</w:t>
+      </w:r>
+      <w:r>
+        <w:t>rontiers in Artificial Intelligence, Vol. 8, 2025, Article No. 1673148</w:t>
       </w:r>
       <w:r>
         <w:t xml:space="preserve">, </w:t>
       </w:r>
-      <w:hyperlink r:id="rId11" w:history="1">
+      <w:hyperlink r:id="rId21" w:history="1">
         <w:r>
           <w:rPr>
             <w:rStyle w:val="Hiperhivatkozs"/>
           </w:rPr>
-          <w:t>http://en.wikipedia.org/wiki/Evaluation_strategy</w:t>
+          <w:t>https://www.frontiersin.org/journals/artificial-intelligence/articles/10.3389/frai.2025.1673148/full</w:t>
         </w:r>
       </w:hyperlink>
       <w:r>
-        <w:t xml:space="preserve"> </w:t>
-      </w:r>
-      <w:r>
-        <w:t>(revision 18:11, 31 July 2012)</w:t>
-      </w:r>
+        <w:t xml:space="preserve"> (2025. nov.)</w:t>
+      </w:r>
+      <w:bookmarkEnd w:id="24"/>
+    </w:p>
+    <w:p>
+      <w:pPr>
+        <w:pStyle w:val="Irodalomjegyzksor"/>
+      </w:pPr>
+      <w:bookmarkStart w:id="25" w:name="_Ref243694829"/>
+      <w:r>
+        <w:t>Thomas, D., Jiang, J., Kori, A., Russo, A., Winkler, S., Sale, S., McMillan, J., Belardinelli, F., Rago, A.:</w:t>
+      </w:r>
+      <w:r>
+        <w:rPr>
+          <w:rStyle w:val="Irodalomjegyzkforrs"/>
+        </w:rPr>
+        <w:t xml:space="preserve"> Explainable Reinforcement Learning for Formula One Race Strategy, </w:t>
+      </w:r>
+      <w:r>
+        <w:t xml:space="preserve">ACM, 2025, </w:t>
+      </w:r>
+      <w:hyperlink r:id="rId22" w:history="1">
+        <w:r>
+          <w:rPr>
+            <w:rStyle w:val="Hiperhivatkozs"/>
+          </w:rPr>
+          <w:t>https://arxiv.org/abs/2501.04068</w:t>
+        </w:r>
+      </w:hyperlink>
+      <w:r>
+        <w:t xml:space="preserve"> (2025. jan.)</w:t>
+      </w:r>
+      <w:bookmarkEnd w:id="25"/>
     </w:p>
     <w:p>
       <w:pPr>
         <w:pStyle w:val="Cmsor1"/>
       </w:pPr>
-      <w:bookmarkStart w:id="10" w:name="_Toc243393421"/>
+      <w:bookmarkStart w:id="26" w:name="_Toc243696980"/>
       <w:r>
         <w:lastRenderedPageBreak/>
         <w:t>Függelék</w:t>
       </w:r>
-      <w:bookmarkEnd w:id="10"/>
+      <w:bookmarkEnd w:id="26"/>
     </w:p>
     <w:p>
       <w:pPr>
@@ -3154,7 +2534,7 @@
           <w:szCs w:val="26"/>
         </w:rPr>
       </w:pPr>
-      <w:bookmarkStart w:id="11" w:name="_Toc243393422"/>
+      <w:bookmarkStart w:id="27" w:name="_Toc243696981"/>
       <w:r>
         <w:rPr>
           <w:sz w:val="26"/>
@@ -3176,7 +2556,7 @@
         </w:rPr>
         <w:t>Nyilatkozat generatív mesterséges intelligencia alkalmazásáról</w:t>
       </w:r>
-      <w:bookmarkEnd w:id="11"/>
+      <w:bookmarkEnd w:id="27"/>
     </w:p>
     <w:p>
       <w:pPr>
@@ -3379,31 +2759,7 @@
                 <w:szCs w:val="20"/>
                 <w:lang w:val="hu-HU" w:eastAsia="nl-BE"/>
               </w:rPr>
-              <w:t>Generatív MI eszköz(</w:t>
-            </w:r>
-            <w:proofErr w:type="spellStart"/>
-            <w:r>
-              <w:rPr>
-                <w:rFonts w:ascii="Times New Roman" w:eastAsia="Times New Roman" w:hAnsi="Times New Roman" w:cs="Times New Roman"/>
-                <w:b/>
-                <w:bCs/>
-                <w:sz w:val="20"/>
-                <w:szCs w:val="20"/>
-                <w:lang w:val="hu-HU" w:eastAsia="nl-BE"/>
-              </w:rPr>
-              <w:t>ök</w:t>
-            </w:r>
-            <w:proofErr w:type="spellEnd"/>
-            <w:r>
-              <w:rPr>
-                <w:rFonts w:ascii="Times New Roman" w:eastAsia="Times New Roman" w:hAnsi="Times New Roman" w:cs="Times New Roman"/>
-                <w:b/>
-                <w:bCs/>
-                <w:sz w:val="20"/>
-                <w:szCs w:val="20"/>
-                <w:lang w:val="hu-HU" w:eastAsia="nl-BE"/>
-              </w:rPr>
-              <w:t>) neve</w:t>
+              <w:t>Generatív MI eszköz(ök) neve</w:t>
             </w:r>
           </w:p>
         </w:tc>
@@ -5257,8 +4613,8 @@
       </w:pPr>
     </w:p>
     <w:sectPr>
-      <w:headerReference w:type="even" r:id="rId12"/>
-      <w:footerReference w:type="default" r:id="rId13"/>
+      <w:headerReference w:type="even" r:id="rId23"/>
+      <w:footerReference w:type="default" r:id="rId24"/>
       <w:type w:val="continuous"/>
       <w:pgSz w:w="11907" w:h="16840" w:code="9"/>
       <w:pgMar w:top="1418" w:right="1418" w:bottom="1418" w:left="1418" w:header="709" w:footer="709" w:gutter="567"/>
@@ -5374,13 +4730,8 @@
         <w:footnoteRef/>
       </w:r>
       <w:r>
-        <w:t xml:space="preserve"> Jean </w:t>
-      </w:r>
-      <w:proofErr w:type="spellStart"/>
-      <w:r>
-        <w:t>Todt</w:t>
-      </w:r>
-      <w:proofErr w:type="spellEnd"/>
+        <w:t xml:space="preserve"> Jean Todt</w:t>
+      </w:r>
     </w:p>
   </w:footnote>
 </w:footnotes>
@@ -5584,8 +4935,8 @@
   <w:abstractNum w:abstractNumId="10" w15:restartNumberingAfterBreak="0">
     <w:nsid w:val="02C275D4"/>
     <w:multiLevelType w:val="hybridMultilevel"/>
-    <w:tmpl w:val="CF081194"/>
-    <w:lvl w:ilvl="0" w:tplc="ABFC8BAA">
+    <w:tmpl w:val="3982AF1E"/>
+    <w:lvl w:ilvl="0" w:tplc="C3F62BBE">
       <w:start w:val="1"/>
       <w:numFmt w:val="decimal"/>
       <w:pStyle w:val="Irodalomjegyzksor"/>
@@ -6444,6 +5795,119 @@
     </w:lvl>
   </w:abstractNum>
   <w:abstractNum w:abstractNumId="18" w15:restartNumberingAfterBreak="0">
+    <w:nsid w:val="3F282940"/>
+    <w:multiLevelType w:val="hybridMultilevel"/>
+    <w:tmpl w:val="51102BE8"/>
+    <w:lvl w:ilvl="0" w:tplc="040E0001">
+      <w:start w:val="1"/>
+      <w:numFmt w:val="bullet"/>
+      <w:lvlText w:val=""/>
+      <w:lvlJc w:val="left"/>
+      <w:pPr>
+        <w:ind w:left="1440" w:hanging="360"/>
+      </w:pPr>
+      <w:rPr>
+        <w:rFonts w:ascii="Symbol" w:hAnsi="Symbol" w:hint="default"/>
+      </w:rPr>
+    </w:lvl>
+    <w:lvl w:ilvl="1" w:tplc="040E0003" w:tentative="1">
+      <w:start w:val="1"/>
+      <w:numFmt w:val="bullet"/>
+      <w:lvlText w:val="o"/>
+      <w:lvlJc w:val="left"/>
+      <w:pPr>
+        <w:ind w:left="2160" w:hanging="360"/>
+      </w:pPr>
+      <w:rPr>
+        <w:rFonts w:ascii="Courier New" w:hAnsi="Courier New" w:cs="Courier New" w:hint="default"/>
+      </w:rPr>
+    </w:lvl>
+    <w:lvl w:ilvl="2" w:tplc="040E0005" w:tentative="1">
+      <w:start w:val="1"/>
+      <w:numFmt w:val="bullet"/>
+      <w:lvlText w:val=""/>
+      <w:lvlJc w:val="left"/>
+      <w:pPr>
+        <w:ind w:left="2880" w:hanging="360"/>
+      </w:pPr>
+      <w:rPr>
+        <w:rFonts w:ascii="Wingdings" w:hAnsi="Wingdings" w:hint="default"/>
+      </w:rPr>
+    </w:lvl>
+    <w:lvl w:ilvl="3" w:tplc="040E0001" w:tentative="1">
+      <w:start w:val="1"/>
+      <w:numFmt w:val="bullet"/>
+      <w:lvlText w:val=""/>
+      <w:lvlJc w:val="left"/>
+      <w:pPr>
+        <w:ind w:left="3600" w:hanging="360"/>
+      </w:pPr>
+      <w:rPr>
+        <w:rFonts w:ascii="Symbol" w:hAnsi="Symbol" w:hint="default"/>
+      </w:rPr>
+    </w:lvl>
+    <w:lvl w:ilvl="4" w:tplc="040E0003" w:tentative="1">
+      <w:start w:val="1"/>
+      <w:numFmt w:val="bullet"/>
+      <w:lvlText w:val="o"/>
+      <w:lvlJc w:val="left"/>
+      <w:pPr>
+        <w:ind w:left="4320" w:hanging="360"/>
+      </w:pPr>
+      <w:rPr>
+        <w:rFonts w:ascii="Courier New" w:hAnsi="Courier New" w:cs="Courier New" w:hint="default"/>
+      </w:rPr>
+    </w:lvl>
+    <w:lvl w:ilvl="5" w:tplc="040E0005" w:tentative="1">
+      <w:start w:val="1"/>
+      <w:numFmt w:val="bullet"/>
+      <w:lvlText w:val=""/>
+      <w:lvlJc w:val="left"/>
+      <w:pPr>
+        <w:ind w:left="5040" w:hanging="360"/>
+      </w:pPr>
+      <w:rPr>
+        <w:rFonts w:ascii="Wingdings" w:hAnsi="Wingdings" w:hint="default"/>
+      </w:rPr>
+    </w:lvl>
+    <w:lvl w:ilvl="6" w:tplc="040E0001" w:tentative="1">
+      <w:start w:val="1"/>
+      <w:numFmt w:val="bullet"/>
+      <w:lvlText w:val=""/>
+      <w:lvlJc w:val="left"/>
+      <w:pPr>
+        <w:ind w:left="5760" w:hanging="360"/>
+      </w:pPr>
+      <w:rPr>
+        <w:rFonts w:ascii="Symbol" w:hAnsi="Symbol" w:hint="default"/>
+      </w:rPr>
+    </w:lvl>
+    <w:lvl w:ilvl="7" w:tplc="040E0003" w:tentative="1">
+      <w:start w:val="1"/>
+      <w:numFmt w:val="bullet"/>
+      <w:lvlText w:val="o"/>
+      <w:lvlJc w:val="left"/>
+      <w:pPr>
+        <w:ind w:left="6480" w:hanging="360"/>
+      </w:pPr>
+      <w:rPr>
+        <w:rFonts w:ascii="Courier New" w:hAnsi="Courier New" w:cs="Courier New" w:hint="default"/>
+      </w:rPr>
+    </w:lvl>
+    <w:lvl w:ilvl="8" w:tplc="040E0005" w:tentative="1">
+      <w:start w:val="1"/>
+      <w:numFmt w:val="bullet"/>
+      <w:lvlText w:val=""/>
+      <w:lvlJc w:val="left"/>
+      <w:pPr>
+        <w:ind w:left="7200" w:hanging="360"/>
+      </w:pPr>
+      <w:rPr>
+        <w:rFonts w:ascii="Wingdings" w:hAnsi="Wingdings" w:hint="default"/>
+      </w:rPr>
+    </w:lvl>
+  </w:abstractNum>
+  <w:abstractNum w:abstractNumId="19" w15:restartNumberingAfterBreak="0">
     <w:nsid w:val="43AD1628"/>
     <w:multiLevelType w:val="multilevel"/>
     <w:tmpl w:val="907A15EC"/>
@@ -6587,7 +6051,7 @@
       </w:rPr>
     </w:lvl>
   </w:abstractNum>
-  <w:abstractNum w:abstractNumId="19" w15:restartNumberingAfterBreak="0">
+  <w:abstractNum w:abstractNumId="20" w15:restartNumberingAfterBreak="0">
     <w:nsid w:val="53535320"/>
     <w:multiLevelType w:val="multilevel"/>
     <w:tmpl w:val="907A15EC"/>
@@ -6731,7 +6195,7 @@
       </w:rPr>
     </w:lvl>
   </w:abstractNum>
-  <w:abstractNum w:abstractNumId="20" w15:restartNumberingAfterBreak="0">
+  <w:abstractNum w:abstractNumId="21" w15:restartNumberingAfterBreak="0">
     <w:nsid w:val="6AFC1994"/>
     <w:multiLevelType w:val="multilevel"/>
     <w:tmpl w:val="907A15EC"/>
@@ -6874,7 +6338,7 @@
       </w:rPr>
     </w:lvl>
   </w:abstractNum>
-  <w:abstractNum w:abstractNumId="21" w15:restartNumberingAfterBreak="0">
+  <w:abstractNum w:abstractNumId="22" w15:restartNumberingAfterBreak="0">
     <w:nsid w:val="799C3B84"/>
     <w:multiLevelType w:val="multilevel"/>
     <w:tmpl w:val="C3565810"/>
@@ -7013,7 +6477,93 @@
       </w:rPr>
     </w:lvl>
   </w:abstractNum>
-  <w:abstractNum w:abstractNumId="22" w15:restartNumberingAfterBreak="0">
+  <w:abstractNum w:abstractNumId="23" w15:restartNumberingAfterBreak="0">
+    <w:nsid w:val="7BBC3B9C"/>
+    <w:multiLevelType w:val="hybridMultilevel"/>
+    <w:tmpl w:val="132CECD8"/>
+    <w:lvl w:ilvl="0" w:tplc="040E000F">
+      <w:start w:val="1"/>
+      <w:numFmt w:val="decimal"/>
+      <w:lvlText w:val="%1."/>
+      <w:lvlJc w:val="left"/>
+      <w:pPr>
+        <w:ind w:left="1440" w:hanging="360"/>
+      </w:pPr>
+    </w:lvl>
+    <w:lvl w:ilvl="1" w:tplc="040E0019" w:tentative="1">
+      <w:start w:val="1"/>
+      <w:numFmt w:val="lowerLetter"/>
+      <w:lvlText w:val="%2."/>
+      <w:lvlJc w:val="left"/>
+      <w:pPr>
+        <w:ind w:left="2160" w:hanging="360"/>
+      </w:pPr>
+    </w:lvl>
+    <w:lvl w:ilvl="2" w:tplc="040E001B" w:tentative="1">
+      <w:start w:val="1"/>
+      <w:numFmt w:val="lowerRoman"/>
+      <w:lvlText w:val="%3."/>
+      <w:lvlJc w:val="right"/>
+      <w:pPr>
+        <w:ind w:left="2880" w:hanging="180"/>
+      </w:pPr>
+    </w:lvl>
+    <w:lvl w:ilvl="3" w:tplc="040E000F" w:tentative="1">
+      <w:start w:val="1"/>
+      <w:numFmt w:val="decimal"/>
+      <w:lvlText w:val="%4."/>
+      <w:lvlJc w:val="left"/>
+      <w:pPr>
+        <w:ind w:left="3600" w:hanging="360"/>
+      </w:pPr>
+    </w:lvl>
+    <w:lvl w:ilvl="4" w:tplc="040E0019" w:tentative="1">
+      <w:start w:val="1"/>
+      <w:numFmt w:val="lowerLetter"/>
+      <w:lvlText w:val="%5."/>
+      <w:lvlJc w:val="left"/>
+      <w:pPr>
+        <w:ind w:left="4320" w:hanging="360"/>
+      </w:pPr>
+    </w:lvl>
+    <w:lvl w:ilvl="5" w:tplc="040E001B" w:tentative="1">
+      <w:start w:val="1"/>
+      <w:numFmt w:val="lowerRoman"/>
+      <w:lvlText w:val="%6."/>
+      <w:lvlJc w:val="right"/>
+      <w:pPr>
+        <w:ind w:left="5040" w:hanging="180"/>
+      </w:pPr>
+    </w:lvl>
+    <w:lvl w:ilvl="6" w:tplc="040E000F" w:tentative="1">
+      <w:start w:val="1"/>
+      <w:numFmt w:val="decimal"/>
+      <w:lvlText w:val="%7."/>
+      <w:lvlJc w:val="left"/>
+      <w:pPr>
+        <w:ind w:left="5760" w:hanging="360"/>
+      </w:pPr>
+    </w:lvl>
+    <w:lvl w:ilvl="7" w:tplc="040E0019" w:tentative="1">
+      <w:start w:val="1"/>
+      <w:numFmt w:val="lowerLetter"/>
+      <w:lvlText w:val="%8."/>
+      <w:lvlJc w:val="left"/>
+      <w:pPr>
+        <w:ind w:left="6480" w:hanging="360"/>
+      </w:pPr>
+    </w:lvl>
+    <w:lvl w:ilvl="8" w:tplc="040E001B" w:tentative="1">
+      <w:start w:val="1"/>
+      <w:numFmt w:val="lowerRoman"/>
+      <w:lvlText w:val="%9."/>
+      <w:lvlJc w:val="right"/>
+      <w:pPr>
+        <w:ind w:left="7200" w:hanging="180"/>
+      </w:pPr>
+    </w:lvl>
+  </w:abstractNum>
+  <w:abstractNum w:abstractNumId="24" w15:restartNumberingAfterBreak="0">
     <w:nsid w:val="7CE6451A"/>
     <w:multiLevelType w:val="multilevel"/>
     <w:tmpl w:val="907A15EC"/>
@@ -7160,7 +6710,7 @@
     <w:abstractNumId w:val="10"/>
   </w:num>
   <w:num w:numId="2" w16cid:durableId="270666714">
-    <w:abstractNumId w:val="21"/>
+    <w:abstractNumId w:val="22"/>
   </w:num>
   <w:num w:numId="3" w16cid:durableId="1333293560">
     <w:abstractNumId w:val="12"/>
@@ -7169,10 +6719,10 @@
     <w:abstractNumId w:val="17"/>
   </w:num>
   <w:num w:numId="5" w16cid:durableId="521818124">
-    <w:abstractNumId w:val="18"/>
+    <w:abstractNumId w:val="19"/>
   </w:num>
   <w:num w:numId="6" w16cid:durableId="713194525">
-    <w:abstractNumId w:val="19"/>
+    <w:abstractNumId w:val="20"/>
   </w:num>
   <w:num w:numId="7" w16cid:durableId="461656557">
     <w:abstractNumId w:val="14"/>
@@ -7184,13 +6734,13 @@
     <w:abstractNumId w:val="15"/>
   </w:num>
   <w:num w:numId="10" w16cid:durableId="920262004">
-    <w:abstractNumId w:val="22"/>
+    <w:abstractNumId w:val="24"/>
   </w:num>
   <w:num w:numId="11" w16cid:durableId="643239286">
     <w:abstractNumId w:val="16"/>
   </w:num>
   <w:num w:numId="12" w16cid:durableId="42411586">
-    <w:abstractNumId w:val="20"/>
+    <w:abstractNumId w:val="21"/>
   </w:num>
   <w:num w:numId="13" w16cid:durableId="451945629">
     <w:abstractNumId w:val="9"/>
@@ -7225,6 +6775,12 @@
   <w:num w:numId="23" w16cid:durableId="22293478">
     <w:abstractNumId w:val="13"/>
   </w:num>
+  <w:num w:numId="24" w16cid:durableId="2119257322">
+    <w:abstractNumId w:val="23"/>
+  </w:num>
+  <w:num w:numId="25" w16cid:durableId="832529666">
+    <w:abstractNumId w:val="18"/>
+  </w:num>
   <w:numIdMacAtCleanup w:val="12"/>
 </w:numbering>
 </file>
@@ -7242,7 +6798,7 @@
   </w:docDefaults>
   <w:latentStyles w:defLockedState="0" w:defUIPriority="0" w:defSemiHidden="0" w:defUnhideWhenUsed="0" w:defQFormat="0" w:count="376">
     <w:lsdException w:name="Normal" w:qFormat="1"/>
-    <w:lsdException w:name="heading 1" w:qFormat="1"/>
+    <w:lsdException w:name="heading 1" w:uiPriority="9" w:qFormat="1"/>
     <w:lsdException w:name="heading 2" w:qFormat="1"/>
     <w:lsdException w:name="heading 3" w:qFormat="1"/>
     <w:lsdException w:name="heading 4" w:qFormat="1"/>
@@ -7546,7 +7102,9 @@
     <w:name w:val="heading 1"/>
     <w:basedOn w:val="Norml"/>
     <w:next w:val="Norml"/>
+    <w:link w:val="Cmsor1Char"/>
     <w:autoRedefine/>
+    <w:uiPriority w:val="9"/>
     <w:qFormat/>
     <w:rsid w:val="0060343D"/>
     <w:pPr>
@@ -7569,6 +7127,7 @@
     <w:name w:val="heading 2"/>
     <w:basedOn w:val="Norml"/>
     <w:next w:val="Norml"/>
+    <w:link w:val="Cmsor2Char"/>
     <w:autoRedefine/>
     <w:qFormat/>
     <w:rsid w:val="0060343D"/>
@@ -7722,7 +7281,6 @@
   <w:style w:type="character" w:default="1" w:styleId="Bekezdsalapbettpusa">
     <w:name w:val="Default Paragraph Font"/>
     <w:uiPriority w:val="1"/>
-    <w:semiHidden/>
     <w:unhideWhenUsed/>
   </w:style>
   <w:style w:type="table" w:default="1" w:styleId="Normltblzat">
@@ -7988,7 +7546,7 @@
     <w:basedOn w:val="Norml"/>
     <w:autoRedefine/>
     <w:qFormat/>
-    <w:rsid w:val="00B96880"/>
+    <w:rsid w:val="000F458C"/>
     <w:pPr>
       <w:numPr>
         <w:numId w:val="1"/>
@@ -8592,6 +8150,58 @@
     <w:basedOn w:val="Norml"/>
     <w:rsid w:val="00B37891"/>
   </w:style>
+  <w:style w:type="character" w:styleId="Feloldatlanmegemlts">
+    <w:name w:val="Unresolved Mention"/>
+    <w:basedOn w:val="Bekezdsalapbettpusa"/>
+    <w:uiPriority w:val="99"/>
+    <w:semiHidden/>
+    <w:unhideWhenUsed/>
+    <w:rsid w:val="003D0D59"/>
+    <w:rPr>
+      <w:color w:val="605E5C"/>
+      <w:shd w:val="clear" w:color="auto" w:fill="E1DFDD"/>
+    </w:rPr>
+  </w:style>
+  <w:style w:type="character" w:styleId="Mrltotthiperhivatkozs">
+    <w:name w:val="FollowedHyperlink"/>
+    <w:basedOn w:val="Bekezdsalapbettpusa"/>
+    <w:rsid w:val="002A215A"/>
+    <w:rPr>
+      <w:color w:val="954F72" w:themeColor="followedHyperlink"/>
+      <w:u w:val="single"/>
+    </w:rPr>
+  </w:style>
+  <w:style w:type="character" w:customStyle="1" w:styleId="Cmsor1Char">
+    <w:name w:val="Címsor 1 Char"/>
+    <w:basedOn w:val="Bekezdsalapbettpusa"/>
+    <w:link w:val="Cmsor1"/>
+    <w:uiPriority w:val="9"/>
+    <w:rsid w:val="004548CE"/>
+    <w:rPr>
+      <w:rFonts w:cs="Arial"/>
+      <w:b/>
+      <w:bCs/>
+      <w:kern w:val="32"/>
+      <w:sz w:val="36"/>
+      <w:szCs w:val="32"/>
+      <w:lang w:eastAsia="en-US"/>
+    </w:rPr>
+  </w:style>
+  <w:style w:type="character" w:customStyle="1" w:styleId="Cmsor2Char">
+    <w:name w:val="Címsor 2 Char"/>
+    <w:basedOn w:val="Bekezdsalapbettpusa"/>
+    <w:link w:val="Cmsor2"/>
+    <w:rsid w:val="00492EF4"/>
+    <w:rPr>
+      <w:rFonts w:cs="Arial"/>
+      <w:b/>
+      <w:bCs/>
+      <w:iCs/>
+      <w:sz w:val="32"/>
+      <w:szCs w:val="28"/>
+      <w:lang w:eastAsia="en-US"/>
+    </w:rPr>
+  </w:style>
 </w:styles>
 </file>
 
@@ -8894,10 +8504,251 @@
 <b:Sources xmlns:b="http://schemas.openxmlformats.org/officeDocument/2006/bibliography" xmlns="http://schemas.openxmlformats.org/officeDocument/2006/bibliography" SelectedStyle="\APA.XSL" StyleName="APA"/>
 </file>
 
+<file path=customXml/item2.xml><?xml version="1.0" encoding="utf-8"?>
+<ct:contentTypeSchema xmlns:ct="http://schemas.microsoft.com/office/2006/metadata/contentType" xmlns:ma="http://schemas.microsoft.com/office/2006/metadata/properties/metaAttributes" ct:_="" ma:_="" ma:contentTypeName="Dokumentum" ma:contentTypeID="0x01010059E9921F3FED7448889E956F6C46F45F" ma:contentTypeVersion="11" ma:contentTypeDescription="Új dokumentum létrehozása." ma:contentTypeScope="" ma:versionID="f7fc8c7585cecd05c93b31d4d7c91e92">
+  <xsd:schema xmlns:xsd="http://www.w3.org/2001/XMLSchema" xmlns:xs="http://www.w3.org/2001/XMLSchema" xmlns:p="http://schemas.microsoft.com/office/2006/metadata/properties" xmlns:ns3="35edeac0-6f94-42ad-9f17-855b76c7ca8d" targetNamespace="http://schemas.microsoft.com/office/2006/metadata/properties" ma:root="true" ma:fieldsID="256c9709d40606f6370dcbdcdef7a1b0" ns3:_="">
+    <xsd:import namespace="35edeac0-6f94-42ad-9f17-855b76c7ca8d"/>
+    <xsd:element name="properties">
+      <xsd:complexType>
+        <xsd:sequence>
+          <xsd:element name="documentManagement">
+            <xsd:complexType>
+              <xsd:all>
+                <xsd:element ref="ns3:MediaServiceMetadata" minOccurs="0"/>
+                <xsd:element ref="ns3:MediaServiceFastMetadata" minOccurs="0"/>
+                <xsd:element ref="ns3:MediaServiceSearchProperties" minOccurs="0"/>
+                <xsd:element ref="ns3:MediaServiceObjectDetectorVersions" minOccurs="0"/>
+                <xsd:element ref="ns3:MediaServiceDateTaken" minOccurs="0"/>
+                <xsd:element ref="ns3:MediaServiceSystemTags" minOccurs="0"/>
+                <xsd:element ref="ns3:MediaServiceGenerationTime" minOccurs="0"/>
+                <xsd:element ref="ns3:MediaServiceEventHashCode" minOccurs="0"/>
+                <xsd:element ref="ns3:MediaLengthInSeconds" minOccurs="0"/>
+                <xsd:element ref="ns3:_activity" minOccurs="0"/>
+                <xsd:element ref="ns3:MediaServiceOCR" minOccurs="0"/>
+              </xsd:all>
+            </xsd:complexType>
+          </xsd:element>
+        </xsd:sequence>
+      </xsd:complexType>
+    </xsd:element>
+  </xsd:schema>
+  <xsd:schema xmlns:xsd="http://www.w3.org/2001/XMLSchema" xmlns:xs="http://www.w3.org/2001/XMLSchema" xmlns:dms="http://schemas.microsoft.com/office/2006/documentManagement/types" xmlns:pc="http://schemas.microsoft.com/office/infopath/2007/PartnerControls" targetNamespace="35edeac0-6f94-42ad-9f17-855b76c7ca8d" elementFormDefault="qualified">
+    <xsd:import namespace="http://schemas.microsoft.com/office/2006/documentManagement/types"/>
+    <xsd:import namespace="http://schemas.microsoft.com/office/infopath/2007/PartnerControls"/>
+    <xsd:element name="MediaServiceMetadata" ma:index="8" nillable="true" ma:displayName="MediaServiceMetadata" ma:hidden="true" ma:internalName="MediaServiceMetadata" ma:readOnly="true">
+      <xsd:simpleType>
+        <xsd:restriction base="dms:Note"/>
+      </xsd:simpleType>
+    </xsd:element>
+    <xsd:element name="MediaServiceFastMetadata" ma:index="9" nillable="true" ma:displayName="MediaServiceFastMetadata" ma:hidden="true" ma:internalName="MediaServiceFastMetadata" ma:readOnly="true">
+      <xsd:simpleType>
+        <xsd:restriction base="dms:Note"/>
+      </xsd:simpleType>
+    </xsd:element>
+    <xsd:element name="MediaServiceSearchProperties" ma:index="10" nillable="true" ma:displayName="MediaServiceSearchProperties" ma:hidden="true" ma:internalName="MediaServiceSearchProperties" ma:readOnly="true">
+      <xsd:simpleType>
+        <xsd:restriction base="dms:Note"/>
+      </xsd:simpleType>
+    </xsd:element>
+    <xsd:element name="MediaServiceObjectDetectorVersions" ma:index="11" nillable="true" ma:displayName="MediaServiceObjectDetectorVersions" ma:hidden="true" ma:indexed="true" ma:internalName="MediaServiceObjectDetectorVersions" ma:readOnly="true">
+      <xsd:simpleType>
+        <xsd:restriction base="dms:Text"/>
+      </xsd:simpleType>
+    </xsd:element>
+    <xsd:element name="MediaServiceDateTaken" ma:index="12" nillable="true" ma:displayName="MediaServiceDateTaken" ma:hidden="true" ma:indexed="true" ma:internalName="MediaServiceDateTaken" ma:readOnly="true">
+      <xsd:simpleType>
+        <xsd:restriction base="dms:Text"/>
+      </xsd:simpleType>
+    </xsd:element>
+    <xsd:element name="MediaServiceSystemTags" ma:index="13" nillable="true" ma:displayName="MediaServiceSystemTags" ma:hidden="true" ma:internalName="MediaServiceSystemTags" ma:readOnly="true">
+      <xsd:simpleType>
+        <xsd:restriction base="dms:Note"/>
+      </xsd:simpleType>
+    </xsd:element>
+    <xsd:element name="MediaServiceGenerationTime" ma:index="14" nillable="true" ma:displayName="MediaServiceGenerationTime" ma:hidden="true" ma:internalName="MediaServiceGenerationTime" ma:readOnly="true">
+      <xsd:simpleType>
+        <xsd:restriction base="dms:Text"/>
+      </xsd:simpleType>
+    </xsd:element>
+    <xsd:element name="MediaServiceEventHashCode" ma:index="15" nillable="true" ma:displayName="MediaServiceEventHashCode" ma:hidden="true" ma:internalName="MediaServiceEventHashCode" ma:readOnly="true">
+      <xsd:simpleType>
+        <xsd:restriction base="dms:Text"/>
+      </xsd:simpleType>
+    </xsd:element>
+    <xsd:element name="MediaLengthInSeconds" ma:index="16" nillable="true" ma:displayName="MediaLengthInSeconds" ma:hidden="true" ma:internalName="MediaLengthInSeconds" ma:readOnly="true">
+      <xsd:simpleType>
+        <xsd:restriction base="dms:Unknown"/>
+      </xsd:simpleType>
+    </xsd:element>
+    <xsd:element name="_activity" ma:index="17" nillable="true" ma:displayName="_activity" ma:hidden="true" ma:internalName="_activity">
+      <xsd:simpleType>
+        <xsd:restriction base="dms:Note"/>
+      </xsd:simpleType>
+    </xsd:element>
+    <xsd:element name="MediaServiceOCR" ma:index="18" nillable="true" ma:displayName="Extracted Text" ma:internalName="MediaServiceOCR" ma:readOnly="true">
+      <xsd:simpleType>
+        <xsd:restriction base="dms:Note">
+          <xsd:maxLength value="255"/>
+        </xsd:restriction>
+      </xsd:simpleType>
+    </xsd:element>
+  </xsd:schema>
+  <xsd:schema xmlns="http://schemas.openxmlformats.org/package/2006/metadata/core-properties" xmlns:xsd="http://www.w3.org/2001/XMLSchema" xmlns:xsi="http://www.w3.org/2001/XMLSchema-instance" xmlns:dc="http://purl.org/dc/elements/1.1/" xmlns:dcterms="http://purl.org/dc/terms/" xmlns:odoc="http://schemas.microsoft.com/internal/obd" targetNamespace="http://schemas.openxmlformats.org/package/2006/metadata/core-properties" elementFormDefault="qualified" attributeFormDefault="unqualified" blockDefault="#all">
+    <xsd:import namespace="http://purl.org/dc/elements/1.1/" schemaLocation="http://dublincore.org/schemas/xmls/qdc/2003/04/02/dc.xsd"/>
+    <xsd:import namespace="http://purl.org/dc/terms/" schemaLocation="http://dublincore.org/schemas/xmls/qdc/2003/04/02/dcterms.xsd"/>
+    <xsd:element name="coreProperties" type="CT_coreProperties"/>
+    <xsd:complexType name="CT_coreProperties">
+      <xsd:all>
+        <xsd:element ref="dc:creator" minOccurs="0" maxOccurs="1"/>
+        <xsd:element ref="dcterms:created" minOccurs="0" maxOccurs="1"/>
+        <xsd:element ref="dc:identifier" minOccurs="0" maxOccurs="1"/>
+        <xsd:element name="contentType" minOccurs="0" maxOccurs="1" type="xsd:string" ma:index="0" ma:displayName="Tartalomtípus"/>
+        <xsd:element ref="dc:title" minOccurs="0" maxOccurs="1" ma:index="4" ma:displayName="Cím"/>
+        <xsd:element ref="dc:subject" minOccurs="0" maxOccurs="1"/>
+        <xsd:element ref="dc:description" minOccurs="0" maxOccurs="1"/>
+        <xsd:element name="keywords" minOccurs="0" maxOccurs="1" type="xsd:string"/>
+        <xsd:element ref="dc:language" minOccurs="0" maxOccurs="1"/>
+        <xsd:element name="category" minOccurs="0" maxOccurs="1" type="xsd:string"/>
+        <xsd:element name="version" minOccurs="0" maxOccurs="1" type="xsd:string"/>
+        <xsd:element name="revision" minOccurs="0" maxOccurs="1" type="xsd:string">
+          <xsd:annotation>
+            <xsd:documentation>
+                        This value indicates the number of saves or revisions. The application is responsible for updating this value after each revision.
+                    </xsd:documentation>
+          </xsd:annotation>
+        </xsd:element>
+        <xsd:element name="lastModifiedBy" minOccurs="0" maxOccurs="1" type="xsd:string"/>
+        <xsd:element ref="dcterms:modified" minOccurs="0" maxOccurs="1"/>
+        <xsd:element name="contentStatus" minOccurs="0" maxOccurs="1" type="xsd:string"/>
+      </xsd:all>
+    </xsd:complexType>
+  </xsd:schema>
+  <xs:schema xmlns:pc="http://schemas.microsoft.com/office/infopath/2007/PartnerControls" xmlns:xs="http://www.w3.org/2001/XMLSchema" targetNamespace="http://schemas.microsoft.com/office/infopath/2007/PartnerControls" elementFormDefault="qualified" attributeFormDefault="unqualified">
+    <xs:element name="Person">
+      <xs:complexType>
+        <xs:sequence>
+          <xs:element ref="pc:DisplayName" minOccurs="0"/>
+          <xs:element ref="pc:AccountId" minOccurs="0"/>
+          <xs:element ref="pc:AccountType" minOccurs="0"/>
+        </xs:sequence>
+      </xs:complexType>
+    </xs:element>
+    <xs:element name="DisplayName" type="xs:string"/>
+    <xs:element name="AccountId" type="xs:string"/>
+    <xs:element name="AccountType" type="xs:string"/>
+    <xs:element name="BDCAssociatedEntity">
+      <xs:complexType>
+        <xs:sequence>
+          <xs:element ref="pc:BDCEntity" minOccurs="0" maxOccurs="unbounded"/>
+        </xs:sequence>
+        <xs:attribute ref="pc:EntityNamespace"/>
+        <xs:attribute ref="pc:EntityName"/>
+        <xs:attribute ref="pc:SystemInstanceName"/>
+        <xs:attribute ref="pc:AssociationName"/>
+      </xs:complexType>
+    </xs:element>
+    <xs:attribute name="EntityNamespace" type="xs:string"/>
+    <xs:attribute name="EntityName" type="xs:string"/>
+    <xs:attribute name="SystemInstanceName" type="xs:string"/>
+    <xs:attribute name="AssociationName" type="xs:string"/>
+    <xs:element name="BDCEntity">
+      <xs:complexType>
+        <xs:sequence>
+          <xs:element ref="pc:EntityDisplayName" minOccurs="0"/>
+          <xs:element ref="pc:EntityInstanceReference" minOccurs="0"/>
+          <xs:element ref="pc:EntityId1" minOccurs="0"/>
+          <xs:element ref="pc:EntityId2" minOccurs="0"/>
+          <xs:element ref="pc:EntityId3" minOccurs="0"/>
+          <xs:element ref="pc:EntityId4" minOccurs="0"/>
+          <xs:element ref="pc:EntityId5" minOccurs="0"/>
+        </xs:sequence>
+      </xs:complexType>
+    </xs:element>
+    <xs:element name="EntityDisplayName" type="xs:string"/>
+    <xs:element name="EntityInstanceReference" type="xs:string"/>
+    <xs:element name="EntityId1" type="xs:string"/>
+    <xs:element name="EntityId2" type="xs:string"/>
+    <xs:element name="EntityId3" type="xs:string"/>
+    <xs:element name="EntityId4" type="xs:string"/>
+    <xs:element name="EntityId5" type="xs:string"/>
+    <xs:element name="Terms">
+      <xs:complexType>
+        <xs:sequence>
+          <xs:element ref="pc:TermInfo" minOccurs="0" maxOccurs="unbounded"/>
+        </xs:sequence>
+      </xs:complexType>
+    </xs:element>
+    <xs:element name="TermInfo">
+      <xs:complexType>
+        <xs:sequence>
+          <xs:element ref="pc:TermName" minOccurs="0"/>
+          <xs:element ref="pc:TermId" minOccurs="0"/>
+        </xs:sequence>
+      </xs:complexType>
+    </xs:element>
+    <xs:element name="TermName" type="xs:string"/>
+    <xs:element name="TermId" type="xs:string"/>
+  </xs:schema>
+</ct:contentTypeSchema>
+</file>
+
+<file path=customXml/item3.xml><?xml version="1.0" encoding="utf-8"?>
+<?mso-contentType ?>
+<FormTemplates xmlns="http://schemas.microsoft.com/sharepoint/v3/contenttype/forms">
+  <Display>DocumentLibraryForm</Display>
+  <Edit>DocumentLibraryForm</Edit>
+  <New>DocumentLibraryForm</New>
+</FormTemplates>
+</file>
+
+<file path=customXml/item4.xml><?xml version="1.0" encoding="utf-8"?>
+<p:properties xmlns:p="http://schemas.microsoft.com/office/2006/metadata/properties" xmlns:xsi="http://www.w3.org/2001/XMLSchema-instance" xmlns:pc="http://schemas.microsoft.com/office/infopath/2007/PartnerControls">
+  <documentManagement>
+    <_activity xmlns="35edeac0-6f94-42ad-9f17-855b76c7ca8d" xsi:nil="true"/>
+  </documentManagement>
+</p:properties>
+</file>
+
 <file path=customXml/itemProps1.xml><?xml version="1.0" encoding="utf-8"?>
 <ds:datastoreItem xmlns:ds="http://schemas.openxmlformats.org/officeDocument/2006/customXml" ds:itemID="{F940B4AD-FD17-4462-BA72-19F589B77057}">
   <ds:schemaRefs>
     <ds:schemaRef ds:uri="http://schemas.openxmlformats.org/officeDocument/2006/bibliography"/>
   </ds:schemaRefs>
 </ds:datastoreItem>
+</file>
+
+<file path=customXml/itemProps2.xml><?xml version="1.0" encoding="utf-8"?>
+<ds:datastoreItem xmlns:ds="http://schemas.openxmlformats.org/officeDocument/2006/customXml" ds:itemID="{111755A4-E5E7-406F-B31B-66D82E720971}">
+  <ds:schemaRefs>
+    <ds:schemaRef ds:uri="http://schemas.microsoft.com/office/2006/metadata/contentType"/>
+    <ds:schemaRef ds:uri="http://schemas.microsoft.com/office/2006/metadata/properties/metaAttributes"/>
+    <ds:schemaRef ds:uri="http://www.w3.org/2001/XMLSchema"/>
+    <ds:schemaRef ds:uri="http://schemas.microsoft.com/office/2006/metadata/properties"/>
+    <ds:schemaRef ds:uri="35edeac0-6f94-42ad-9f17-855b76c7ca8d"/>
+    <ds:schemaRef ds:uri="http://schemas.microsoft.com/office/2006/documentManagement/types"/>
+    <ds:schemaRef ds:uri="http://schemas.microsoft.com/office/infopath/2007/PartnerControls"/>
+    <ds:schemaRef ds:uri="http://schemas.openxmlformats.org/package/2006/metadata/core-properties"/>
+    <ds:schemaRef ds:uri="http://purl.org/dc/elements/1.1/"/>
+    <ds:schemaRef ds:uri="http://purl.org/dc/terms/"/>
+    <ds:schemaRef ds:uri="http://schemas.microsoft.com/internal/obd"/>
+  </ds:schemaRefs>
+</ds:datastoreItem>
+</file>
+
+<file path=customXml/itemProps3.xml><?xml version="1.0" encoding="utf-8"?>
+<ds:datastoreItem xmlns:ds="http://schemas.openxmlformats.org/officeDocument/2006/customXml" ds:itemID="{1B66C08F-25B7-4BF6-A14E-B4B2AAB9C47B}">
+  <ds:schemaRefs>
+    <ds:schemaRef ds:uri="http://schemas.microsoft.com/sharepoint/v3/contenttype/forms"/>
+  </ds:schemaRefs>
+</ds:datastoreItem>
+</file>
+
+<file path=customXml/itemProps4.xml><?xml version="1.0" encoding="utf-8"?>
+<ds:datastoreItem xmlns:ds="http://schemas.openxmlformats.org/officeDocument/2006/customXml" ds:itemID="{BD667E9F-6C70-4013-9DA5-04F34833F60C}">
+  <ds:schemaRefs>
+    <ds:schemaRef ds:uri="http://schemas.microsoft.com/office/2006/metadata/properties"/>
+    <ds:schemaRef ds:uri="http://schemas.microsoft.com/office/infopath/2007/PartnerControls"/>
+    <ds:schemaRef ds:uri="35edeac0-6f94-42ad-9f17-855b76c7ca8d"/>
+  </ds:schemaRefs>
+</ds:datastoreItem>
 </file>